--- a/downloads/workbook/ai-4-week-08.docx
+++ b/downloads/workbook/ai-4-week-08.docx
@@ -1593,6 +1593,178 @@
         <w:t>Project connection: For your Responsible Plant Classifier, save the input, procedure, observed result and limitation of this check. Label this worked example as practice; use a different, previously unreviewed case when checking independent understanding.</w:t>
       </w:r>
     </w:p>
+    <w:p>
+      <w:pPr>
+        <w:pStyle w:val="Heading1"/>
+      </w:pPr>
+      <w:r>
+        <w:t>24. Project portfolio milestone</w:t>
+      </w:r>
+    </w:p>
+    <w:p>
+      <w:r>
+        <w:t>Project: Responsible Plant Classifier</w:t>
+      </w:r>
+    </w:p>
+    <w:p>
+      <w:r>
+        <w:t>Current milestone: Make a transparent first version. Keep a trace of how one input becomes an output; explain the rule or learned component.</w:t>
+      </w:r>
+    </w:p>
+    <w:p>
+      <w:r>
+        <w:t>For your Responsible Plant Classifier, save the input, procedure, observed result and limitation of this check. Label this worked example as practice; use a different, previously unreviewed case when checking independent understanding.</w:t>
+      </w:r>
+    </w:p>
+    <w:tbl>
+      <w:tblPr>
+        <w:tblStyle w:val="LightShading-Accent1"/>
+        <w:tblW w:type="auto" w:w="0"/>
+        <w:tblLook w:firstColumn="1" w:firstRow="1" w:lastColumn="0" w:lastRow="0" w:noHBand="0" w:noVBand="1" w:val="04A0"/>
+      </w:tblPr>
+      <w:tblGrid>
+        <w:gridCol w:w="5112"/>
+        <w:gridCol w:w="5112"/>
+      </w:tblGrid>
+      <w:tr>
+        <w:trPr>
+          <w:tblHeader/>
+        </w:trPr>
+        <w:tc>
+          <w:tcPr>
+            <w:tcW w:type="dxa" w:w="5112"/>
+          </w:tcPr>
+          <w:p>
+            <w:r>
+              <w:t>Evidence to keep</w:t>
+            </w:r>
+          </w:p>
+        </w:tc>
+        <w:tc>
+          <w:tcPr>
+            <w:tcW w:type="dxa" w:w="5112"/>
+          </w:tcPr>
+          <w:p>
+            <w:r>
+              <w:t>My record</w:t>
+            </w:r>
+          </w:p>
+        </w:tc>
+      </w:tr>
+      <w:tr>
+        <w:tc>
+          <w:tcPr>
+            <w:tcW w:type="dxa" w:w="5112"/>
+          </w:tcPr>
+          <w:p>
+            <w:r>
+              <w:t>This week’s input and deciding step</w:t>
+            </w:r>
+          </w:p>
+        </w:tc>
+        <w:tc>
+          <w:tcPr>
+            <w:tcW w:type="dxa" w:w="5112"/>
+          </w:tcPr>
+          <w:p>
+            <w:r/>
+          </w:p>
+        </w:tc>
+      </w:tr>
+      <w:tr>
+        <w:tc>
+          <w:tcPr>
+            <w:tcW w:type="dxa" w:w="5112"/>
+          </w:tcPr>
+          <w:p>
+            <w:r>
+              <w:t>Prediction and actual result (or labelled paper trace)</w:t>
+            </w:r>
+          </w:p>
+        </w:tc>
+        <w:tc>
+          <w:tcPr>
+            <w:tcW w:type="dxa" w:w="5112"/>
+          </w:tcPr>
+          <w:p>
+            <w:r/>
+          </w:p>
+        </w:tc>
+      </w:tr>
+      <w:tr>
+        <w:tc>
+          <w:tcPr>
+            <w:tcW w:type="dxa" w:w="5112"/>
+          </w:tcPr>
+          <w:p>
+            <w:r>
+              <w:t>One change since the previous checkpoint and why</w:t>
+            </w:r>
+          </w:p>
+        </w:tc>
+        <w:tc>
+          <w:tcPr>
+            <w:tcW w:type="dxa" w:w="5112"/>
+          </w:tcPr>
+          <w:p>
+            <w:r/>
+          </w:p>
+        </w:tc>
+      </w:tr>
+      <w:tr>
+        <w:tc>
+          <w:tcPr>
+            <w:tcW w:type="dxa" w:w="5112"/>
+          </w:tcPr>
+          <w:p>
+            <w:r>
+              <w:t>One error or limit and the next test</w:t>
+            </w:r>
+          </w:p>
+        </w:tc>
+        <w:tc>
+          <w:tcPr>
+            <w:tcW w:type="dxa" w:w="5112"/>
+          </w:tcPr>
+          <w:p>
+            <w:r/>
+          </w:p>
+        </w:tc>
+      </w:tr>
+    </w:tbl>
+    <w:p>
+      <w:pPr>
+        <w:pStyle w:val="Heading3"/>
+      </w:pPr>
+      <w:r>
+        <w:t>Explain what this week adds to your project. Reuse last week’s record rather than starting again.</w:t>
+      </w:r>
+    </w:p>
+    <w:p>
+      <w:r>
+        <w:t>________________________________________________________________</w:t>
+      </w:r>
+    </w:p>
+    <w:p>
+      <w:r>
+        <w:t>________________________________________________________________</w:t>
+      </w:r>
+    </w:p>
+    <w:p>
+      <w:r>
+        <w:t>________________________________________________________________</w:t>
+      </w:r>
+    </w:p>
+    <w:p>
+      <w:r>
+        <w:t>________________________________________________________________</w:t>
+      </w:r>
+    </w:p>
+    <w:p>
+      <w:r>
+        <w:t>________________________________________________________________</w:t>
+      </w:r>
+    </w:p>
     <w:sectPr>
       <w:pgSz w:w="12240" w:h="15840"/>
       <w:pgMar w:top="936" w:right="1008" w:bottom="936" w:left="1008" w:header="720" w:footer="720" w:gutter="0"/>

--- a/downloads/workbook/ai-4-week-08.docx
+++ b/downloads/workbook/ai-4-week-08.docx
@@ -1765,6 +1765,248 @@
         <w:t>________________________________________________________________</w:t>
       </w:r>
     </w:p>
+    <w:p>
+      <w:pPr>
+        <w:pStyle w:val="Heading1"/>
+      </w:pPr>
+      <w:r>
+        <w:t>25. Supported practice and learning evidence</w:t>
+      </w:r>
+    </w:p>
+    <w:p>
+      <w:r>
+        <w:t>Use this supported practice once, in the browser or on paper. Keep the reserved independent assessment for a separate first attempt before teacher feedback.</w:t>
+      </w:r>
+    </w:p>
+    <w:p>
+      <w:r>
+        <w:t>Split by plant identity when testing generalisation to new plants.</w:t>
+      </w:r>
+    </w:p>
+    <w:p>
+      <w:pPr>
+        <w:pStyle w:val="Heading3"/>
+      </w:pPr>
+      <w:r>
+        <w:t>Practice 1: explain the deciding evidence</w:t>
+      </w:r>
+    </w:p>
+    <w:p>
+      <w:r>
+        <w:t>Which labelled step matches this detail? The final test probes one unseen plant, not three independent plants.</w:t>
+      </w:r>
+    </w:p>
+    <w:p>
+      <w:r>
+        <w:t>1. Assign groups</w:t>
+      </w:r>
+    </w:p>
+    <w:p>
+      <w:r>
+        <w:t>2. State claim</w:t>
+      </w:r>
+    </w:p>
+    <w:p>
+      <w:r>
+        <w:t>3. Group related views</w:t>
+      </w:r>
+    </w:p>
+    <w:p>
+      <w:pPr>
+        <w:pStyle w:val="Heading3"/>
+      </w:pPr>
+      <w:r>
+        <w:t>My selected conclusion, deciding fact and explanation</w:t>
+      </w:r>
+    </w:p>
+    <w:p>
+      <w:r>
+        <w:t>________________________________________________________________</w:t>
+      </w:r>
+    </w:p>
+    <w:p>
+      <w:r>
+        <w:t>________________________________________________________________</w:t>
+      </w:r>
+    </w:p>
+    <w:p>
+      <w:r>
+        <w:t>________________________________________________________________</w:t>
+      </w:r>
+    </w:p>
+    <w:p>
+      <w:r>
+        <w:t>________________________________________________________________</w:t>
+      </w:r>
+    </w:p>
+    <w:p>
+      <w:r>
+        <w:t>________________________________________________________________</w:t>
+      </w:r>
+    </w:p>
+    <w:p>
+      <w:r>
+        <w:t>Hint if needed: Read the steps in the pictorial case. Match the supplied detail to the stage that performs or records it.</w:t>
+      </w:r>
+    </w:p>
+    <w:p>
+      <w:r>
+        <w:t>After your attempt, compare with the supported explanation: State claim The final test probes one unseen plant, not three independent plants. Read the picture in order. The final test probes one unseen plant, not three independent plants. The arrows show which recorded input or intermediate result each decision uses. Explain the deciding step aloud before checking the changed case; pointing to the final answer alone does not show how it follows.</w:t>
+      </w:r>
+    </w:p>
+    <w:p>
+      <w:pPr>
+        <w:pStyle w:val="Heading3"/>
+      </w:pPr>
+      <w:r>
+        <w:t>Practice 2: explain the deciding evidence</w:t>
+      </w:r>
+    </w:p>
+    <w:p>
+      <w:r>
+        <w:t>Changed-case practice: Move Fir’s first view into training while retaining its other two in test. Which conclusion is supported by the supplied facts?</w:t>
+      </w:r>
+    </w:p>
+    <w:p>
+      <w:r>
+        <w:t>1. This one example guarantees correct results for every future input.</w:t>
+      </w:r>
+    </w:p>
+    <w:p>
+      <w:r>
+        <w:t>2. We can decide the result without examining the changed input or the procedure.</w:t>
+      </w:r>
+    </w:p>
+    <w:p>
+      <w:r>
+        <w:t>3. The unseen-plant evaluation is compromised.</w:t>
+      </w:r>
+    </w:p>
+    <w:p>
+      <w:pPr>
+        <w:pStyle w:val="Heading3"/>
+      </w:pPr>
+      <w:r>
+        <w:t>My selected conclusion, deciding fact and explanation</w:t>
+      </w:r>
+    </w:p>
+    <w:p>
+      <w:r>
+        <w:t>________________________________________________________________</w:t>
+      </w:r>
+    </w:p>
+    <w:p>
+      <w:r>
+        <w:t>________________________________________________________________</w:t>
+      </w:r>
+    </w:p>
+    <w:p>
+      <w:r>
+        <w:t>________________________________________________________________</w:t>
+      </w:r>
+    </w:p>
+    <w:p>
+      <w:r>
+        <w:t>________________________________________________________________</w:t>
+      </w:r>
+    </w:p>
+    <w:p>
+      <w:r>
+        <w:t>________________________________________________________________</w:t>
+      </w:r>
+    </w:p>
+    <w:p>
+      <w:r>
+        <w:t>Hint if needed: Use the changed condition and the deciding step in the pictorial trace. The answer must say what follows from those facts.</w:t>
+      </w:r>
+    </w:p>
+    <w:p>
+      <w:r>
+        <w:t>After your attempt, compare with the supported explanation: The unseen-plant evaluation is compromised. Fir’s identity now appears in training; different view IDs do not remove the shared plant relationship.</w:t>
+      </w:r>
+    </w:p>
+    <w:p>
+      <w:pPr>
+        <w:pStyle w:val="Heading3"/>
+      </w:pPr>
+      <w:r>
+        <w:t>Repair a missing building block</w:t>
+      </w:r>
+    </w:p>
+    <w:p>
+      <w:r>
+        <w:t>Review Sampling and Intended Use (ai-4/7). Goal: Inspect row meaning missing values and repeated records. Short practice: Which collection would address the intended-use gap most directly? Point to the relevant step in the picture, then write the changed result and the rule or evidence that supports it.. Return to this week and explain what you changed.</w:t>
+      </w:r>
+    </w:p>
+    <w:p>
+      <w:r>
+        <w:t>Review Inspect Before Modeling (ai-4/5). Goal: Inspect row meaning missing values and repeated records. Short practice: Which original information should the inspection log preserve? Point to the relevant step in the picture, then write the changed result and the rule or evidence that supports it.. Return to this week and explain what you changed.</w:t>
+      </w:r>
+    </w:p>
+    <w:p>
+      <w:r>
+        <w:t>Review Features, Labels, Targets (ai-4/2). Goal: Separate prediction inputs from observed targets. Short practice: Why can a historical table contain a field that is an invalid input? Point to the relevant step in the picture, then write the changed result and the rule or evidence that supports it.. Return to this week and explain what you changed.</w:t>
+      </w:r>
+    </w:p>
+    <w:p>
+      <w:pPr>
+        <w:pStyle w:val="Heading3"/>
+      </w:pPr>
+      <w:r>
+        <w:t>Predict, run and debug</w:t>
+      </w:r>
+    </w:p>
+    <w:p>
+      <w:r>
+        <w:t>The browser lab lets you edit the supported Python examples already included in this lesson. Predict first, run, inspect the actual output or error, change one input, then run again. Keep code, predictions, actual results and a reasoned revision together. On paper, label your result as a trace rather than an execution.</w:t>
+      </w:r>
+    </w:p>
+    <w:p>
+      <w:pPr>
+        <w:pStyle w:val="Heading3"/>
+      </w:pPr>
+      <w:r>
+        <w:t>Keep your completed work</w:t>
+      </w:r>
+    </w:p>
+    <w:p>
+      <w:r>
+        <w:t>Use Download completed work in the hosted lesson to export your answers, reflections, practice feedback and code-run evidence. Open the HTML copy to read or print it. Drafts stay in this browser when storage is available; clear drafts on a shared device.</w:t>
+      </w:r>
+    </w:p>
+    <w:p>
+      <w:pPr>
+        <w:pStyle w:val="Heading3"/>
+      </w:pPr>
+      <w:r>
+        <w:t>What I repaired, the evidence I kept and the next test</w:t>
+      </w:r>
+    </w:p>
+    <w:p>
+      <w:r>
+        <w:t>________________________________________________________________</w:t>
+      </w:r>
+    </w:p>
+    <w:p>
+      <w:r>
+        <w:t>________________________________________________________________</w:t>
+      </w:r>
+    </w:p>
+    <w:p>
+      <w:r>
+        <w:t>________________________________________________________________</w:t>
+      </w:r>
+    </w:p>
+    <w:p>
+      <w:r>
+        <w:t>________________________________________________________________</w:t>
+      </w:r>
+    </w:p>
+    <w:p>
+      <w:r>
+        <w:t>________________________________________________________________</w:t>
+      </w:r>
+    </w:p>
     <w:sectPr>
       <w:pgSz w:w="12240" w:h="15840"/>
       <w:pgMar w:top="936" w:right="1008" w:bottom="936" w:left="1008" w:header="720" w:footer="720" w:gutter="0"/>

--- a/downloads/workbook/ai-4-week-08.docx
+++ b/downloads/workbook/ai-4-week-08.docx
@@ -30,6 +30,17 @@
     </w:p>
     <w:p>
       <w:r>
+        <w:t>Record your starting explanation for Leakage before opening notes. Show any later correction separately.</w:t>
+      </w:r>
+    </w:p>
+    <w:p>
+      <w:pPr>
+        <w:spacing w:line="336" w:lineRule="auto" w:after="180"/>
+      </w:pPr>
+      <w:r>
+        <w:rPr>
+          <w:b w:val="0"/>
+        </w:rPr>
         <w:t>Try the recall before opening notes. Then use a different colour or a labelled second line to correct your explanation.</w:t>
       </w:r>
     </w:p>
@@ -42,7 +53,13 @@
       </w:r>
     </w:p>
     <w:p>
-      <w:r>
+      <w:pPr>
+        <w:spacing w:line="336" w:lineRule="auto" w:after="180"/>
+      </w:pPr>
+      <w:r>
+        <w:rPr>
+          <w:b w:val="0"/>
+        </w:rPr>
         <w:t>Without opening the old lesson, explain one key idea from Sampling and Intended Use. Give an example and a mistake that the idea helps you avoid.</w:t>
       </w:r>
     </w:p>
@@ -78,7 +95,13 @@
       </w:r>
     </w:p>
     <w:p>
-      <w:r>
+      <w:pPr>
+        <w:spacing w:line="336" w:lineRule="auto" w:after="180"/>
+      </w:pPr>
+      <w:r>
+        <w:rPr>
+          <w:b w:val="0"/>
+        </w:rPr>
         <w:t>Without opening the old lesson, explain one key idea from Inspect Before Modeling. Give an example and a mistake that the idea helps you avoid.</w:t>
       </w:r>
     </w:p>
@@ -114,7 +137,13 @@
       </w:r>
     </w:p>
     <w:p>
-      <w:r>
+      <w:pPr>
+        <w:spacing w:line="336" w:lineRule="auto" w:after="180"/>
+      </w:pPr>
+      <w:r>
+        <w:rPr>
+          <w:b w:val="0"/>
+        </w:rPr>
         <w:t>Without opening the old lesson, explain one key idea from Features, Labels, Targets. Give an example and a mistake that the idea helps you avoid.</w:t>
       </w:r>
     </w:p>
@@ -151,7 +180,30 @@
     </w:p>
     <w:p>
       <w:r>
-        <w:t>Use W2: Distinguish frames from groups for Splits and related examples. Record the answer once; the lesson and workbook refer to the same attempt.</w:t>
+        <w:t>Complete the supported Leakage trace and record the first step you can explain without help.</w:t>
+      </w:r>
+    </w:p>
+    <w:p>
+      <w:pPr>
+        <w:spacing w:line="336" w:lineRule="auto" w:after="180"/>
+      </w:pPr>
+      <w:r>
+        <w:rPr>
+          <w:b w:val="0"/>
+        </w:rPr>
+        <w:t xml:space="preserve">Use W2: Distinguish frames from </w:t>
+      </w:r>
+      <w:r>
+        <w:rPr>
+          <w:b/>
+        </w:rPr>
+        <w:t>group</w:t>
+      </w:r>
+      <w:r>
+        <w:rPr>
+          <w:b w:val="0"/>
+        </w:rPr>
+        <w:t>s for Splits and related examples. Record the answer once; the lesson and workbook refer to the same attempt.</w:t>
       </w:r>
     </w:p>
     <w:tbl>
@@ -279,7 +331,29 @@
     </w:p>
     <w:p>
       <w:r>
-        <w:t>Use the worked case for Splits and related examples. Proposed explanation: “Different row IDs mean independent examples”. Decide whether this explanation is supported. Point to the step or supplied fact that decides; explain your repair if needed.</w:t>
+        <w:t>Check the proposed Leakage explanation against the supplied facts before discussing it.</w:t>
+      </w:r>
+    </w:p>
+    <w:p>
+      <w:pPr>
+        <w:spacing w:line="336" w:lineRule="auto" w:after="180"/>
+      </w:pPr>
+      <w:r>
+        <w:rPr>
+          <w:b w:val="0"/>
+        </w:rPr>
+        <w:t>Use the worked case for Splits and related examples. Proposed explanation: “Different row IDs mean independent examples”. Decide whether this explanation is supported.</w:t>
+      </w:r>
+    </w:p>
+    <w:p>
+      <w:pPr>
+        <w:spacing w:line="336" w:lineRule="auto" w:after="180"/>
+      </w:pPr>
+      <w:r>
+        <w:rPr>
+          <w:b w:val="0"/>
+        </w:rPr>
+        <w:t>Point to the step or supplied fact that decides; explain your repair if needed.</w:t>
       </w:r>
     </w:p>
     <w:p>
@@ -319,6 +393,11 @@
       </w:r>
     </w:p>
     <w:p>
+      <w:r>
+        <w:t>Write one first attempt at the reserved independent case before feedback. Repeated copies of that case refer to the same recorded attempt.</w:t>
+      </w:r>
+    </w:p>
+    <w:p>
       <w:pPr>
         <w:pStyle w:val="Heading3"/>
       </w:pPr>
@@ -327,8 +406,38 @@
       </w:r>
     </w:p>
     <w:p>
-      <w:r>
-        <w:t>Each of five plants has four photos. A random photo split puts different views of every plant in both training and test sets. Explain the problem and repair.</w:t>
+      <w:pPr>
+        <w:spacing w:line="336" w:lineRule="auto" w:after="180"/>
+      </w:pPr>
+      <w:r>
+        <w:rPr>
+          <w:b w:val="0"/>
+        </w:rPr>
+        <w:t xml:space="preserve">Each of five plants has four photos. A random photo split puts different views of every plant in both </w:t>
+      </w:r>
+      <w:r>
+        <w:rPr>
+          <w:b/>
+        </w:rPr>
+        <w:t>training</w:t>
+      </w:r>
+      <w:r>
+        <w:rPr>
+          <w:b w:val="0"/>
+        </w:rPr>
+        <w:t xml:space="preserve"> and </w:t>
+      </w:r>
+      <w:r>
+        <w:rPr>
+          <w:b/>
+        </w:rPr>
+        <w:t>test set</w:t>
+      </w:r>
+      <w:r>
+        <w:rPr>
+          <w:b w:val="0"/>
+        </w:rPr>
+        <w:t>s. Explain the problem and repair.</w:t>
       </w:r>
     </w:p>
     <w:p>
@@ -375,7 +484,13 @@
       </w:r>
     </w:p>
     <w:p>
-      <w:r>
+      <w:pPr>
+        <w:spacing w:line="336" w:lineRule="auto" w:after="180"/>
+      </w:pPr>
+      <w:r>
+        <w:rPr>
+          <w:b w:val="0"/>
+        </w:rPr>
         <w:t>Attempt this case before feedback. Record any help. Earlier examples below are further practice; a case already practised with feedback cannot establish fresh transfer.</w:t>
       </w:r>
     </w:p>
@@ -389,7 +504,30 @@
     </w:p>
     <w:p>
       <w:r>
-        <w:t>Five photos of each leaf are randomly split by file into train and test. Why can accuracy be optimistic? Give a corrected grouping rule.</w:t>
+        <w:t>Connect the Leakage target to a trace and a justified conclusion.</w:t>
+      </w:r>
+    </w:p>
+    <w:p>
+      <w:pPr>
+        <w:spacing w:line="336" w:lineRule="auto" w:after="180"/>
+      </w:pPr>
+      <w:r>
+        <w:rPr>
+          <w:b w:val="0"/>
+        </w:rPr>
+        <w:t xml:space="preserve">Five photos of each leaf are randomly split by file into train and test. Why can accuracy be optimistic? Give a corrected </w:t>
+      </w:r>
+      <w:r>
+        <w:rPr>
+          <w:b/>
+        </w:rPr>
+        <w:t>group</w:t>
+      </w:r>
+      <w:r>
+        <w:rPr>
+          <w:b w:val="0"/>
+        </w:rPr>
+        <w:t>ing rule.</w:t>
       </w:r>
     </w:p>
     <w:p>
@@ -402,17 +540,58 @@
     </w:p>
     <w:p>
       <w:r>
+        <w:t>Solve the supplied Leakage case and show the deciding evidence.</w:t>
+      </w:r>
+    </w:p>
+    <w:p>
+      <w:pPr>
+        <w:spacing w:line="336" w:lineRule="auto" w:after="180"/>
+      </w:pPr>
+      <w:r>
+        <w:rPr>
+          <w:b w:val="0"/>
+        </w:rPr>
         <w:t>Ten photos per leaf are randomly split so one leaf appears in train and test.</w:t>
       </w:r>
     </w:p>
     <w:p>
-      <w:r>
-        <w:t>Explain and repair leakage.</w:t>
-      </w:r>
-    </w:p>
-    <w:p>
-      <w:r>
-        <w:t>Show your trace, calculation or evidence</w:t>
+      <w:pPr>
+        <w:spacing w:line="336" w:lineRule="auto" w:after="180"/>
+      </w:pPr>
+      <w:r>
+        <w:rPr>
+          <w:b w:val="0"/>
+        </w:rPr>
+        <w:t xml:space="preserve">Explain and repair </w:t>
+      </w:r>
+      <w:r>
+        <w:rPr>
+          <w:b/>
+        </w:rPr>
+        <w:t>leakage</w:t>
+      </w:r>
+      <w:r>
+        <w:rPr>
+          <w:b w:val="0"/>
+        </w:rPr>
+        <w:t>.</w:t>
+      </w:r>
+    </w:p>
+    <w:p>
+      <w:pPr>
+        <w:spacing w:line="336" w:lineRule="auto" w:after="180"/>
+      </w:pPr>
+      <w:r>
+        <w:rPr>
+          <w:b w:val="0"/>
+        </w:rPr>
+        <w:t xml:space="preserve">Show your trace, calculation or </w:t>
+      </w:r>
+      <w:r>
+        <w:rPr>
+          <w:b/>
+        </w:rPr>
+        <w:t>evidence</w:t>
       </w:r>
     </w:p>
     <w:p>
@@ -458,11 +637,53 @@
     </w:p>
     <w:p>
       <w:r>
-        <w:t>A feature records the expert's final species decision, made after the prediction time. Why is this leakage, and what should happen to it?</w:t>
-      </w:r>
-    </w:p>
-    <w:p>
-      <w:r>
+        <w:t>Apply the procedure to the changed case and record why the conclusion follows.</w:t>
+      </w:r>
+    </w:p>
+    <w:p>
+      <w:pPr>
+        <w:spacing w:line="336" w:lineRule="auto" w:after="180"/>
+        <w:shd w:fill="F5F1FB"/>
+      </w:pPr>
+      <w:r>
+        <w:rPr>
+          <w:b w:val="0"/>
+        </w:rPr>
+        <w:t xml:space="preserve">A feature records the expert's final species decision, made after the </w:t>
+      </w:r>
+      <w:r>
+        <w:rPr>
+          <w:b/>
+        </w:rPr>
+        <w:t>prediction time</w:t>
+      </w:r>
+      <w:r>
+        <w:rPr>
+          <w:b w:val="0"/>
+        </w:rPr>
+        <w:t xml:space="preserve">. Why is this </w:t>
+      </w:r>
+      <w:r>
+        <w:rPr>
+          <w:b/>
+        </w:rPr>
+        <w:t>leakage</w:t>
+      </w:r>
+      <w:r>
+        <w:rPr>
+          <w:b w:val="0"/>
+        </w:rPr>
+        <w:t>, and what should happen to it?</w:t>
+      </w:r>
+    </w:p>
+    <w:p>
+      <w:pPr>
+        <w:spacing w:line="336" w:lineRule="auto" w:after="180"/>
+      </w:pPr>
+      <w:r>
+        <w:rPr>
+          <w:b w:val="0"/>
+        </w:rPr>
         <w:t>My independent answer and reason</w:t>
       </w:r>
     </w:p>
@@ -517,7 +738,30 @@
     </w:p>
     <w:p>
       <w:r>
-        <w:t>Create a changed input, boundary case or missing-information case. Write the expected answer or safe response before testing.</w:t>
+        <w:t>Specify a changed input, expected result and observation separately.</w:t>
+      </w:r>
+    </w:p>
+    <w:p>
+      <w:pPr>
+        <w:spacing w:line="336" w:lineRule="auto" w:after="180"/>
+      </w:pPr>
+      <w:r>
+        <w:rPr>
+          <w:b w:val="0"/>
+        </w:rPr>
+        <w:t xml:space="preserve">Create a changed </w:t>
+      </w:r>
+      <w:r>
+        <w:rPr>
+          <w:b/>
+        </w:rPr>
+        <w:t>input</w:t>
+      </w:r>
+      <w:r>
+        <w:rPr>
+          <w:b w:val="0"/>
+        </w:rPr>
+        <w:t>, boundary case or missing-information case. Write the expected answer or safe response before testing.</w:t>
       </w:r>
     </w:p>
     <w:tbl>
@@ -646,12 +890,53 @@
     </w:p>
     <w:p>
       <w:r>
-        <w:t>Audit filenames, metadata, post-diagnosis fields, and duplicate plant identities; record every removed leakage path.</w:t>
-      </w:r>
-    </w:p>
-    <w:p>
-      <w:r>
-        <w:t>The project change and evidence I will keep</w:t>
+        <w:t>Justify what Leakage adds to Responsible Plant Classifier and keep the evidence.</w:t>
+      </w:r>
+    </w:p>
+    <w:p>
+      <w:pPr>
+        <w:spacing w:line="336" w:lineRule="auto" w:after="180"/>
+      </w:pPr>
+      <w:r>
+        <w:rPr>
+          <w:b w:val="0"/>
+        </w:rPr>
+        <w:t xml:space="preserve">Audit filenames, metadata, post-diagnosis fields, and duplicate plant identities; record every removed </w:t>
+      </w:r>
+      <w:r>
+        <w:rPr>
+          <w:b/>
+        </w:rPr>
+        <w:t>leakage</w:t>
+      </w:r>
+      <w:r>
+        <w:rPr>
+          <w:b w:val="0"/>
+        </w:rPr>
+        <w:t xml:space="preserve"> path.</w:t>
+      </w:r>
+    </w:p>
+    <w:p>
+      <w:pPr>
+        <w:spacing w:line="336" w:lineRule="auto" w:after="180"/>
+      </w:pPr>
+      <w:r>
+        <w:rPr>
+          <w:b w:val="0"/>
+        </w:rPr>
+        <w:t xml:space="preserve">The project change and </w:t>
+      </w:r>
+      <w:r>
+        <w:rPr>
+          <w:b/>
+        </w:rPr>
+        <w:t>evidence</w:t>
+      </w:r>
+      <w:r>
+        <w:rPr>
+          <w:b w:val="0"/>
+        </w:rPr>
+        <w:t xml:space="preserve"> I will keep</w:t>
       </w:r>
     </w:p>
     <w:p>
@@ -697,11 +982,54 @@
     </w:p>
     <w:p>
       <w:r>
-        <w:t>I can explain the mechanism. I can show evidence. I can handle a changed case. I can name a limit. Mark each as not yet, with help or independently, and attach supporting work.</w:t>
-      </w:r>
-    </w:p>
-    <w:p>
-      <w:r>
+        <w:t>Judge explanation, evidence, transfer and limits separately; attach the work behind your judgement.</w:t>
+      </w:r>
+    </w:p>
+    <w:p>
+      <w:pPr>
+        <w:pStyle w:val="ListBullet"/>
+      </w:pPr>
+      <w:r>
+        <w:t>I can explain the mechanism.</w:t>
+      </w:r>
+    </w:p>
+    <w:p>
+      <w:pPr>
+        <w:pStyle w:val="ListBullet"/>
+      </w:pPr>
+      <w:r>
+        <w:t>I can show evidence.</w:t>
+      </w:r>
+    </w:p>
+    <w:p>
+      <w:pPr>
+        <w:pStyle w:val="ListBullet"/>
+      </w:pPr>
+      <w:r>
+        <w:t>I can handle a changed case.</w:t>
+      </w:r>
+    </w:p>
+    <w:p>
+      <w:pPr>
+        <w:pStyle w:val="ListBullet"/>
+      </w:pPr>
+      <w:r>
+        <w:t>I can name a limit.</w:t>
+      </w:r>
+    </w:p>
+    <w:p>
+      <w:r>
+        <w:t>Mark each as not yet, with help or independently, and attach supporting work.</w:t>
+      </w:r>
+    </w:p>
+    <w:p>
+      <w:pPr>
+        <w:spacing w:line="336" w:lineRule="auto" w:after="180"/>
+      </w:pPr>
+      <w:r>
+        <w:rPr>
+          <w:b w:val="0"/>
+        </w:rPr>
         <w:t>Teacher review ____________________  Next step ____________________</w:t>
       </w:r>
     </w:p>
@@ -715,7 +1043,30 @@
     </w:p>
     <w:p>
       <w:r>
-        <w:t>Five photos of each leaf are randomly split by file into train and test. Why can accuracy be optimistic? Give a corrected grouping rule.</w:t>
+        <w:t>Use this earlier case as transfer practice. A case already discussed with feedback is not fresh assessment evidence.</w:t>
+      </w:r>
+    </w:p>
+    <w:p>
+      <w:pPr>
+        <w:spacing w:line="336" w:lineRule="auto" w:after="180"/>
+      </w:pPr>
+      <w:r>
+        <w:rPr>
+          <w:b w:val="0"/>
+        </w:rPr>
+        <w:t xml:space="preserve">Five photos of each leaf are randomly split by file into train and test. Why can accuracy be optimistic? Give a corrected </w:t>
+      </w:r>
+      <w:r>
+        <w:rPr>
+          <w:b/>
+        </w:rPr>
+        <w:t>group</w:t>
+      </w:r>
+      <w:r>
+        <w:rPr>
+          <w:b w:val="0"/>
+        </w:rPr>
+        <w:t>ing rule.</w:t>
       </w:r>
     </w:p>
     <w:p>
@@ -762,7 +1113,13 @@
       </w:r>
     </w:p>
     <w:p>
-      <w:r>
+      <w:pPr>
+        <w:spacing w:line="336" w:lineRule="auto" w:after="180"/>
+      </w:pPr>
+      <w:r>
+        <w:rPr>
+          <w:b w:val="0"/>
+        </w:rPr>
         <w:t>Record support used: none, hint or teacher explanation.</w:t>
       </w:r>
     </w:p>
@@ -776,7 +1133,43 @@
     </w:p>
     <w:p>
       <w:r>
-        <w:t>Explain what training, validation and test sets are used for. What changes if you repeatedly choose a model using its test score?</w:t>
+        <w:t>Explain the three roles. Apply the supplied Leakage facts and keep your reasoning.</w:t>
+      </w:r>
+    </w:p>
+    <w:p>
+      <w:pPr>
+        <w:spacing w:line="336" w:lineRule="auto" w:after="180"/>
+        <w:shd w:fill="F5F1FB"/>
+      </w:pPr>
+      <w:r>
+        <w:rPr>
+          <w:b w:val="0"/>
+        </w:rPr>
+        <w:t xml:space="preserve">Explain what </w:t>
+      </w:r>
+      <w:r>
+        <w:rPr>
+          <w:b/>
+        </w:rPr>
+        <w:t>training</w:t>
+      </w:r>
+      <w:r>
+        <w:rPr>
+          <w:b w:val="0"/>
+        </w:rPr>
+        <w:t xml:space="preserve">, validation and </w:t>
+      </w:r>
+      <w:r>
+        <w:rPr>
+          <w:b/>
+        </w:rPr>
+        <w:t>test set</w:t>
+      </w:r>
+      <w:r>
+        <w:rPr>
+          <w:b w:val="0"/>
+        </w:rPr>
+        <w:t>s are used for. What changes if you repeatedly choose a model using its test score?</w:t>
       </w:r>
     </w:p>
     <w:p>
@@ -827,7 +1220,42 @@
     </w:p>
     <w:p>
       <w:r>
-        <w:t>For the worked A through F plan, give training, validation and test counts first in groups and then in rows. Interpret [] from the code and state one problem it cannot detect.</w:t>
+        <w:t>Distinguish frames from groups. Apply the supplied Leakage facts and keep your reasoning.</w:t>
+      </w:r>
+    </w:p>
+    <w:p>
+      <w:pPr>
+        <w:spacing w:line="336" w:lineRule="auto" w:after="180"/>
+      </w:pPr>
+      <w:r>
+        <w:rPr>
+          <w:b w:val="0"/>
+        </w:rPr>
+        <w:t xml:space="preserve">For the worked A through F plan, give </w:t>
+      </w:r>
+      <w:r>
+        <w:rPr>
+          <w:b/>
+        </w:rPr>
+        <w:t>training</w:t>
+      </w:r>
+      <w:r>
+        <w:rPr>
+          <w:b w:val="0"/>
+        </w:rPr>
+        <w:t xml:space="preserve">, validation and test counts first in </w:t>
+      </w:r>
+      <w:r>
+        <w:rPr>
+          <w:b/>
+        </w:rPr>
+        <w:t>group</w:t>
+      </w:r>
+      <w:r>
+        <w:rPr>
+          <w:b w:val="0"/>
+        </w:rPr>
+        <w:t>s and then in rows. Interpret [] from the code and state one problem it cannot detect.</w:t>
       </w:r>
     </w:p>
     <w:p>
@@ -878,7 +1306,30 @@
     </w:p>
     <w:p>
       <w:r>
-        <w:t>A1 and A2 are in training and A3 is in test. Explain why unique frame IDs and a fixed random seed do not fix this. Propose a repair and what to record.</w:t>
+        <w:t>Repair a related example leak. Apply the supplied Leakage facts and keep your reasoning.</w:t>
+      </w:r>
+    </w:p>
+    <w:p>
+      <w:pPr>
+        <w:spacing w:line="336" w:lineRule="auto" w:after="180"/>
+      </w:pPr>
+      <w:r>
+        <w:rPr>
+          <w:b w:val="0"/>
+        </w:rPr>
+        <w:t xml:space="preserve">A1 and A2 are in </w:t>
+      </w:r>
+      <w:r>
+        <w:rPr>
+          <w:b/>
+        </w:rPr>
+        <w:t>training</w:t>
+      </w:r>
+      <w:r>
+        <w:rPr>
+          <w:b w:val="0"/>
+        </w:rPr>
+        <w:t xml:space="preserve"> and A3 is in test. Explain why unique frame IDs and a fixed random seed do not fix this. Propose a repair and what to record.</w:t>
       </w:r>
     </w:p>
     <w:p>
@@ -929,7 +1380,77 @@
     </w:p>
     <w:p>
       <w:r>
-        <w:t>Eight frames come from trips P (P1 P2 P3), Q (Q1 Q2), R (R1), S (S1 S2). A proposed split is training P1 Q1 R1; validation P2 S1; test Q2 P3 S2. Identify shared groups for each pair of sets. Repair it by assigning P and Q to training, R to validation and S to test. List all frames in each role and give row and group counts. State one limit of the repaired plan.</w:t>
+        <w:t>Attempt before feedback. If this repeats the selected independent case, reuse that first attempt; otherwise keep a separate record. Audit and repair independently. Apply the supplied Leakage facts and keep your reasoning.</w:t>
+      </w:r>
+    </w:p>
+    <w:p>
+      <w:pPr>
+        <w:spacing w:line="336" w:lineRule="auto" w:after="180"/>
+      </w:pPr>
+      <w:r>
+        <w:rPr>
+          <w:b w:val="0"/>
+        </w:rPr>
+        <w:t xml:space="preserve">Eight frames come from trips P (P1 P2 P3), Q (Q1 Q2), R (R1), S (S1 S2). A proposed split is </w:t>
+      </w:r>
+      <w:r>
+        <w:rPr>
+          <w:b/>
+        </w:rPr>
+        <w:t>training</w:t>
+      </w:r>
+      <w:r>
+        <w:rPr>
+          <w:b w:val="0"/>
+        </w:rPr>
+        <w:t xml:space="preserve"> P1 Q1 R1; validation P2 S1; test Q2 P3 S2. Identify shared </w:t>
+      </w:r>
+      <w:r>
+        <w:rPr>
+          <w:b/>
+        </w:rPr>
+        <w:t>group</w:t>
+      </w:r>
+      <w:r>
+        <w:rPr>
+          <w:b w:val="0"/>
+        </w:rPr>
+        <w:t>s for each pair of sets.</w:t>
+      </w:r>
+    </w:p>
+    <w:p>
+      <w:pPr>
+        <w:spacing w:line="336" w:lineRule="auto" w:after="180"/>
+      </w:pPr>
+      <w:r>
+        <w:rPr>
+          <w:b w:val="0"/>
+        </w:rPr>
+        <w:t xml:space="preserve">Repair it by assigning P and Q to </w:t>
+      </w:r>
+      <w:r>
+        <w:rPr>
+          <w:b/>
+        </w:rPr>
+        <w:t>training</w:t>
+      </w:r>
+      <w:r>
+        <w:rPr>
+          <w:b w:val="0"/>
+        </w:rPr>
+        <w:t xml:space="preserve">, R to validation and S to test. List all frames in each role and give row and </w:t>
+      </w:r>
+      <w:r>
+        <w:rPr>
+          <w:b/>
+        </w:rPr>
+        <w:t>group</w:t>
+      </w:r>
+      <w:r>
+        <w:rPr>
+          <w:b w:val="0"/>
+        </w:rPr>
+        <w:t xml:space="preserve"> counts. State one limit of the repaired plan.</w:t>
       </w:r>
     </w:p>
     <w:p>
@@ -990,7 +1511,31 @@
     </w:p>
     <w:p>
       <w:r>
-        <w:t>A model will be evaluated on new routes. Route North has trips A and B; route South has C and D. A proposed split trains on A and C and tests on B and D. Explain the problem and give a route-based alternative. Is this enough for a strong performance claim?</w:t>
+        <w:t>Match separation to the claim. Apply the supplied Leakage facts and keep your reasoning.</w:t>
+      </w:r>
+    </w:p>
+    <w:p>
+      <w:pPr>
+        <w:spacing w:line="336" w:lineRule="auto" w:after="180"/>
+        <w:shd w:fill="F5F1FB"/>
+      </w:pPr>
+      <w:r>
+        <w:rPr>
+          <w:b w:val="0"/>
+        </w:rPr>
+        <w:t>A model will be evaluated on new routes. Route North has trips A and B; route South has C and D. A proposed split trains on A and C and tests on B and D. Explain the problem and give a route-based alternative.</w:t>
+      </w:r>
+    </w:p>
+    <w:p>
+      <w:pPr>
+        <w:spacing w:line="336" w:lineRule="auto" w:after="180"/>
+        <w:shd w:fill="F5F1FB"/>
+      </w:pPr>
+      <w:r>
+        <w:rPr>
+          <w:b w:val="0"/>
+        </w:rPr>
+        <w:t>Is this enough for a strong performance claim?</w:t>
       </w:r>
     </w:p>
     <w:p>
@@ -1041,7 +1586,54 @@
     </w:p>
     <w:p>
       <w:r>
-        <w:t>Using A,B,C, give the minimum, maximum and range for each feature. Transform all three training rows and query (11,120). Explain which rows supplied the scale.</w:t>
+        <w:t>Use the supplied Leakage task to record your reasoning, evidence and next step.</w:t>
+      </w:r>
+    </w:p>
+    <w:p>
+      <w:pPr>
+        <w:spacing w:line="336" w:lineRule="auto" w:after="180"/>
+      </w:pPr>
+      <w:r>
+        <w:rPr>
+          <w:b w:val="0"/>
+        </w:rPr>
+        <w:t xml:space="preserve">Using A,B,C, give the minimum, maximum and </w:t>
+      </w:r>
+      <w:r>
+        <w:rPr>
+          <w:b/>
+        </w:rPr>
+        <w:t>range</w:t>
+      </w:r>
+      <w:r>
+        <w:rPr>
+          <w:b w:val="0"/>
+        </w:rPr>
+        <w:t xml:space="preserve"> for each feature. </w:t>
+      </w:r>
+      <w:r>
+        <w:rPr>
+          <w:b/>
+        </w:rPr>
+        <w:t>Transform</w:t>
+      </w:r>
+      <w:r>
+        <w:rPr>
+          <w:b w:val="0"/>
+        </w:rPr>
+        <w:t xml:space="preserve"> all three </w:t>
+      </w:r>
+      <w:r>
+        <w:rPr>
+          <w:b/>
+        </w:rPr>
+        <w:t>training</w:t>
+      </w:r>
+      <w:r>
+        <w:rPr>
+          <w:b w:val="0"/>
+        </w:rPr>
+        <w:t xml:space="preserve"> rows and query (11,120). Explain which rows supplied the scale.</w:t>
       </w:r>
     </w:p>
     <w:p>
@@ -1092,7 +1684,43 @@
     </w:p>
     <w:p>
       <w:r>
-        <w:t>For query (11,120), calculate raw and scaled distances to A,B,C. Give both k=1 predictions. Does this prove that scaling always improves predictions?</w:t>
+        <w:t>Use the supplied Leakage task to record your reasoning, evidence and next step.</w:t>
+      </w:r>
+    </w:p>
+    <w:p>
+      <w:pPr>
+        <w:spacing w:line="336" w:lineRule="auto" w:after="180"/>
+        <w:shd w:fill="F5F1FB"/>
+      </w:pPr>
+      <w:r>
+        <w:rPr>
+          <w:b w:val="0"/>
+        </w:rPr>
+        <w:t xml:space="preserve">For query (11,120), calculate raw and scaled distances to A,B,C. Give both k=1 </w:t>
+      </w:r>
+      <w:r>
+        <w:rPr>
+          <w:b/>
+        </w:rPr>
+        <w:t>prediction</w:t>
+      </w:r>
+      <w:r>
+        <w:rPr>
+          <w:b w:val="0"/>
+        </w:rPr>
+        <w:t xml:space="preserve">s. Does this prove that scaling always improves </w:t>
+      </w:r>
+      <w:r>
+        <w:rPr>
+          <w:b/>
+        </w:rPr>
+        <w:t>prediction</w:t>
+      </w:r>
+      <w:r>
+        <w:rPr>
+          <w:b w:val="0"/>
+        </w:rPr>
+        <w:t>s?</w:t>
       </w:r>
     </w:p>
     <w:p>
@@ -1143,7 +1771,36 @@
     </w:p>
     <w:p>
       <w:r>
-        <w:t>Transform (12,80) using the stored training scale. Explain the negative value and why validation must not fit its own scale. Give the worked validation and baseline scores.</w:t>
+        <w:t>Use the supplied Leakage task to record your reasoning, evidence and next step.</w:t>
+      </w:r>
+    </w:p>
+    <w:p>
+      <w:pPr>
+        <w:spacing w:line="336" w:lineRule="auto" w:after="180"/>
+      </w:pPr>
+      <w:r>
+        <w:rPr>
+          <w:b/>
+        </w:rPr>
+        <w:t>Transform</w:t>
+      </w:r>
+      <w:r>
+        <w:rPr>
+          <w:b w:val="0"/>
+        </w:rPr>
+        <w:t xml:space="preserve"> (12,80) using the stored </w:t>
+      </w:r>
+      <w:r>
+        <w:rPr>
+          <w:b/>
+        </w:rPr>
+        <w:t>training</w:t>
+      </w:r>
+      <w:r>
+        <w:rPr>
+          <w:b w:val="0"/>
+        </w:rPr>
+        <w:t xml:space="preserve"> scale. Explain the negative value and why validation must not fit its own scale. Give the worked validation and baseline scores.</w:t>
       </w:r>
     </w:p>
     <w:p>
@@ -1194,7 +1851,83 @@
     </w:p>
     <w:p>
       <w:r>
-        <w:t>New training rows are P (20,1000) clear, Q (40,600) blocked, R (40,1000) blocked. Fit minima and ranges. For query (22,680), show transformed features, raw and scaled distances to P,Q,R, and both k=1 predictions. Transform new row (50,520) with the same scale.</w:t>
+        <w:t>Use the supplied Leakage task to record your reasoning, evidence and next step.</w:t>
+      </w:r>
+    </w:p>
+    <w:p>
+      <w:pPr>
+        <w:spacing w:line="336" w:lineRule="auto" w:after="180"/>
+      </w:pPr>
+      <w:r>
+        <w:rPr>
+          <w:b w:val="0"/>
+        </w:rPr>
+        <w:t xml:space="preserve">New </w:t>
+      </w:r>
+      <w:r>
+        <w:rPr>
+          <w:b/>
+        </w:rPr>
+        <w:t>training</w:t>
+      </w:r>
+      <w:r>
+        <w:rPr>
+          <w:b w:val="0"/>
+        </w:rPr>
+        <w:t xml:space="preserve"> rows are P (20,1000) clear, Q (40,600) blocked, R (40,1000) blocked. Fit minima and </w:t>
+      </w:r>
+      <w:r>
+        <w:rPr>
+          <w:b/>
+        </w:rPr>
+        <w:t>range</w:t>
+      </w:r>
+      <w:r>
+        <w:rPr>
+          <w:b w:val="0"/>
+        </w:rPr>
+        <w:t xml:space="preserve">s. For query (22,680), show </w:t>
+      </w:r>
+      <w:r>
+        <w:rPr>
+          <w:b/>
+        </w:rPr>
+        <w:t>transform</w:t>
+      </w:r>
+      <w:r>
+        <w:rPr>
+          <w:b w:val="0"/>
+        </w:rPr>
+        <w:t xml:space="preserve">ed features, raw and scaled distances to P,Q,R, and both k=1 </w:t>
+      </w:r>
+      <w:r>
+        <w:rPr>
+          <w:b/>
+        </w:rPr>
+        <w:t>prediction</w:t>
+      </w:r>
+      <w:r>
+        <w:rPr>
+          <w:b w:val="0"/>
+        </w:rPr>
+        <w:t>s.</w:t>
+      </w:r>
+    </w:p>
+    <w:p>
+      <w:pPr>
+        <w:spacing w:line="336" w:lineRule="auto" w:after="180"/>
+      </w:pPr>
+      <w:r>
+        <w:rPr>
+          <w:b/>
+        </w:rPr>
+        <w:t>Transform</w:t>
+      </w:r>
+      <w:r>
+        <w:rPr>
+          <w:b w:val="0"/>
+        </w:rPr>
+        <w:t xml:space="preserve"> new row (50,520) with the same scale.</w:t>
       </w:r>
     </w:p>
     <w:p>
@@ -1255,7 +1988,54 @@
     </w:p>
     <w:p>
       <w:r>
-        <w:t>A learner fits scales using training plus validation features but no labels. Another divides by a zero training range. Explain both problems and give a recorded repair for each.</w:t>
+        <w:t>Use the supplied Leakage task to record your reasoning, evidence and next step.</w:t>
+      </w:r>
+    </w:p>
+    <w:p>
+      <w:pPr>
+        <w:spacing w:line="336" w:lineRule="auto" w:after="180"/>
+      </w:pPr>
+      <w:r>
+        <w:rPr>
+          <w:b w:val="0"/>
+        </w:rPr>
+        <w:t xml:space="preserve">A learner fits scales using </w:t>
+      </w:r>
+      <w:r>
+        <w:rPr>
+          <w:b/>
+        </w:rPr>
+        <w:t>training</w:t>
+      </w:r>
+      <w:r>
+        <w:rPr>
+          <w:b w:val="0"/>
+        </w:rPr>
+        <w:t xml:space="preserve"> plus validation features but no labels. Another divides by a zero </w:t>
+      </w:r>
+      <w:r>
+        <w:rPr>
+          <w:b/>
+        </w:rPr>
+        <w:t>training</w:t>
+      </w:r>
+      <w:r>
+        <w:rPr>
+          <w:b w:val="0"/>
+        </w:rPr>
+        <w:t xml:space="preserve"> </w:t>
+      </w:r>
+      <w:r>
+        <w:rPr>
+          <w:b/>
+        </w:rPr>
+        <w:t>range</w:t>
+      </w:r>
+      <w:r>
+        <w:rPr>
+          <w:b w:val="0"/>
+        </w:rPr>
+        <w:t>. Explain both problems and give a recorded repair for each.</w:t>
       </w:r>
     </w:p>
     <w:p>
@@ -1302,6 +2082,11 @@
       </w:pPr>
       <w:r>
         <w:t>22. Feedback, return check and learning record</w:t>
+      </w:r>
+    </w:p>
+    <w:p>
+      <w:r>
+        <w:t>Record the first repaired step and a different case to revisit after a delay.</w:t>
       </w:r>
     </w:p>
     <w:tbl>
@@ -1441,7 +2226,13 @@
       </w:tr>
     </w:tbl>
     <w:p>
-      <w:r>
+      <w:pPr>
+        <w:spacing w:line="336" w:lineRule="auto" w:after="180"/>
+      </w:pPr>
+      <w:r>
+        <w:rPr>
+          <w:b w:val="0"/>
+        </w:rPr>
         <w:t>Revisit this idea with your teacher after a delay. Familiarity is different from explaining and using it on a changed case.</w:t>
       </w:r>
     </w:p>
@@ -1455,17 +2246,52 @@
     </w:p>
     <w:p>
       <w:r>
+        <w:t>Split by plant identity when testing generalisation to new plants. Explain the labelled step before checking the changed condition.</w:t>
+      </w:r>
+    </w:p>
+    <w:p>
+      <w:pPr>
+        <w:spacing w:line="336" w:lineRule="auto" w:after="180"/>
+      </w:pPr>
+      <w:r>
+        <w:rPr>
+          <w:b w:val="0"/>
+        </w:rPr>
         <w:t>Split by plant identity when testing generalisation to new plants.</w:t>
       </w:r>
     </w:p>
     <w:p>
-      <w:r>
+      <w:pPr>
+        <w:spacing w:line="336" w:lineRule="auto" w:after="180"/>
+      </w:pPr>
+      <w:r>
+        <w:rPr>
+          <w:b w:val="0"/>
+        </w:rPr>
         <w:t>Plants Cedar, Elm and Fir each have three views. Aim: recognise previously unseen plants. Plan: Cedar and Elm train; Fir final test.</w:t>
       </w:r>
     </w:p>
     <w:p>
-      <w:r>
-        <w:t>All inputs and outcomes in this worked example are invented classroom data; no real model run is claimed.</w:t>
+      <w:pPr>
+        <w:spacing w:line="336" w:lineRule="auto" w:after="180"/>
+      </w:pPr>
+      <w:r>
+        <w:rPr>
+          <w:b w:val="0"/>
+        </w:rPr>
+        <w:t xml:space="preserve">All </w:t>
+      </w:r>
+      <w:r>
+        <w:rPr>
+          <w:b/>
+        </w:rPr>
+        <w:t>input</w:t>
+      </w:r>
+      <w:r>
+        <w:rPr>
+          <w:b w:val="0"/>
+        </w:rPr>
+        <w:t>s and outcomes in this worked example are invented classroom data; no real model run is claimed.</w:t>
       </w:r>
     </w:p>
     <w:p>
@@ -1541,8 +2367,26 @@
       </w:r>
     </w:p>
     <w:p>
-      <w:r>
-        <w:t>How many independently new plant identities are in the original test? Point to the relevant step in the picture, then write the changed result and the rule or evidence that supports it.</w:t>
+      <w:pPr>
+        <w:spacing w:line="336" w:lineRule="auto" w:after="180"/>
+      </w:pPr>
+      <w:r>
+        <w:rPr>
+          <w:b w:val="0"/>
+        </w:rPr>
+        <w:t xml:space="preserve">How many independently new plant identities are in the original test? Point to the relevant step in the picture, then write the changed result and the rule or </w:t>
+      </w:r>
+      <w:r>
+        <w:rPr>
+          <w:b/>
+        </w:rPr>
+        <w:t>evidence</w:t>
+      </w:r>
+      <w:r>
+        <w:rPr>
+          <w:b w:val="0"/>
+        </w:rPr>
+        <w:t xml:space="preserve"> that supports it.</w:t>
       </w:r>
     </w:p>
     <w:p>
@@ -1584,13 +2428,69 @@
       </w:r>
     </w:p>
     <w:p>
-      <w:r>
-        <w:t>Support used: alone / hint / worked example. This record is practice evidence.</w:t>
-      </w:r>
-    </w:p>
-    <w:p>
-      <w:r>
-        <w:t>Project connection: For your Responsible Plant Classifier, save the input, procedure, observed result and limitation of this check. Label this worked example as practice; use a different, previously unreviewed case when checking independent understanding.</w:t>
+      <w:pPr>
+        <w:pStyle w:val="Heading3"/>
+      </w:pPr>
+      <w:r>
+        <w:t>Record the help used</w:t>
+      </w:r>
+    </w:p>
+    <w:p>
+      <w:pPr>
+        <w:spacing w:line="336" w:lineRule="auto" w:after="180"/>
+        <w:shd w:fill="F1F6F8"/>
+      </w:pPr>
+      <w:r>
+        <w:rPr>
+          <w:b w:val="0"/>
+        </w:rPr>
+        <w:t xml:space="preserve">Support used: alone / hint / worked example. This record is practice </w:t>
+      </w:r>
+      <w:r>
+        <w:rPr>
+          <w:b/>
+        </w:rPr>
+        <w:t>evidence</w:t>
+      </w:r>
+      <w:r>
+        <w:rPr>
+          <w:b w:val="0"/>
+        </w:rPr>
+        <w:t>.</w:t>
+      </w:r>
+    </w:p>
+    <w:p>
+      <w:pPr>
+        <w:spacing w:line="336" w:lineRule="auto" w:after="180"/>
+      </w:pPr>
+      <w:r>
+        <w:rPr>
+          <w:b w:val="0"/>
+        </w:rPr>
+        <w:t xml:space="preserve">Project connection: For your Responsible Plant Classifier, save the </w:t>
+      </w:r>
+      <w:r>
+        <w:rPr>
+          <w:b/>
+        </w:rPr>
+        <w:t>input</w:t>
+      </w:r>
+      <w:r>
+        <w:rPr>
+          <w:b w:val="0"/>
+        </w:rPr>
+        <w:t>, procedure, observed result and limitation of this check.</w:t>
+      </w:r>
+    </w:p>
+    <w:p>
+      <w:pPr>
+        <w:spacing w:line="336" w:lineRule="auto" w:after="180"/>
+      </w:pPr>
+      <w:r>
+        <w:rPr>
+          <w:b w:val="0"/>
+        </w:rPr>
+        <w:t>Label this worked example as practice; use a different, previously unreviewed case when checking independent understanding.</w:t>
       </w:r>
     </w:p>
     <w:p>
@@ -1603,17 +2503,87 @@
     </w:p>
     <w:p>
       <w:r>
+        <w:t>Keep this week’s input, deciding step, result and limit together in the Responsible Plant Classifier record.</w:t>
+      </w:r>
+    </w:p>
+    <w:p>
+      <w:pPr>
+        <w:spacing w:line="336" w:lineRule="auto" w:after="180"/>
+      </w:pPr>
+      <w:r>
+        <w:rPr>
+          <w:b w:val="0"/>
+        </w:rPr>
         <w:t>Project: Responsible Plant Classifier</w:t>
       </w:r>
     </w:p>
     <w:p>
-      <w:r>
-        <w:t>Current milestone: Make a transparent first version. Keep a trace of how one input becomes an output; explain the rule or learned component.</w:t>
-      </w:r>
-    </w:p>
-    <w:p>
-      <w:r>
-        <w:t>For your Responsible Plant Classifier, save the input, procedure, observed result and limitation of this check. Label this worked example as practice; use a different, previously unreviewed case when checking independent understanding.</w:t>
+      <w:pPr>
+        <w:spacing w:line="336" w:lineRule="auto" w:after="180"/>
+      </w:pPr>
+      <w:r>
+        <w:rPr>
+          <w:b w:val="0"/>
+        </w:rPr>
+        <w:t xml:space="preserve">Current milestone: Make a transparent first version. Keep a trace of how one </w:t>
+      </w:r>
+      <w:r>
+        <w:rPr>
+          <w:b/>
+        </w:rPr>
+        <w:t>input</w:t>
+      </w:r>
+      <w:r>
+        <w:rPr>
+          <w:b w:val="0"/>
+        </w:rPr>
+        <w:t xml:space="preserve"> becomes an </w:t>
+      </w:r>
+      <w:r>
+        <w:rPr>
+          <w:b/>
+        </w:rPr>
+        <w:t>output</w:t>
+      </w:r>
+      <w:r>
+        <w:rPr>
+          <w:b w:val="0"/>
+        </w:rPr>
+        <w:t>; explain the rule or learned component.</w:t>
+      </w:r>
+    </w:p>
+    <w:p>
+      <w:pPr>
+        <w:spacing w:line="336" w:lineRule="auto" w:after="180"/>
+      </w:pPr>
+      <w:r>
+        <w:rPr>
+          <w:b w:val="0"/>
+        </w:rPr>
+        <w:t xml:space="preserve">For your Responsible Plant Classifier, save the </w:t>
+      </w:r>
+      <w:r>
+        <w:rPr>
+          <w:b/>
+        </w:rPr>
+        <w:t>input</w:t>
+      </w:r>
+      <w:r>
+        <w:rPr>
+          <w:b w:val="0"/>
+        </w:rPr>
+        <w:t>, procedure, observed result and limitation of this check.</w:t>
+      </w:r>
+    </w:p>
+    <w:p>
+      <w:pPr>
+        <w:spacing w:line="336" w:lineRule="auto" w:after="180"/>
+      </w:pPr>
+      <w:r>
+        <w:rPr>
+          <w:b w:val="0"/>
+        </w:rPr>
+        <w:t>Label this worked example as practice; use a different, previously unreviewed case when checking independent understanding.</w:t>
       </w:r>
     </w:p>
     <w:tbl>
@@ -1775,11 +2745,28 @@
     </w:p>
     <w:p>
       <w:r>
+        <w:t>Try the supported questions before comparing with hints and feedback. Record what you repaired and the evidence you retained.</w:t>
+      </w:r>
+    </w:p>
+    <w:p>
+      <w:pPr>
+        <w:spacing w:line="336" w:lineRule="auto" w:after="180"/>
+      </w:pPr>
+      <w:r>
+        <w:rPr>
+          <w:b w:val="0"/>
+        </w:rPr>
         <w:t>Use this supported practice once, in the browser or on paper. Keep the reserved independent assessment for a separate first attempt before teacher feedback.</w:t>
       </w:r>
     </w:p>
     <w:p>
-      <w:r>
+      <w:pPr>
+        <w:spacing w:line="336" w:lineRule="auto" w:after="180"/>
+      </w:pPr>
+      <w:r>
+        <w:rPr>
+          <w:b w:val="0"/>
+        </w:rPr>
         <w:t>Split by plant identity when testing generalisation to new plants.</w:t>
       </w:r>
     </w:p>
@@ -1792,23 +2779,74 @@
       </w:r>
     </w:p>
     <w:p>
-      <w:r>
+      <w:pPr>
+        <w:spacing w:line="336" w:lineRule="auto" w:after="180"/>
+      </w:pPr>
+      <w:r>
+        <w:rPr>
+          <w:b w:val="0"/>
+        </w:rPr>
         <w:t>Which labelled step matches this detail? The final test probes one unseen plant, not three independent plants.</w:t>
       </w:r>
     </w:p>
     <w:p>
-      <w:r>
-        <w:t>1. Assign groups</w:t>
-      </w:r>
-    </w:p>
-    <w:p>
-      <w:r>
+      <w:pPr>
+        <w:spacing w:line="336" w:lineRule="auto" w:after="180"/>
+        <w:shd w:fill="F4F9FC"/>
+      </w:pPr>
+      <w:r>
+        <w:rPr>
+          <w:b w:val="0"/>
+        </w:rPr>
+        <w:t xml:space="preserve">1. Assign </w:t>
+      </w:r>
+      <w:r>
+        <w:rPr>
+          <w:b/>
+        </w:rPr>
+        <w:t>group</w:t>
+      </w:r>
+      <w:r>
+        <w:rPr>
+          <w:b w:val="0"/>
+        </w:rPr>
+        <w:t>s</w:t>
+      </w:r>
+    </w:p>
+    <w:p>
+      <w:pPr>
+        <w:spacing w:line="336" w:lineRule="auto" w:after="180"/>
+        <w:shd w:fill="F4F9FC"/>
+      </w:pPr>
+      <w:r>
+        <w:rPr>
+          <w:b w:val="0"/>
+        </w:rPr>
         <w:t>2. State claim</w:t>
       </w:r>
     </w:p>
     <w:p>
-      <w:r>
-        <w:t>3. Group related views</w:t>
+      <w:pPr>
+        <w:spacing w:line="336" w:lineRule="auto" w:after="180"/>
+        <w:shd w:fill="F4F9FC"/>
+      </w:pPr>
+      <w:r>
+        <w:rPr>
+          <w:b w:val="0"/>
+        </w:rPr>
+        <w:t xml:space="preserve">3. </w:t>
+      </w:r>
+      <w:r>
+        <w:rPr>
+          <w:b/>
+        </w:rPr>
+        <w:t>Group</w:t>
+      </w:r>
+      <w:r>
+        <w:rPr>
+          <w:b w:val="0"/>
+        </w:rPr>
+        <w:t xml:space="preserve"> related views</w:t>
       </w:r>
     </w:p>
     <w:p>
@@ -1845,40 +2883,178 @@
       </w:r>
     </w:p>
     <w:p>
-      <w:r>
+      <w:pPr>
+        <w:pStyle w:val="Heading3"/>
+      </w:pPr>
+      <w:r>
+        <w:t>Hint · try first</w:t>
+      </w:r>
+    </w:p>
+    <w:p>
+      <w:pPr>
+        <w:spacing w:line="336" w:lineRule="auto" w:after="180"/>
+        <w:shd w:fill="F1F6F8"/>
+      </w:pPr>
+      <w:r>
+        <w:rPr>
+          <w:b w:val="0"/>
+        </w:rPr>
         <w:t>Hint if needed: Read the steps in the pictorial case. Match the supplied detail to the stage that performs or records it.</w:t>
       </w:r>
     </w:p>
     <w:p>
-      <w:r>
-        <w:t>After your attempt, compare with the supported explanation: State claim The final test probes one unseen plant, not three independent plants. Read the picture in order. The final test probes one unseen plant, not three independent plants. The arrows show which recorded input or intermediate result each decision uses. Explain the deciding step aloud before checking the changed case; pointing to the final answer alone does not show how it follows.</w:t>
-      </w:r>
-    </w:p>
-    <w:p>
       <w:pPr>
         <w:pStyle w:val="Heading3"/>
       </w:pPr>
       <w:r>
+        <w:t>Feedback · compare after trying</w:t>
+      </w:r>
+    </w:p>
+    <w:p>
+      <w:pPr>
+        <w:spacing w:line="336" w:lineRule="auto" w:after="180"/>
+        <w:shd w:fill="F1F6FC"/>
+      </w:pPr>
+      <w:r>
+        <w:rPr>
+          <w:b w:val="0"/>
+        </w:rPr>
+        <w:t>After your attempt, compare with the supported explanation: State claim The final test probes one unseen plant, not three independent plants. Read the picture in order.</w:t>
+      </w:r>
+    </w:p>
+    <w:p>
+      <w:pPr>
+        <w:spacing w:line="336" w:lineRule="auto" w:after="180"/>
+        <w:shd w:fill="F1F6FC"/>
+      </w:pPr>
+      <w:r>
+        <w:rPr>
+          <w:b w:val="0"/>
+        </w:rPr>
+        <w:t xml:space="preserve">The final test probes one unseen plant, not three independent plants. The arrows show which recorded </w:t>
+      </w:r>
+      <w:r>
+        <w:rPr>
+          <w:b/>
+        </w:rPr>
+        <w:t>input</w:t>
+      </w:r>
+      <w:r>
+        <w:rPr>
+          <w:b w:val="0"/>
+        </w:rPr>
+        <w:t xml:space="preserve"> or intermediate result each decision uses.</w:t>
+      </w:r>
+    </w:p>
+    <w:p>
+      <w:pPr>
+        <w:spacing w:line="336" w:lineRule="auto" w:after="180"/>
+        <w:shd w:fill="F1F6FC"/>
+      </w:pPr>
+      <w:r>
+        <w:rPr>
+          <w:b w:val="0"/>
+        </w:rPr>
+        <w:t>Explain the deciding step aloud before checking the changed case; pointing to the final answer alone does not show how it follows.</w:t>
+      </w:r>
+    </w:p>
+    <w:p>
+      <w:pPr>
+        <w:pStyle w:val="Heading3"/>
+      </w:pPr>
+      <w:r>
         <w:t>Practice 2: explain the deciding evidence</w:t>
       </w:r>
     </w:p>
     <w:p>
-      <w:r>
-        <w:t>Changed-case practice: Move Fir’s first view into training while retaining its other two in test. Which conclusion is supported by the supplied facts?</w:t>
-      </w:r>
-    </w:p>
-    <w:p>
-      <w:r>
-        <w:t>1. This one example guarantees correct results for every future input.</w:t>
-      </w:r>
-    </w:p>
-    <w:p>
-      <w:r>
-        <w:t>2. We can decide the result without examining the changed input or the procedure.</w:t>
-      </w:r>
-    </w:p>
-    <w:p>
-      <w:r>
+      <w:pPr>
+        <w:pStyle w:val="Heading3"/>
+      </w:pPr>
+      <w:r>
+        <w:t>Changed case · predict first</w:t>
+      </w:r>
+    </w:p>
+    <w:p>
+      <w:pPr>
+        <w:spacing w:line="336" w:lineRule="auto" w:after="180"/>
+        <w:shd w:fill="F5F1FB"/>
+      </w:pPr>
+      <w:r>
+        <w:rPr>
+          <w:b w:val="0"/>
+        </w:rPr>
+        <w:t xml:space="preserve">Changed-case practice: Move Fir’s first view into </w:t>
+      </w:r>
+      <w:r>
+        <w:rPr>
+          <w:b/>
+        </w:rPr>
+        <w:t>training</w:t>
+      </w:r>
+      <w:r>
+        <w:rPr>
+          <w:b w:val="0"/>
+        </w:rPr>
+        <w:t xml:space="preserve"> while retaining its other two in test. Which conclusion is supported by the supplied facts?</w:t>
+      </w:r>
+    </w:p>
+    <w:p>
+      <w:pPr>
+        <w:spacing w:line="336" w:lineRule="auto" w:after="180"/>
+        <w:shd w:fill="F4F9FC"/>
+      </w:pPr>
+      <w:r>
+        <w:rPr>
+          <w:b w:val="0"/>
+        </w:rPr>
+        <w:t xml:space="preserve">1. This one example guarantees correct results for every future </w:t>
+      </w:r>
+      <w:r>
+        <w:rPr>
+          <w:b/>
+        </w:rPr>
+        <w:t>input</w:t>
+      </w:r>
+      <w:r>
+        <w:rPr>
+          <w:b w:val="0"/>
+        </w:rPr>
+        <w:t>.</w:t>
+      </w:r>
+    </w:p>
+    <w:p>
+      <w:pPr>
+        <w:spacing w:line="336" w:lineRule="auto" w:after="180"/>
+        <w:shd w:fill="F4F9FC"/>
+      </w:pPr>
+      <w:r>
+        <w:rPr>
+          <w:b w:val="0"/>
+        </w:rPr>
+        <w:t xml:space="preserve">2. We can decide the result without examining the changed </w:t>
+      </w:r>
+      <w:r>
+        <w:rPr>
+          <w:b/>
+        </w:rPr>
+        <w:t>input</w:t>
+      </w:r>
+      <w:r>
+        <w:rPr>
+          <w:b w:val="0"/>
+        </w:rPr>
+        <w:t xml:space="preserve"> or the procedure.</w:t>
+      </w:r>
+    </w:p>
+    <w:p>
+      <w:pPr>
+        <w:spacing w:line="336" w:lineRule="auto" w:after="180"/>
+        <w:shd w:fill="F4F9FC"/>
+      </w:pPr>
+      <w:r>
+        <w:rPr>
+          <w:b w:val="0"/>
+        </w:rPr>
         <w:t>3. The unseen-plant evaluation is compromised.</w:t>
       </w:r>
     </w:p>
@@ -1916,36 +3092,201 @@
       </w:r>
     </w:p>
     <w:p>
-      <w:r>
+      <w:pPr>
+        <w:pStyle w:val="Heading3"/>
+      </w:pPr>
+      <w:r>
+        <w:t>Hint · try first</w:t>
+      </w:r>
+    </w:p>
+    <w:p>
+      <w:pPr>
+        <w:spacing w:line="336" w:lineRule="auto" w:after="180"/>
+        <w:shd w:fill="F1F6F8"/>
+      </w:pPr>
+      <w:r>
+        <w:rPr>
+          <w:b w:val="0"/>
+        </w:rPr>
         <w:t>Hint if needed: Use the changed condition and the deciding step in the pictorial trace. The answer must say what follows from those facts.</w:t>
       </w:r>
     </w:p>
     <w:p>
-      <w:r>
-        <w:t>After your attempt, compare with the supported explanation: The unseen-plant evaluation is compromised. Fir’s identity now appears in training; different view IDs do not remove the shared plant relationship.</w:t>
-      </w:r>
-    </w:p>
-    <w:p>
       <w:pPr>
         <w:pStyle w:val="Heading3"/>
       </w:pPr>
       <w:r>
+        <w:t>Feedback · compare after trying</w:t>
+      </w:r>
+    </w:p>
+    <w:p>
+      <w:pPr>
+        <w:spacing w:line="336" w:lineRule="auto" w:after="180"/>
+        <w:shd w:fill="F1F6FC"/>
+      </w:pPr>
+      <w:r>
+        <w:rPr>
+          <w:b w:val="0"/>
+        </w:rPr>
+        <w:t xml:space="preserve">After your attempt, compare with the supported explanation: The unseen-plant evaluation is compromised. Fir’s identity now appears in </w:t>
+      </w:r>
+      <w:r>
+        <w:rPr>
+          <w:b/>
+        </w:rPr>
+        <w:t>training</w:t>
+      </w:r>
+      <w:r>
+        <w:rPr>
+          <w:b w:val="0"/>
+        </w:rPr>
+        <w:t>; different view IDs do not remove the shared plant relationship.</w:t>
+      </w:r>
+    </w:p>
+    <w:p>
+      <w:pPr>
+        <w:pStyle w:val="Heading3"/>
+      </w:pPr>
+      <w:r>
         <w:t>Repair a missing building block</w:t>
       </w:r>
     </w:p>
     <w:p>
-      <w:r>
-        <w:t>Review Sampling and Intended Use (ai-4/7). Goal: Inspect row meaning missing values and repeated records. Short practice: Which collection would address the intended-use gap most directly? Point to the relevant step in the picture, then write the changed result and the rule or evidence that supports it.. Return to this week and explain what you changed.</w:t>
-      </w:r>
-    </w:p>
-    <w:p>
-      <w:r>
-        <w:t>Review Inspect Before Modeling (ai-4/5). Goal: Inspect row meaning missing values and repeated records. Short practice: Which original information should the inspection log preserve? Point to the relevant step in the picture, then write the changed result and the rule or evidence that supports it.. Return to this week and explain what you changed.</w:t>
-      </w:r>
-    </w:p>
-    <w:p>
-      <w:r>
-        <w:t>Review Features, Labels, Targets (ai-4/2). Goal: Separate prediction inputs from observed targets. Short practice: Why can a historical table contain a field that is an invalid input? Point to the relevant step in the picture, then write the changed result and the rule or evidence that supports it.. Return to this week and explain what you changed.</w:t>
+      <w:pPr>
+        <w:spacing w:line="336" w:lineRule="auto" w:after="180"/>
+      </w:pPr>
+      <w:r>
+        <w:rPr>
+          <w:b w:val="0"/>
+        </w:rPr>
+        <w:t>Review Sampling and Intended Use (ai-4/7). Goal: Inspect row meaning missing values and repeated records. Short practice: Which collection would address the intended-use gap most directly?</w:t>
+      </w:r>
+    </w:p>
+    <w:p>
+      <w:pPr>
+        <w:spacing w:line="336" w:lineRule="auto" w:after="180"/>
+      </w:pPr>
+      <w:r>
+        <w:rPr>
+          <w:b w:val="0"/>
+        </w:rPr>
+        <w:t xml:space="preserve">Point to the relevant step in the picture, then write the changed result and the rule or </w:t>
+      </w:r>
+      <w:r>
+        <w:rPr>
+          <w:b/>
+        </w:rPr>
+        <w:t>evidence</w:t>
+      </w:r>
+      <w:r>
+        <w:rPr>
+          <w:b w:val="0"/>
+        </w:rPr>
+        <w:t xml:space="preserve"> that supports it.. Return to this week and explain what you changed.</w:t>
+      </w:r>
+    </w:p>
+    <w:p>
+      <w:pPr>
+        <w:spacing w:line="336" w:lineRule="auto" w:after="180"/>
+      </w:pPr>
+      <w:r>
+        <w:rPr>
+          <w:b w:val="0"/>
+        </w:rPr>
+        <w:t>Review Inspect Before Modeling (ai-4/5). Goal: Inspect row meaning missing values and repeated records. Short practice: Which original information should the inspection log preserve?</w:t>
+      </w:r>
+    </w:p>
+    <w:p>
+      <w:pPr>
+        <w:spacing w:line="336" w:lineRule="auto" w:after="180"/>
+      </w:pPr>
+      <w:r>
+        <w:rPr>
+          <w:b w:val="0"/>
+        </w:rPr>
+        <w:t xml:space="preserve">Point to the relevant step in the picture, then write the changed result and the rule or </w:t>
+      </w:r>
+      <w:r>
+        <w:rPr>
+          <w:b/>
+        </w:rPr>
+        <w:t>evidence</w:t>
+      </w:r>
+      <w:r>
+        <w:rPr>
+          <w:b w:val="0"/>
+        </w:rPr>
+        <w:t xml:space="preserve"> that supports it.. Return to this week and explain what you changed.</w:t>
+      </w:r>
+    </w:p>
+    <w:p>
+      <w:pPr>
+        <w:spacing w:line="336" w:lineRule="auto" w:after="180"/>
+      </w:pPr>
+      <w:r>
+        <w:rPr>
+          <w:b w:val="0"/>
+        </w:rPr>
+        <w:t xml:space="preserve">Review Features, Labels, Targets (ai-4/2). Goal: Separate </w:t>
+      </w:r>
+      <w:r>
+        <w:rPr>
+          <w:b/>
+        </w:rPr>
+        <w:t>prediction</w:t>
+      </w:r>
+      <w:r>
+        <w:rPr>
+          <w:b w:val="0"/>
+        </w:rPr>
+        <w:t xml:space="preserve"> </w:t>
+      </w:r>
+      <w:r>
+        <w:rPr>
+          <w:b/>
+        </w:rPr>
+        <w:t>input</w:t>
+      </w:r>
+      <w:r>
+        <w:rPr>
+          <w:b w:val="0"/>
+        </w:rPr>
+        <w:t xml:space="preserve">s from observed targets. Short practice: Why can a historical table contain a field that is an invalid </w:t>
+      </w:r>
+      <w:r>
+        <w:rPr>
+          <w:b/>
+        </w:rPr>
+        <w:t>input</w:t>
+      </w:r>
+      <w:r>
+        <w:rPr>
+          <w:b w:val="0"/>
+        </w:rPr>
+        <w:t>?</w:t>
+      </w:r>
+    </w:p>
+    <w:p>
+      <w:pPr>
+        <w:spacing w:line="336" w:lineRule="auto" w:after="180"/>
+      </w:pPr>
+      <w:r>
+        <w:rPr>
+          <w:b w:val="0"/>
+        </w:rPr>
+        <w:t xml:space="preserve">Point to the relevant step in the picture, then write the changed result and the rule or </w:t>
+      </w:r>
+      <w:r>
+        <w:rPr>
+          <w:b/>
+        </w:rPr>
+        <w:t>evidence</w:t>
+      </w:r>
+      <w:r>
+        <w:rPr>
+          <w:b w:val="0"/>
+        </w:rPr>
+        <w:t xml:space="preserve"> that supports it.. Return to this week and explain what you changed.</w:t>
       </w:r>
     </w:p>
     <w:p>
@@ -1957,8 +3298,61 @@
       </w:r>
     </w:p>
     <w:p>
-      <w:r>
-        <w:t>The browser lab lets you edit the supported Python examples already included in this lesson. Predict first, run, inspect the actual output or error, change one input, then run again. Keep code, predictions, actual results and a reasoned revision together. On paper, label your result as a trace rather than an execution.</w:t>
+      <w:pPr>
+        <w:spacing w:line="336" w:lineRule="auto" w:after="180"/>
+      </w:pPr>
+      <w:r>
+        <w:rPr>
+          <w:b w:val="0"/>
+        </w:rPr>
+        <w:t xml:space="preserve">The browser lab lets you edit the supported Python examples already included in this lesson. Predict first, run, inspect the actual </w:t>
+      </w:r>
+      <w:r>
+        <w:rPr>
+          <w:b/>
+        </w:rPr>
+        <w:t>output</w:t>
+      </w:r>
+      <w:r>
+        <w:rPr>
+          <w:b w:val="0"/>
+        </w:rPr>
+        <w:t xml:space="preserve"> or error, change one </w:t>
+      </w:r>
+      <w:r>
+        <w:rPr>
+          <w:b/>
+        </w:rPr>
+        <w:t>input</w:t>
+      </w:r>
+      <w:r>
+        <w:rPr>
+          <w:b w:val="0"/>
+        </w:rPr>
+        <w:t>, then run again.</w:t>
+      </w:r>
+    </w:p>
+    <w:p>
+      <w:pPr>
+        <w:spacing w:line="336" w:lineRule="auto" w:after="180"/>
+      </w:pPr>
+      <w:r>
+        <w:rPr>
+          <w:b w:val="0"/>
+        </w:rPr>
+        <w:t xml:space="preserve">Keep code, </w:t>
+      </w:r>
+      <w:r>
+        <w:rPr>
+          <w:b/>
+        </w:rPr>
+        <w:t>prediction</w:t>
+      </w:r>
+      <w:r>
+        <w:rPr>
+          <w:b w:val="0"/>
+        </w:rPr>
+        <w:t>s, actual results and a reasoned revision together. On paper, label your result as a trace rather than an execution.</w:t>
       </w:r>
     </w:p>
     <w:p>
@@ -1970,8 +3364,37 @@
       </w:r>
     </w:p>
     <w:p>
-      <w:r>
-        <w:t>Use Download completed work in the hosted lesson to export your answers, reflections, practice feedback and code-run evidence. Open the HTML copy to read or print it. Drafts stay in this browser when storage is available; clear drafts on a shared device.</w:t>
+      <w:pPr>
+        <w:spacing w:line="336" w:lineRule="auto" w:after="180"/>
+      </w:pPr>
+      <w:r>
+        <w:rPr>
+          <w:b w:val="0"/>
+        </w:rPr>
+        <w:t xml:space="preserve">Use Download completed work in the hosted lesson to export your answers, reflections, practice feedback and code-run </w:t>
+      </w:r>
+      <w:r>
+        <w:rPr>
+          <w:b/>
+        </w:rPr>
+        <w:t>evidence</w:t>
+      </w:r>
+      <w:r>
+        <w:rPr>
+          <w:b w:val="0"/>
+        </w:rPr>
+        <w:t>. Open the HTML copy to read or print it.</w:t>
+      </w:r>
+    </w:p>
+    <w:p>
+      <w:pPr>
+        <w:spacing w:line="336" w:lineRule="auto" w:after="180"/>
+      </w:pPr>
+      <w:r>
+        <w:rPr>
+          <w:b w:val="0"/>
+        </w:rPr>
+        <w:t>Drafts stay in this browser when storage is available; clear drafts on a shared device.</w:t>
       </w:r>
     </w:p>
     <w:p>
@@ -1985,6 +3408,805 @@
     <w:p>
       <w:r>
         <w:t>________________________________________________________________</w:t>
+      </w:r>
+    </w:p>
+    <w:p>
+      <w:r>
+        <w:t>________________________________________________________________</w:t>
+      </w:r>
+    </w:p>
+    <w:p>
+      <w:r>
+        <w:t>________________________________________________________________</w:t>
+      </w:r>
+    </w:p>
+    <w:p>
+      <w:r>
+        <w:t>________________________________________________________________</w:t>
+      </w:r>
+    </w:p>
+    <w:p>
+      <w:r>
+        <w:t>________________________________________________________________</w:t>
+      </w:r>
+    </w:p>
+    <w:p>
+      <w:pPr>
+        <w:pStyle w:val="Heading1"/>
+      </w:pPr>
+      <w:r>
+        <w:t>26. Visual concept journey</w:t>
+      </w:r>
+    </w:p>
+    <w:p>
+      <w:r>
+        <w:t>Explain each Leakage picture from its labels, then record a relevant limit.</w:t>
+      </w:r>
+    </w:p>
+    <w:p>
+      <w:pPr>
+        <w:pStyle w:val="Heading3"/>
+      </w:pPr>
+      <w:r>
+        <w:t>01. Leakage: the case</w:t>
+      </w:r>
+    </w:p>
+    <w:p>
+      <w:r>
+        <w:drawing>
+          <wp:inline xmlns:a="http://schemas.openxmlformats.org/drawingml/2006/main" xmlns:pic="http://schemas.openxmlformats.org/drawingml/2006/picture">
+            <wp:extent cx="5486400" cy="3142488"/>
+            <wp:docPr id="3" name="Picture 3" descr="Split by plant identity when testing generalisation to new plants. Supplied facts: Plants Cedar, Elm and Fir each have three views. Aim: recognise previously unseen plants. Plan: Cedar and Elm train; Fir final test. All inputs and outcomes in this worked example are invented classroom data; no real model run is claimed."/>
+            <wp:cNvGraphicFramePr>
+              <a:graphicFrameLocks noChangeAspect="1"/>
+            </wp:cNvGraphicFramePr>
+            <a:graphic>
+              <a:graphicData uri="http://schemas.openxmlformats.org/drawingml/2006/picture">
+                <pic:pic>
+                  <pic:nvPicPr>
+                    <pic:cNvPr id="0" name="academy-story-ai-4-8-01.png"/>
+                    <pic:cNvPicPr/>
+                  </pic:nvPicPr>
+                  <pic:blipFill>
+                    <a:blip r:embed="rId11"/>
+                    <a:stretch>
+                      <a:fillRect/>
+                    </a:stretch>
+                  </pic:blipFill>
+                  <pic:spPr>
+                    <a:xfrm>
+                      <a:off x="0" y="0"/>
+                      <a:ext cx="5486400" cy="3142488"/>
+                    </a:xfrm>
+                    <a:prstGeom prst="rect"/>
+                  </pic:spPr>
+                </pic:pic>
+              </a:graphicData>
+            </a:graphic>
+          </wp:inline>
+        </w:drawing>
+      </w:r>
+    </w:p>
+    <w:p>
+      <w:pPr>
+        <w:spacing w:line="336" w:lineRule="auto" w:after="180"/>
+      </w:pPr>
+      <w:r>
+        <w:rPr>
+          <w:b w:val="0"/>
+        </w:rPr>
+        <w:t>Split by plant identity when testing generalisation to new plants. Supplied facts: Plants Cedar, Elm and Fir each have three views. Aim: recognise previously unseen plants. Plan: Cedar and Elm train; Fir final test.</w:t>
+      </w:r>
+    </w:p>
+    <w:p>
+      <w:pPr>
+        <w:spacing w:line="336" w:lineRule="auto" w:after="180"/>
+      </w:pPr>
+      <w:r>
+        <w:rPr>
+          <w:b w:val="0"/>
+        </w:rPr>
+        <w:t xml:space="preserve">All </w:t>
+      </w:r>
+      <w:r>
+        <w:rPr>
+          <w:b/>
+        </w:rPr>
+        <w:t>input</w:t>
+      </w:r>
+      <w:r>
+        <w:rPr>
+          <w:b w:val="0"/>
+        </w:rPr>
+        <w:t>s and outcomes in this worked example are invented classroom data; no real model run is claimed.</w:t>
+      </w:r>
+    </w:p>
+    <w:p>
+      <w:pPr>
+        <w:spacing w:line="336" w:lineRule="auto" w:after="180"/>
+        <w:shd w:fill="F5F1FB"/>
+      </w:pPr>
+      <w:r>
+        <w:rPr>
+          <w:b w:val="0"/>
+        </w:rPr>
+        <w:t>Point to the given fact that matters most. Explain why it matters.</w:t>
+      </w:r>
+    </w:p>
+    <w:p>
+      <w:pPr>
+        <w:pStyle w:val="Heading3"/>
+      </w:pPr>
+      <w:r>
+        <w:t>My picture explanation, deciding evidence and one limit</w:t>
+      </w:r>
+    </w:p>
+    <w:p>
+      <w:r>
+        <w:t>________________________________________________________________</w:t>
+      </w:r>
+    </w:p>
+    <w:p>
+      <w:r>
+        <w:t>________________________________________________________________</w:t>
+      </w:r>
+    </w:p>
+    <w:p>
+      <w:r>
+        <w:t>________________________________________________________________</w:t>
+      </w:r>
+    </w:p>
+    <w:p>
+      <w:r>
+        <w:t>________________________________________________________________</w:t>
+      </w:r>
+    </w:p>
+    <w:p>
+      <w:pPr>
+        <w:pStyle w:val="Heading3"/>
+      </w:pPr>
+      <w:r>
+        <w:t>02. Follow the deciding steps</w:t>
+      </w:r>
+    </w:p>
+    <w:p>
+      <w:r>
+        <w:drawing>
+          <wp:inline xmlns:a="http://schemas.openxmlformats.org/drawingml/2006/main" xmlns:pic="http://schemas.openxmlformats.org/drawingml/2006/picture">
+            <wp:extent cx="5486400" cy="3182112"/>
+            <wp:docPr id="4" name="Picture 4" descr="Group related views: All three Cedar views stay together; likewise Elm and Fir. → Assign groups: Training receives six views from Cedar/Elm; test receives three Fir views. → State claim: The final test probes one unseen plant, not three independent plants."/>
+            <wp:cNvGraphicFramePr>
+              <a:graphicFrameLocks noChangeAspect="1"/>
+            </wp:cNvGraphicFramePr>
+            <a:graphic>
+              <a:graphicData uri="http://schemas.openxmlformats.org/drawingml/2006/picture">
+                <pic:pic>
+                  <pic:nvPicPr>
+                    <pic:cNvPr id="0" name="academy-story-ai-4-8-02.png"/>
+                    <pic:cNvPicPr/>
+                  </pic:nvPicPr>
+                  <pic:blipFill>
+                    <a:blip r:embed="rId12"/>
+                    <a:stretch>
+                      <a:fillRect/>
+                    </a:stretch>
+                  </pic:blipFill>
+                  <pic:spPr>
+                    <a:xfrm>
+                      <a:off x="0" y="0"/>
+                      <a:ext cx="5486400" cy="3182112"/>
+                    </a:xfrm>
+                    <a:prstGeom prst="rect"/>
+                  </pic:spPr>
+                </pic:pic>
+              </a:graphicData>
+            </a:graphic>
+          </wp:inline>
+        </w:drawing>
+      </w:r>
+    </w:p>
+    <w:p>
+      <w:pPr>
+        <w:spacing w:line="336" w:lineRule="auto" w:after="180"/>
+      </w:pPr>
+      <w:r>
+        <w:rPr>
+          <w:b/>
+        </w:rPr>
+        <w:t>Group</w:t>
+      </w:r>
+      <w:r>
+        <w:rPr>
+          <w:b w:val="0"/>
+        </w:rPr>
+        <w:t xml:space="preserve"> related views: All three Cedar views stay together; likewise Elm and Fir. → Assign </w:t>
+      </w:r>
+      <w:r>
+        <w:rPr>
+          <w:b/>
+        </w:rPr>
+        <w:t>group</w:t>
+      </w:r>
+      <w:r>
+        <w:rPr>
+          <w:b w:val="0"/>
+        </w:rPr>
+        <w:t xml:space="preserve">s: </w:t>
+      </w:r>
+      <w:r>
+        <w:rPr>
+          <w:b/>
+        </w:rPr>
+        <w:t>Training</w:t>
+      </w:r>
+      <w:r>
+        <w:rPr>
+          <w:b w:val="0"/>
+        </w:rPr>
+        <w:t xml:space="preserve"> receives six views from Cedar/Elm; test receives three Fir views. → State claim: The final test probes one unseen plant, not three independent plants.</w:t>
+      </w:r>
+    </w:p>
+    <w:p>
+      <w:pPr>
+        <w:spacing w:line="336" w:lineRule="auto" w:after="180"/>
+        <w:shd w:fill="F5F1FB"/>
+      </w:pPr>
+      <w:r>
+        <w:rPr>
+          <w:b w:val="0"/>
+        </w:rPr>
+        <w:t xml:space="preserve">Point to each numbered stage and explain which recorded </w:t>
+      </w:r>
+      <w:r>
+        <w:rPr>
+          <w:b/>
+        </w:rPr>
+        <w:t>input</w:t>
+      </w:r>
+      <w:r>
+        <w:rPr>
+          <w:b w:val="0"/>
+        </w:rPr>
+        <w:t xml:space="preserve"> it uses.</w:t>
+      </w:r>
+    </w:p>
+    <w:p>
+      <w:pPr>
+        <w:pStyle w:val="Heading3"/>
+      </w:pPr>
+      <w:r>
+        <w:t>My picture explanation, deciding evidence and one limit</w:t>
+      </w:r>
+    </w:p>
+    <w:p>
+      <w:r>
+        <w:t>________________________________________________________________</w:t>
+      </w:r>
+    </w:p>
+    <w:p>
+      <w:r>
+        <w:t>________________________________________________________________</w:t>
+      </w:r>
+    </w:p>
+    <w:p>
+      <w:r>
+        <w:t>________________________________________________________________</w:t>
+      </w:r>
+    </w:p>
+    <w:p>
+      <w:r>
+        <w:t>________________________________________________________________</w:t>
+      </w:r>
+    </w:p>
+    <w:p>
+      <w:pPr>
+        <w:pStyle w:val="Heading3"/>
+      </w:pPr>
+      <w:r>
+        <w:t>03. Split by plant, not by view</w:t>
+      </w:r>
+    </w:p>
+    <w:p>
+      <w:r>
+        <w:drawing>
+          <wp:inline xmlns:a="http://schemas.openxmlformats.org/drawingml/2006/main" xmlns:pic="http://schemas.openxmlformats.org/drawingml/2006/picture">
+            <wp:extent cx="5486400" cy="3617976"/>
+            <wp:docPr id="5" name="Picture 5" descr="Split by plant, not by view. Cedar: view1 = train, view2 = train, view3 = train. Elm: view1 = train, view2 = train, view3 = train. Fir: view1 = test, view2 = test, view3 = test."/>
+            <wp:cNvGraphicFramePr>
+              <a:graphicFrameLocks noChangeAspect="1"/>
+            </wp:cNvGraphicFramePr>
+            <a:graphic>
+              <a:graphicData uri="http://schemas.openxmlformats.org/drawingml/2006/picture">
+                <pic:pic>
+                  <pic:nvPicPr>
+                    <pic:cNvPr id="0" name="academy-story-ai-4-8-03.png"/>
+                    <pic:cNvPicPr/>
+                  </pic:nvPicPr>
+                  <pic:blipFill>
+                    <a:blip r:embed="rId13"/>
+                    <a:stretch>
+                      <a:fillRect/>
+                    </a:stretch>
+                  </pic:blipFill>
+                  <pic:spPr>
+                    <a:xfrm>
+                      <a:off x="0" y="0"/>
+                      <a:ext cx="5486400" cy="3617976"/>
+                    </a:xfrm>
+                    <a:prstGeom prst="rect"/>
+                  </pic:spPr>
+                </pic:pic>
+              </a:graphicData>
+            </a:graphic>
+          </wp:inline>
+        </w:drawing>
+      </w:r>
+    </w:p>
+    <w:p>
+      <w:pPr>
+        <w:spacing w:line="336" w:lineRule="auto" w:after="180"/>
+      </w:pPr>
+      <w:r>
+        <w:rPr>
+          <w:b w:val="0"/>
+        </w:rPr>
+        <w:t>Split by plant, not by view. Cedar: view1 = train, view2 = train, view3 = train. Elm: view1 = train, view2 = train, view3 = train. Fir: view1 = test, view2 = test, view3 = test.</w:t>
+      </w:r>
+    </w:p>
+    <w:p>
+      <w:pPr>
+        <w:spacing w:line="336" w:lineRule="auto" w:after="180"/>
+        <w:shd w:fill="F5F1FB"/>
+      </w:pPr>
+      <w:r>
+        <w:rPr>
+          <w:b w:val="0"/>
+        </w:rPr>
+        <w:t>Read the labels and values. Explain the relationship the model shows.</w:t>
+      </w:r>
+    </w:p>
+    <w:p>
+      <w:pPr>
+        <w:pStyle w:val="Heading3"/>
+      </w:pPr>
+      <w:r>
+        <w:t>My picture explanation, deciding evidence and one limit</w:t>
+      </w:r>
+    </w:p>
+    <w:p>
+      <w:r>
+        <w:t>________________________________________________________________</w:t>
+      </w:r>
+    </w:p>
+    <w:p>
+      <w:r>
+        <w:t>________________________________________________________________</w:t>
+      </w:r>
+    </w:p>
+    <w:p>
+      <w:r>
+        <w:t>________________________________________________________________</w:t>
+      </w:r>
+    </w:p>
+    <w:p>
+      <w:r>
+        <w:t>________________________________________________________________</w:t>
+      </w:r>
+    </w:p>
+    <w:p>
+      <w:pPr>
+        <w:pStyle w:val="Heading3"/>
+      </w:pPr>
+      <w:r>
+        <w:t>04. Change one thing. Trace what follows.</w:t>
+      </w:r>
+    </w:p>
+    <w:p>
+      <w:r>
+        <w:drawing>
+          <wp:inline xmlns:a="http://schemas.openxmlformats.org/drawingml/2006/main" xmlns:pic="http://schemas.openxmlformats.org/drawingml/2006/picture">
+            <wp:extent cx="5486400" cy="3179064"/>
+            <wp:docPr id="6" name="Picture 6" descr="Original case: The final test probes one unseen plant, not three independent plants. Changed condition: Move Fir’s first view into training while retaining its other two in test. Expected result: The unseen-plant evaluation is compromised. Reason: Fir’s identity now appears in training; different view IDs do not remove the shared plant relationship."/>
+            <wp:cNvGraphicFramePr>
+              <a:graphicFrameLocks noChangeAspect="1"/>
+            </wp:cNvGraphicFramePr>
+            <a:graphic>
+              <a:graphicData uri="http://schemas.openxmlformats.org/drawingml/2006/picture">
+                <pic:pic>
+                  <pic:nvPicPr>
+                    <pic:cNvPr id="0" name="academy-story-ai-4-8-04.png"/>
+                    <pic:cNvPicPr/>
+                  </pic:nvPicPr>
+                  <pic:blipFill>
+                    <a:blip r:embed="rId14"/>
+                    <a:stretch>
+                      <a:fillRect/>
+                    </a:stretch>
+                  </pic:blipFill>
+                  <pic:spPr>
+                    <a:xfrm>
+                      <a:off x="0" y="0"/>
+                      <a:ext cx="5486400" cy="3179064"/>
+                    </a:xfrm>
+                    <a:prstGeom prst="rect"/>
+                  </pic:spPr>
+                </pic:pic>
+              </a:graphicData>
+            </a:graphic>
+          </wp:inline>
+        </w:drawing>
+      </w:r>
+    </w:p>
+    <w:p>
+      <w:pPr>
+        <w:spacing w:line="336" w:lineRule="auto" w:after="180"/>
+      </w:pPr>
+      <w:r>
+        <w:rPr>
+          <w:b w:val="0"/>
+        </w:rPr>
+        <w:t xml:space="preserve">Original case: The final test probes one unseen plant, not three independent plants. Changed condition: Move Fir’s first view into </w:t>
+      </w:r>
+      <w:r>
+        <w:rPr>
+          <w:b/>
+        </w:rPr>
+        <w:t>training</w:t>
+      </w:r>
+      <w:r>
+        <w:rPr>
+          <w:b w:val="0"/>
+        </w:rPr>
+        <w:t xml:space="preserve"> while retaining its other two in test.</w:t>
+      </w:r>
+    </w:p>
+    <w:p>
+      <w:pPr>
+        <w:spacing w:line="336" w:lineRule="auto" w:after="180"/>
+      </w:pPr>
+      <w:r>
+        <w:rPr>
+          <w:b w:val="0"/>
+        </w:rPr>
+        <w:t xml:space="preserve">Expected result: The unseen-plant evaluation is compromised. Reason: Fir’s identity now appears in </w:t>
+      </w:r>
+      <w:r>
+        <w:rPr>
+          <w:b/>
+        </w:rPr>
+        <w:t>training</w:t>
+      </w:r>
+      <w:r>
+        <w:rPr>
+          <w:b w:val="0"/>
+        </w:rPr>
+        <w:t>; different view IDs do not remove the shared plant relationship.</w:t>
+      </w:r>
+    </w:p>
+    <w:p>
+      <w:pPr>
+        <w:spacing w:line="336" w:lineRule="auto" w:after="180"/>
+        <w:shd w:fill="F5F1FB"/>
+      </w:pPr>
+      <w:r>
+        <w:rPr>
+          <w:b w:val="0"/>
+        </w:rPr>
+        <w:t>Predict before checking the worked changed-case result. Name what changed and what the supplied facts allow you to conclude.</w:t>
+      </w:r>
+    </w:p>
+    <w:p>
+      <w:pPr>
+        <w:pStyle w:val="Heading3"/>
+      </w:pPr>
+      <w:r>
+        <w:t>My picture explanation, deciding evidence and one limit</w:t>
+      </w:r>
+    </w:p>
+    <w:p>
+      <w:r>
+        <w:t>________________________________________________________________</w:t>
+      </w:r>
+    </w:p>
+    <w:p>
+      <w:r>
+        <w:t>________________________________________________________________</w:t>
+      </w:r>
+    </w:p>
+    <w:p>
+      <w:r>
+        <w:t>________________________________________________________________</w:t>
+      </w:r>
+    </w:p>
+    <w:p>
+      <w:r>
+        <w:t>________________________________________________________________</w:t>
+      </w:r>
+    </w:p>
+    <w:p>
+      <w:pPr>
+        <w:pStyle w:val="Heading3"/>
+      </w:pPr>
+      <w:r>
+        <w:t>05. Connect the explanation to its limit</w:t>
+      </w:r>
+    </w:p>
+    <w:p>
+      <w:r>
+        <w:drawing>
+          <wp:inline xmlns:a="http://schemas.openxmlformats.org/drawingml/2006/main" xmlns:pic="http://schemas.openxmlformats.org/drawingml/2006/picture">
+            <wp:extent cx="5486400" cy="2834640"/>
+            <wp:docPr id="7" name="Picture 7" descr="Read the picture in order. The final test probes one unseen plant, not three independent plants. The arrows show which recorded input or intermediate result each decision uses. Explain the deciding step aloud before checking the changed case; pointing to the final answer alone does not show how it follows. Limit: A correct group split still needs enough representative plants; this tiny exercise is not a reliable population estimate."/>
+            <wp:cNvGraphicFramePr>
+              <a:graphicFrameLocks noChangeAspect="1"/>
+            </wp:cNvGraphicFramePr>
+            <a:graphic>
+              <a:graphicData uri="http://schemas.openxmlformats.org/drawingml/2006/picture">
+                <pic:pic>
+                  <pic:nvPicPr>
+                    <pic:cNvPr id="0" name="academy-story-ai-4-8-05.png"/>
+                    <pic:cNvPicPr/>
+                  </pic:nvPicPr>
+                  <pic:blipFill>
+                    <a:blip r:embed="rId15"/>
+                    <a:stretch>
+                      <a:fillRect/>
+                    </a:stretch>
+                  </pic:blipFill>
+                  <pic:spPr>
+                    <a:xfrm>
+                      <a:off x="0" y="0"/>
+                      <a:ext cx="5486400" cy="2834640"/>
+                    </a:xfrm>
+                    <a:prstGeom prst="rect"/>
+                  </pic:spPr>
+                </pic:pic>
+              </a:graphicData>
+            </a:graphic>
+          </wp:inline>
+        </w:drawing>
+      </w:r>
+    </w:p>
+    <w:p>
+      <w:pPr>
+        <w:spacing w:line="336" w:lineRule="auto" w:after="180"/>
+      </w:pPr>
+      <w:r>
+        <w:rPr>
+          <w:b w:val="0"/>
+        </w:rPr>
+        <w:t xml:space="preserve">Read the picture in order. The final test probes one unseen plant, not three independent plants. The arrows show which recorded </w:t>
+      </w:r>
+      <w:r>
+        <w:rPr>
+          <w:b/>
+        </w:rPr>
+        <w:t>input</w:t>
+      </w:r>
+      <w:r>
+        <w:rPr>
+          <w:b w:val="0"/>
+        </w:rPr>
+        <w:t xml:space="preserve"> or intermediate result each decision uses.</w:t>
+      </w:r>
+    </w:p>
+    <w:p>
+      <w:pPr>
+        <w:spacing w:line="336" w:lineRule="auto" w:after="180"/>
+      </w:pPr>
+      <w:r>
+        <w:rPr>
+          <w:b w:val="0"/>
+        </w:rPr>
+        <w:t>Explain the deciding step aloud before checking the changed case; pointing to the final answer alone does not show how it follows.</w:t>
+      </w:r>
+    </w:p>
+    <w:p>
+      <w:pPr>
+        <w:spacing w:line="336" w:lineRule="auto" w:after="180"/>
+      </w:pPr>
+      <w:r>
+        <w:rPr>
+          <w:b w:val="0"/>
+        </w:rPr>
+        <w:t xml:space="preserve">Limit: A correct </w:t>
+      </w:r>
+      <w:r>
+        <w:rPr>
+          <w:b/>
+        </w:rPr>
+        <w:t>group</w:t>
+      </w:r>
+      <w:r>
+        <w:rPr>
+          <w:b w:val="0"/>
+        </w:rPr>
+        <w:t xml:space="preserve"> split still needs enough representative plants; this tiny exercise is not a reliable population estimate.</w:t>
+      </w:r>
+    </w:p>
+    <w:p>
+      <w:pPr>
+        <w:spacing w:line="336" w:lineRule="auto" w:after="180"/>
+        <w:shd w:fill="F5F1FB"/>
+      </w:pPr>
+      <w:r>
+        <w:rPr>
+          <w:b w:val="0"/>
+        </w:rPr>
+        <w:t>Explain the case, then point to a limit on the claim.</w:t>
+      </w:r>
+    </w:p>
+    <w:p>
+      <w:pPr>
+        <w:pStyle w:val="Heading3"/>
+      </w:pPr>
+      <w:r>
+        <w:t>My picture explanation, deciding evidence and one limit</w:t>
+      </w:r>
+    </w:p>
+    <w:p>
+      <w:r>
+        <w:t>________________________________________________________________</w:t>
+      </w:r>
+    </w:p>
+    <w:p>
+      <w:r>
+        <w:t>________________________________________________________________</w:t>
+      </w:r>
+    </w:p>
+    <w:p>
+      <w:r>
+        <w:t>________________________________________________________________</w:t>
+      </w:r>
+    </w:p>
+    <w:p>
+      <w:r>
+        <w:t>________________________________________________________________</w:t>
+      </w:r>
+    </w:p>
+    <w:p>
+      <w:pPr>
+        <w:pStyle w:val="Heading3"/>
+      </w:pPr>
+      <w:r>
+        <w:t>06. Make the idea visible in your project</w:t>
+      </w:r>
+    </w:p>
+    <w:p>
+      <w:r>
+        <w:drawing>
+          <wp:inline xmlns:a="http://schemas.openxmlformats.org/drawingml/2006/main" xmlns:pic="http://schemas.openxmlformats.org/drawingml/2006/picture">
+            <wp:extent cx="5486400" cy="3681984"/>
+            <wp:docPr id="8" name="Picture 8" descr="For your Responsible Plant Classifier, save the input, procedure, observed result and limitation of this check. Label this worked example as practice; use a different, previously unreviewed case when checking independent understanding. Draw your input, deciding step, result and limit. Supported question: How many independently new plant identities are in the original test? Point to the relevant step in the picture, then write the changed result and the rule or evidence that supports it."/>
+            <wp:cNvGraphicFramePr>
+              <a:graphicFrameLocks noChangeAspect="1"/>
+            </wp:cNvGraphicFramePr>
+            <a:graphic>
+              <a:graphicData uri="http://schemas.openxmlformats.org/drawingml/2006/picture">
+                <pic:pic>
+                  <pic:nvPicPr>
+                    <pic:cNvPr id="0" name="academy-story-ai-4-8-06.png"/>
+                    <pic:cNvPicPr/>
+                  </pic:nvPicPr>
+                  <pic:blipFill>
+                    <a:blip r:embed="rId16"/>
+                    <a:stretch>
+                      <a:fillRect/>
+                    </a:stretch>
+                  </pic:blipFill>
+                  <pic:spPr>
+                    <a:xfrm>
+                      <a:off x="0" y="0"/>
+                      <a:ext cx="5486400" cy="3681984"/>
+                    </a:xfrm>
+                    <a:prstGeom prst="rect"/>
+                  </pic:spPr>
+                </pic:pic>
+              </a:graphicData>
+            </a:graphic>
+          </wp:inline>
+        </w:drawing>
+      </w:r>
+    </w:p>
+    <w:p>
+      <w:pPr>
+        <w:spacing w:line="336" w:lineRule="auto" w:after="180"/>
+      </w:pPr>
+      <w:r>
+        <w:rPr>
+          <w:b w:val="0"/>
+        </w:rPr>
+        <w:t xml:space="preserve">For your Responsible Plant Classifier, save the </w:t>
+      </w:r>
+      <w:r>
+        <w:rPr>
+          <w:b/>
+        </w:rPr>
+        <w:t>input</w:t>
+      </w:r>
+      <w:r>
+        <w:rPr>
+          <w:b w:val="0"/>
+        </w:rPr>
+        <w:t>, procedure, observed result and limitation of this check.</w:t>
+      </w:r>
+    </w:p>
+    <w:p>
+      <w:pPr>
+        <w:spacing w:line="336" w:lineRule="auto" w:after="180"/>
+      </w:pPr>
+      <w:r>
+        <w:rPr>
+          <w:b w:val="0"/>
+        </w:rPr>
+        <w:t xml:space="preserve">Label this worked example as practice; use a different, previously unreviewed case when checking independent understanding. Draw your </w:t>
+      </w:r>
+      <w:r>
+        <w:rPr>
+          <w:b/>
+        </w:rPr>
+        <w:t>input</w:t>
+      </w:r>
+      <w:r>
+        <w:rPr>
+          <w:b w:val="0"/>
+        </w:rPr>
+        <w:t>, deciding step, result and limit.</w:t>
+      </w:r>
+    </w:p>
+    <w:p>
+      <w:pPr>
+        <w:spacing w:line="336" w:lineRule="auto" w:after="180"/>
+      </w:pPr>
+      <w:r>
+        <w:rPr>
+          <w:b w:val="0"/>
+        </w:rPr>
+        <w:t xml:space="preserve">Supported question: How many independently new plant identities are in the original test? Point to the relevant step in the picture, then write the changed result and the rule or </w:t>
+      </w:r>
+      <w:r>
+        <w:rPr>
+          <w:b/>
+        </w:rPr>
+        <w:t>evidence</w:t>
+      </w:r>
+      <w:r>
+        <w:rPr>
+          <w:b w:val="0"/>
+        </w:rPr>
+        <w:t xml:space="preserve"> that supports it.</w:t>
+      </w:r>
+    </w:p>
+    <w:p>
+      <w:pPr>
+        <w:spacing w:line="336" w:lineRule="auto" w:after="180"/>
+        <w:shd w:fill="F5F1FB"/>
+      </w:pPr>
+      <w:r>
+        <w:rPr>
+          <w:b w:val="0"/>
+        </w:rPr>
+        <w:t xml:space="preserve">Draw your project trace and justify the deciding step using </w:t>
+      </w:r>
+      <w:r>
+        <w:rPr>
+          <w:b/>
+        </w:rPr>
+        <w:t>evidence</w:t>
+      </w:r>
+      <w:r>
+        <w:rPr>
+          <w:b w:val="0"/>
+        </w:rPr>
+        <w:t>.</w:t>
+      </w:r>
+    </w:p>
+    <w:p>
+      <w:pPr>
+        <w:pStyle w:val="Heading3"/>
+      </w:pPr>
+      <w:r>
+        <w:t>My picture explanation, deciding evidence and one limit</w:t>
       </w:r>
     </w:p>
     <w:p>

--- a/downloads/workbook/ai-4-week-08.docx
+++ b/downloads/workbook/ai-4-week-08.docx
@@ -1221,6 +1221,26 @@
     <w:p>
       <w:r>
         <w:t>Distinguish frames from groups. Apply the supplied Leakage facts and keep your reasoning.</w:t>
+      </w:r>
+    </w:p>
+    <w:p>
+      <w:pPr>
+        <w:pStyle w:val="Heading3"/>
+      </w:pPr>
+      <w:r>
+        <w:t>Where to find the supplied example</w:t>
+      </w:r>
+    </w:p>
+    <w:p>
+      <w:pPr>
+        <w:spacing w:line="336" w:lineRule="auto" w:after="180"/>
+        <w:shd w:fill="F1F6F8"/>
+      </w:pPr>
+      <w:r>
+        <w:rPr>
+          <w:b w:val="0"/>
+        </w:rPr>
+        <w:t>Reference for this exercise: open this week’s student lesson, “Leakage”, at “See how it works” and “Follow a worked example”. Use the original worked values or code named in the question; the later pictorial case is a separate example. Keep this reference beside your workbook while practising.</w:t>
       </w:r>
     </w:p>
     <w:p>

--- a/downloads/workbook/ai-4-week-08.docx
+++ b/downloads/workbook/ai-4-week-08.docx
@@ -25,22 +25,45 @@
         <w:pStyle w:val="Heading1"/>
       </w:pPr>
       <w:r>
-        <w:t>01. Recall and choose your starting point</w:t>
-      </w:r>
-    </w:p>
-    <w:p>
-      <w:r>
-        <w:t>Record your starting explanation for Leakage before opening notes. Show any later correction separately.</w:t>
-      </w:r>
-    </w:p>
-    <w:p>
-      <w:pPr>
-        <w:spacing w:line="336" w:lineRule="auto" w:after="180"/>
-      </w:pPr>
-      <w:r>
-        <w:rPr>
-          <w:b w:val="0"/>
-        </w:rPr>
+        <w:t>One split-and-information-boundary record.</w:t>
+      </w:r>
+    </w:p>
+    <w:p>
+      <w:r>
+        <w:t>Trace assignments, repair overlap and explain the claim the split can support.</w:t>
+      </w:r>
+    </w:p>
+    <w:p>
+      <w:r>
+        <w:t>W1–W3/W5 → selected plant split → project boundary record; scaling remains an optional named extension.</w:t>
+      </w:r>
+    </w:p>
+    <w:p>
+      <w:pPr>
+        <w:pStyle w:val="Heading1"/>
+      </w:pPr>
+      <w:r>
+        <w:t>01. Recall · Retrieve before notes</w:t>
+      </w:r>
+    </w:p>
+    <w:p>
+      <w:r>
+        <w:t>Keep this task’s complete inputs, stated rule and support record together.</w:t>
+      </w:r>
+    </w:p>
+    <w:p>
+      <w:pPr>
+        <w:pStyle w:val="Heading2"/>
+      </w:pPr>
+      <w:r>
+        <w:t>Task and evidence record</w:t>
+      </w:r>
+    </w:p>
+    <w:p>
+      <w:pPr>
+        <w:pStyle w:val="ListBullet"/>
+      </w:pPr>
+      <w:r>
         <w:t>Try the recall before opening notes. Then use a different colour or a labelled second line to correct your explanation.</w:t>
       </w:r>
     </w:p>
@@ -54,12 +77,9 @@
     </w:p>
     <w:p>
       <w:pPr>
-        <w:spacing w:line="336" w:lineRule="auto" w:after="180"/>
-      </w:pPr>
-      <w:r>
-        <w:rPr>
-          <w:b w:val="0"/>
-        </w:rPr>
+        <w:pStyle w:val="ListBullet"/>
+      </w:pPr>
+      <w:r>
         <w:t>Without opening the old lesson, explain one key idea from Sampling and Intended Use. Give an example and a mistake that the idea helps you avoid.</w:t>
       </w:r>
     </w:p>
@@ -96,12 +116,9 @@
     </w:p>
     <w:p>
       <w:pPr>
-        <w:spacing w:line="336" w:lineRule="auto" w:after="180"/>
-      </w:pPr>
-      <w:r>
-        <w:rPr>
-          <w:b w:val="0"/>
-        </w:rPr>
+        <w:pStyle w:val="ListBullet"/>
+      </w:pPr>
+      <w:r>
         <w:t>Without opening the old lesson, explain one key idea from Inspect Before Modeling. Give an example and a mistake that the idea helps you avoid.</w:t>
       </w:r>
     </w:p>
@@ -138,12 +155,9 @@
     </w:p>
     <w:p>
       <w:pPr>
-        <w:spacing w:line="336" w:lineRule="auto" w:after="180"/>
-      </w:pPr>
-      <w:r>
-        <w:rPr>
-          <w:b w:val="0"/>
-        </w:rPr>
+        <w:pStyle w:val="ListBullet"/>
+      </w:pPr>
+      <w:r>
         <w:t>Without opening the old lesson, explain one key idea from Features, Labels, Targets. Give an example and a mistake that the idea helps you avoid.</w:t>
       </w:r>
     </w:p>
@@ -175,135 +189,44 @@
         <w:pStyle w:val="Heading1"/>
       </w:pPr>
       <w:r>
-        <w:t>02. Practise with fading help</w:t>
-      </w:r>
-    </w:p>
-    <w:p>
-      <w:r>
-        <w:t>Complete the supported Leakage trace and record the first step you can explain without help.</w:t>
-      </w:r>
-    </w:p>
-    <w:p>
-      <w:pPr>
-        <w:spacing w:line="336" w:lineRule="auto" w:after="180"/>
-      </w:pPr>
-      <w:r>
-        <w:rPr>
-          <w:b w:val="0"/>
-        </w:rPr>
-        <w:t xml:space="preserve">Use W2: Distinguish frames from </w:t>
-      </w:r>
-      <w:r>
-        <w:rPr>
-          <w:b/>
-        </w:rPr>
-        <w:t>group</w:t>
-      </w:r>
-      <w:r>
-        <w:rPr>
-          <w:b w:val="0"/>
-        </w:rPr>
-        <w:t>s for Splits and related examples. Record the answer once; the lesson and workbook refer to the same attempt.</w:t>
-      </w:r>
-    </w:p>
-    <w:tbl>
-      <w:tblPr>
-        <w:tblStyle w:val="LightShading-Accent1"/>
-        <w:tblW w:type="auto" w:w="0"/>
-        <w:tblLook w:firstColumn="1" w:firstRow="1" w:lastColumn="0" w:lastRow="0" w:noHBand="0" w:noVBand="1" w:val="04A0"/>
-      </w:tblPr>
-      <w:tblGrid>
-        <w:gridCol w:w="2556"/>
-        <w:gridCol w:w="2556"/>
-        <w:gridCol w:w="2556"/>
-        <w:gridCol w:w="2556"/>
-      </w:tblGrid>
-      <w:tr>
-        <w:trPr>
-          <w:tblHeader/>
-        </w:trPr>
-        <w:tc>
-          <w:tcPr>
-            <w:tcW w:type="dxa" w:w="2556"/>
-          </w:tcPr>
-          <w:p>
-            <w:r>
-              <w:t>Given inputs</w:t>
-            </w:r>
-          </w:p>
-        </w:tc>
-        <w:tc>
-          <w:tcPr>
-            <w:tcW w:type="dxa" w:w="2556"/>
-          </w:tcPr>
-          <w:p>
-            <w:r>
-              <w:t>Procedure I chose</w:t>
-            </w:r>
-          </w:p>
-        </w:tc>
-        <w:tc>
-          <w:tcPr>
-            <w:tcW w:type="dxa" w:w="2556"/>
-          </w:tcPr>
-          <w:p>
-            <w:r>
-              <w:t>Middle steps</w:t>
-            </w:r>
-          </w:p>
-        </w:tc>
-        <w:tc>
-          <w:tcPr>
-            <w:tcW w:type="dxa" w:w="2556"/>
-          </w:tcPr>
-          <w:p>
-            <w:r>
-              <w:t>Result and check</w:t>
-            </w:r>
-          </w:p>
-        </w:tc>
-      </w:tr>
-      <w:tr>
-        <w:tc>
-          <w:tcPr>
-            <w:tcW w:type="dxa" w:w="2556"/>
-          </w:tcPr>
-          <w:p>
-            <w:r/>
-          </w:p>
-        </w:tc>
-        <w:tc>
-          <w:tcPr>
-            <w:tcW w:type="dxa" w:w="2556"/>
-          </w:tcPr>
-          <w:p>
-            <w:r/>
-          </w:p>
-        </w:tc>
-        <w:tc>
-          <w:tcPr>
-            <w:tcW w:type="dxa" w:w="2556"/>
-          </w:tcPr>
-          <w:p>
-            <w:r/>
-          </w:p>
-        </w:tc>
-        <w:tc>
-          <w:tcPr>
-            <w:tcW w:type="dxa" w:w="2556"/>
-          </w:tcPr>
-          <w:p>
-            <w:r/>
-          </w:p>
-        </w:tc>
-      </w:tr>
-    </w:tbl>
+        <w:t>12. W1 · Explain the mechanism</w:t>
+      </w:r>
+    </w:p>
+    <w:p>
+      <w:r>
+        <w:t>Keep this task’s complete inputs, stated rule and support record together.</w:t>
+      </w:r>
+    </w:p>
+    <w:p>
+      <w:pPr>
+        <w:pStyle w:val="Heading2"/>
+      </w:pPr>
+      <w:r>
+        <w:t>Task and evidence record</w:t>
+      </w:r>
+    </w:p>
+    <w:p>
+      <w:pPr>
+        <w:pStyle w:val="ListBullet"/>
+      </w:pPr>
+      <w:r>
+        <w:t>Main A–F fixture: A1 A2 A3/B1 B2/C1 train;D1 D2 validation;E1 E2/F1 F2 test. Frames6/2/4 and groups3/1/2; code prints[] then3 1 2. D2 moved to training gives frames7/1/4 and shared D. For new routes North(A,B)/South(C,D), hold entire routes out rather than mixing route identity; two routes remain weak evidence. Separate pictured Cedar/Elm/Fir have3views each: train6views/2plants,test3/1; moving Fir view1 into training compromises unseen-plant evaluation.</w:t>
+      </w:r>
+    </w:p>
+    <w:p>
+      <w:pPr>
+        <w:pStyle w:val="ListBullet"/>
+      </w:pPr>
+      <w:r>
+        <w:t>Explain what training, validation and test sets are used for. What changes if you repeatedly choose a model using its test score?</w:t>
+      </w:r>
+    </w:p>
     <w:p>
       <w:pPr>
         <w:pStyle w:val="Heading3"/>
       </w:pPr>
       <w:r>
-        <w:t>The step I completed without help, and the hint I needed</w:t>
+        <w:t>My reasoning and evidence</w:t>
       </w:r>
     </w:p>
     <w:p>
@@ -322,38 +245,63 @@
       </w:r>
     </w:p>
     <w:p>
+      <w:r>
+        <w:t>________________________________________________________________</w:t>
+      </w:r>
+    </w:p>
+    <w:p>
+      <w:r>
+        <w:t>________________________________________________________________</w:t>
+      </w:r>
+    </w:p>
+    <w:p>
+      <w:r>
+        <w:t>________________________________________________________________</w:t>
+      </w:r>
+    </w:p>
+    <w:p>
       <w:pPr>
         <w:pStyle w:val="Heading1"/>
       </w:pPr>
       <w:r>
-        <w:t>03. Individual reasoning check</w:t>
-      </w:r>
-    </w:p>
-    <w:p>
-      <w:r>
-        <w:t>Check the proposed Leakage explanation against the supplied facts before discussing it.</w:t>
-      </w:r>
-    </w:p>
-    <w:p>
-      <w:pPr>
-        <w:spacing w:line="336" w:lineRule="auto" w:after="180"/>
-      </w:pPr>
-      <w:r>
-        <w:rPr>
-          <w:b w:val="0"/>
-        </w:rPr>
-        <w:t>Use the worked case for Splits and related examples. Proposed explanation: “Different row IDs mean independent examples”. Decide whether this explanation is supported.</w:t>
-      </w:r>
-    </w:p>
-    <w:p>
-      <w:pPr>
-        <w:spacing w:line="336" w:lineRule="auto" w:after="180"/>
-      </w:pPr>
-      <w:r>
-        <w:rPr>
-          <w:b w:val="0"/>
-        </w:rPr>
-        <w:t>Point to the step or supplied fact that decides; explain your repair if needed.</w:t>
+        <w:t>13. W2 · Trace the current experiment</w:t>
+      </w:r>
+    </w:p>
+    <w:p>
+      <w:r>
+        <w:t>Keep this task’s complete inputs, stated rule and support record together.</w:t>
+      </w:r>
+    </w:p>
+    <w:p>
+      <w:pPr>
+        <w:pStyle w:val="Heading2"/>
+      </w:pPr>
+      <w:r>
+        <w:t>Task and evidence record</w:t>
+      </w:r>
+    </w:p>
+    <w:p>
+      <w:pPr>
+        <w:pStyle w:val="ListBullet"/>
+      </w:pPr>
+      <w:r>
+        <w:t>Main A–F fixture: A1 A2 A3/B1 B2/C1 train;D1 D2 validation;E1 E2/F1 F2 test. Frames6/2/4 and groups3/1/2; code prints[] then3 1 2. D2 moved to training gives frames7/1/4 and shared D. For new routes North(A,B)/South(C,D), hold entire routes out rather than mixing route identity; two routes remain weak evidence. Separate pictured Cedar/Elm/Fir have3views each: train6views/2plants,test3/1; moving Fir view1 into training compromises unseen-plant evaluation.</w:t>
+      </w:r>
+    </w:p>
+    <w:p>
+      <w:pPr>
+        <w:pStyle w:val="ListBullet"/>
+      </w:pPr>
+      <w:r>
+        <w:t>Reference for this exercise: open this week’s student lesson, “Leakage”, at “See how it works” and “Follow a worked example”. Use the original worked values or code named in the question; the later pictorial case is a separate example. Keep this reference beside your workbook while practising.</w:t>
+      </w:r>
+    </w:p>
+    <w:p>
+      <w:pPr>
+        <w:pStyle w:val="ListBullet"/>
+      </w:pPr>
+      <w:r>
+        <w:t>For the worked A through F plan, give training, validation and test counts first in groups and then in rows. Interpret [] from the code and state one problem it cannot detect.</w:t>
       </w:r>
     </w:p>
     <w:p>
@@ -361,7 +309,7 @@
         <w:pStyle w:val="Heading3"/>
       </w:pPr>
       <w:r>
-        <w:t>My explanation before partner discussion</w:t>
+        <w:t>My reasoning and evidence</w:t>
       </w:r>
     </w:p>
     <w:p>
@@ -385,16 +333,50 @@
       </w:r>
     </w:p>
     <w:p>
+      <w:r>
+        <w:t>________________________________________________________________</w:t>
+      </w:r>
+    </w:p>
+    <w:p>
+      <w:r>
+        <w:t>________________________________________________________________</w:t>
+      </w:r>
+    </w:p>
+    <w:p>
       <w:pPr>
         <w:pStyle w:val="Heading1"/>
       </w:pPr>
       <w:r>
-        <w:t>04. Independent transfer case</w:t>
-      </w:r>
-    </w:p>
-    <w:p>
-      <w:r>
-        <w:t>Write one first attempt at the reserved independent case before feedback. Repeated copies of that case refer to the same recorded attempt.</w:t>
+        <w:t>14. W3 · Repair the reasoning</w:t>
+      </w:r>
+    </w:p>
+    <w:p>
+      <w:r>
+        <w:t>Keep this task’s complete inputs, stated rule and support record together.</w:t>
+      </w:r>
+    </w:p>
+    <w:p>
+      <w:pPr>
+        <w:pStyle w:val="Heading2"/>
+      </w:pPr>
+      <w:r>
+        <w:t>Task and evidence record</w:t>
+      </w:r>
+    </w:p>
+    <w:p>
+      <w:pPr>
+        <w:pStyle w:val="ListBullet"/>
+      </w:pPr>
+      <w:r>
+        <w:t>Main A–F fixture: A1 A2 A3/B1 B2/C1 train;D1 D2 validation;E1 E2/F1 F2 test. Frames6/2/4 and groups3/1/2; code prints[] then3 1 2. D2 moved to training gives frames7/1/4 and shared D. For new routes North(A,B)/South(C,D), hold entire routes out rather than mixing route identity; two routes remain weak evidence. Separate pictured Cedar/Elm/Fir have3views each: train6views/2plants,test3/1; moving Fir view1 into training compromises unseen-plant evaluation.</w:t>
+      </w:r>
+    </w:p>
+    <w:p>
+      <w:pPr>
+        <w:pStyle w:val="ListBullet"/>
+      </w:pPr>
+      <w:r>
+        <w:t>A1 and A2 are in training and A3 is in test. Explain why unique frame IDs and a fixed random seed do not fix this. Propose a repair and what to record.</w:t>
       </w:r>
     </w:p>
     <w:p>
@@ -402,42 +384,157 @@
         <w:pStyle w:val="Heading3"/>
       </w:pPr>
       <w:r>
+        <w:t>My reasoning and evidence</w:t>
+      </w:r>
+    </w:p>
+    <w:p>
+      <w:r>
+        <w:t>________________________________________________________________</w:t>
+      </w:r>
+    </w:p>
+    <w:p>
+      <w:r>
+        <w:t>________________________________________________________________</w:t>
+      </w:r>
+    </w:p>
+    <w:p>
+      <w:r>
+        <w:t>________________________________________________________________</w:t>
+      </w:r>
+    </w:p>
+    <w:p>
+      <w:r>
+        <w:t>________________________________________________________________</w:t>
+      </w:r>
+    </w:p>
+    <w:p>
+      <w:r>
+        <w:t>________________________________________________________________</w:t>
+      </w:r>
+    </w:p>
+    <w:p>
+      <w:r>
+        <w:t>________________________________________________________________</w:t>
+      </w:r>
+    </w:p>
+    <w:p>
+      <w:pPr>
+        <w:pStyle w:val="Heading1"/>
+      </w:pPr>
+      <w:r>
+        <w:t>16. W5 · Plan the next check</w:t>
+      </w:r>
+    </w:p>
+    <w:p>
+      <w:r>
+        <w:t>Keep this task’s complete inputs, stated rule and support record together.</w:t>
+      </w:r>
+    </w:p>
+    <w:p>
+      <w:pPr>
+        <w:pStyle w:val="Heading2"/>
+      </w:pPr>
+      <w:r>
+        <w:t>Task and evidence record</w:t>
+      </w:r>
+    </w:p>
+    <w:p>
+      <w:pPr>
+        <w:pStyle w:val="ListBullet"/>
+      </w:pPr>
+      <w:r>
+        <w:t>Main A–F fixture: A1 A2 A3/B1 B2/C1 train;D1 D2 validation;E1 E2/F1 F2 test. Frames6/2/4 and groups3/1/2; code prints[] then3 1 2. D2 moved to training gives frames7/1/4 and shared D. For new routes North(A,B)/South(C,D), hold entire routes out rather than mixing route identity; two routes remain weak evidence. Separate pictured Cedar/Elm/Fir have3views each: train6views/2plants,test3/1; moving Fir view1 into training compromises unseen-plant evaluation.</w:t>
+      </w:r>
+    </w:p>
+    <w:p>
+      <w:pPr>
+        <w:pStyle w:val="ListBullet"/>
+      </w:pPr>
+      <w:r>
+        <w:t>A model will be evaluated on new routes. Route North has trips A and B; route South has C and D. A proposed split trains on A and C and tests on B and D. Explain the problem and give a route-based alternative. Is this enough for a strong performance claim?</w:t>
+      </w:r>
+    </w:p>
+    <w:p>
+      <w:pPr>
+        <w:pStyle w:val="Heading3"/>
+      </w:pPr>
+      <w:r>
+        <w:t>My reasoning and evidence</w:t>
+      </w:r>
+    </w:p>
+    <w:p>
+      <w:r>
+        <w:t>________________________________________________________________</w:t>
+      </w:r>
+    </w:p>
+    <w:p>
+      <w:r>
+        <w:t>________________________________________________________________</w:t>
+      </w:r>
+    </w:p>
+    <w:p>
+      <w:r>
+        <w:t>________________________________________________________________</w:t>
+      </w:r>
+    </w:p>
+    <w:p>
+      <w:r>
+        <w:t>________________________________________________________________</w:t>
+      </w:r>
+    </w:p>
+    <w:p>
+      <w:r>
+        <w:t>________________________________________________________________</w:t>
+      </w:r>
+    </w:p>
+    <w:p>
+      <w:r>
+        <w:t>________________________________________________________________</w:t>
+      </w:r>
+    </w:p>
+    <w:p>
+      <w:pPr>
+        <w:pStyle w:val="Heading1"/>
+      </w:pPr>
+      <w:r>
+        <w:t>04. Try alone · Selected experiment task</w:t>
+      </w:r>
+    </w:p>
+    <w:p>
+      <w:r>
+        <w:t>Keep this task’s complete inputs, stated rule and support record together.</w:t>
+      </w:r>
+    </w:p>
+    <w:p>
+      <w:pPr>
+        <w:pStyle w:val="Heading2"/>
+      </w:pPr>
+      <w:r>
+        <w:t>Task and evidence record</w:t>
+      </w:r>
+    </w:p>
+    <w:p>
+      <w:pPr>
+        <w:pStyle w:val="ListBullet"/>
+      </w:pPr>
+      <w:r>
+        <w:t>Assume the evaluation claim concerns photos of previously unseen plant identities, not additional views of already observed plants. The supplied task gives20 photos from5 plants but no exact frame assignments or model predictions. State a plant-level repair without inventing counts for a particular train/test allocation; keep all4views of each plant in one role. Explain the small-source-count limitation and do not claim a measured accuracy change.</w:t>
+      </w:r>
+    </w:p>
+    <w:p>
+      <w:pPr>
+        <w:pStyle w:val="Heading3"/>
+      </w:pPr>
+      <w:r>
         <w:t>Independent case: Changed independent case</w:t>
       </w:r>
     </w:p>
     <w:p>
       <w:pPr>
-        <w:spacing w:line="336" w:lineRule="auto" w:after="180"/>
-      </w:pPr>
-      <w:r>
-        <w:rPr>
-          <w:b w:val="0"/>
-        </w:rPr>
-        <w:t xml:space="preserve">Each of five plants has four photos. A random photo split puts different views of every plant in both </w:t>
-      </w:r>
-      <w:r>
-        <w:rPr>
-          <w:b/>
-        </w:rPr>
-        <w:t>training</w:t>
-      </w:r>
-      <w:r>
-        <w:rPr>
-          <w:b w:val="0"/>
-        </w:rPr>
-        <w:t xml:space="preserve"> and </w:t>
-      </w:r>
-      <w:r>
-        <w:rPr>
-          <w:b/>
-        </w:rPr>
-        <w:t>test set</w:t>
-      </w:r>
-      <w:r>
-        <w:rPr>
-          <w:b w:val="0"/>
-        </w:rPr>
-        <w:t>s. Explain the problem and repair.</w:t>
+        <w:pStyle w:val="ListBullet"/>
+      </w:pPr>
+      <w:r>
+        <w:t>Each of five plants has four photos. A random photo split puts different views of every plant in both training and test sets. Explain the problem and repair.</w:t>
       </w:r>
     </w:p>
     <w:p>
@@ -485,12 +582,9 @@
     </w:p>
     <w:p>
       <w:pPr>
-        <w:spacing w:line="336" w:lineRule="auto" w:after="180"/>
-      </w:pPr>
-      <w:r>
-        <w:rPr>
-          <w:b w:val="0"/>
-        </w:rPr>
+        <w:pStyle w:val="ListBullet"/>
+      </w:pPr>
+      <w:r>
         <w:t>Attempt this case before feedback. Record any help. Earlier examples below are further practice; a case already practised with feedback cannot establish fresh transfer.</w:t>
       </w:r>
     </w:p>
@@ -499,35 +593,69 @@
         <w:pStyle w:val="Heading1"/>
       </w:pPr>
       <w:r>
-        <w:t>05. Your learning target</w:t>
-      </w:r>
-    </w:p>
-    <w:p>
-      <w:r>
-        <w:t>Connect the Leakage target to a trace and a justified conclusion.</w:t>
-      </w:r>
-    </w:p>
-    <w:p>
-      <w:pPr>
-        <w:spacing w:line="336" w:lineRule="auto" w:after="180"/>
-      </w:pPr>
-      <w:r>
-        <w:rPr>
-          <w:b w:val="0"/>
-        </w:rPr>
-        <w:t xml:space="preserve">Five photos of each leaf are randomly split by file into train and test. Why can accuracy be optimistic? Give a corrected </w:t>
-      </w:r>
-      <w:r>
-        <w:rPr>
-          <w:b/>
-        </w:rPr>
-        <w:t>group</w:t>
-      </w:r>
-      <w:r>
-        <w:rPr>
-          <w:b w:val="0"/>
-        </w:rPr>
-        <w:t>ing rule.</w:t>
+        <w:t>09. Project · Keep the experiment evidence</w:t>
+      </w:r>
+    </w:p>
+    <w:p>
+      <w:r>
+        <w:t>Keep this task’s complete inputs, stated rule and support record together.</w:t>
+      </w:r>
+    </w:p>
+    <w:p>
+      <w:pPr>
+        <w:pStyle w:val="Heading2"/>
+      </w:pPr>
+      <w:r>
+        <w:t>Task and evidence record</w:t>
+      </w:r>
+    </w:p>
+    <w:p>
+      <w:pPr>
+        <w:pStyle w:val="ListBullet"/>
+      </w:pPr>
+      <w:r>
+        <w:t>Audit filenames, metadata, post-diagnosis fields, and duplicate plant identities; record every removed leakage path.</w:t>
+      </w:r>
+    </w:p>
+    <w:p>
+      <w:pPr>
+        <w:pStyle w:val="ListBullet"/>
+      </w:pPr>
+      <w:r>
+        <w:t>The project change and evidence I will keep</w:t>
+      </w:r>
+    </w:p>
+    <w:p>
+      <w:pPr>
+        <w:pStyle w:val="Heading3"/>
+      </w:pPr>
+      <w:r>
+        <w:t>Write or draw your reasoning and evidence.</w:t>
+      </w:r>
+    </w:p>
+    <w:p>
+      <w:r>
+        <w:t>________________________________________________________________</w:t>
+      </w:r>
+    </w:p>
+    <w:p>
+      <w:r>
+        <w:t>________________________________________________________________</w:t>
+      </w:r>
+    </w:p>
+    <w:p>
+      <w:r>
+        <w:t>________________________________________________________________</w:t>
+      </w:r>
+    </w:p>
+    <w:p>
+      <w:r>
+        <w:t>________________________________________________________________</w:t>
+      </w:r>
+    </w:p>
+    <w:p>
+      <w:r>
+        <w:t>________________________________________________________________</w:t>
       </w:r>
     </w:p>
     <w:p>
@@ -535,1578 +663,20 @@
         <w:pStyle w:val="Heading1"/>
       </w:pPr>
       <w:r>
-        <w:t>06. Solve the given case</w:t>
-      </w:r>
-    </w:p>
-    <w:p>
-      <w:r>
-        <w:t>Solve the supplied Leakage case and show the deciding evidence.</w:t>
-      </w:r>
-    </w:p>
-    <w:p>
-      <w:pPr>
-        <w:spacing w:line="336" w:lineRule="auto" w:after="180"/>
-      </w:pPr>
-      <w:r>
-        <w:rPr>
-          <w:b w:val="0"/>
-        </w:rPr>
-        <w:t>Ten photos per leaf are randomly split so one leaf appears in train and test.</w:t>
-      </w:r>
-    </w:p>
-    <w:p>
-      <w:pPr>
-        <w:spacing w:line="336" w:lineRule="auto" w:after="180"/>
-      </w:pPr>
-      <w:r>
-        <w:rPr>
-          <w:b w:val="0"/>
-        </w:rPr>
-        <w:t xml:space="preserve">Explain and repair </w:t>
-      </w:r>
-      <w:r>
-        <w:rPr>
-          <w:b/>
-        </w:rPr>
-        <w:t>leakage</w:t>
-      </w:r>
-      <w:r>
-        <w:rPr>
-          <w:b w:val="0"/>
-        </w:rPr>
-        <w:t>.</w:t>
-      </w:r>
-    </w:p>
-    <w:p>
-      <w:pPr>
-        <w:spacing w:line="336" w:lineRule="auto" w:after="180"/>
-      </w:pPr>
-      <w:r>
-        <w:rPr>
-          <w:b w:val="0"/>
-        </w:rPr>
-        <w:t xml:space="preserve">Show your trace, calculation or </w:t>
-      </w:r>
-      <w:r>
-        <w:rPr>
-          <w:b/>
-        </w:rPr>
-        <w:t>evidence</w:t>
-      </w:r>
-    </w:p>
-    <w:p>
-      <w:pPr>
-        <w:pStyle w:val="Heading3"/>
-      </w:pPr>
-      <w:r>
-        <w:t>Write or draw your reasoning and evidence.</w:t>
-      </w:r>
-    </w:p>
-    <w:p>
-      <w:r>
-        <w:t>________________________________________________________________</w:t>
-      </w:r>
-    </w:p>
-    <w:p>
-      <w:r>
-        <w:t>________________________________________________________________</w:t>
-      </w:r>
-    </w:p>
-    <w:p>
-      <w:r>
-        <w:t>________________________________________________________________</w:t>
-      </w:r>
-    </w:p>
-    <w:p>
-      <w:r>
-        <w:t>________________________________________________________________</w:t>
-      </w:r>
-    </w:p>
-    <w:p>
-      <w:r>
-        <w:t>________________________________________________________________</w:t>
-      </w:r>
-    </w:p>
-    <w:p>
-      <w:pPr>
-        <w:pStyle w:val="Heading1"/>
-      </w:pPr>
-      <w:r>
-        <w:t>07. Check a changed case</w:t>
-      </w:r>
-    </w:p>
-    <w:p>
-      <w:r>
-        <w:t>Apply the procedure to the changed case and record why the conclusion follows.</w:t>
-      </w:r>
-    </w:p>
-    <w:p>
-      <w:pPr>
-        <w:spacing w:line="336" w:lineRule="auto" w:after="180"/>
-        <w:shd w:fill="F5F1FB"/>
-      </w:pPr>
-      <w:r>
-        <w:rPr>
-          <w:b w:val="0"/>
-        </w:rPr>
-        <w:t xml:space="preserve">A feature records the expert's final species decision, made after the </w:t>
-      </w:r>
-      <w:r>
-        <w:rPr>
-          <w:b/>
-        </w:rPr>
-        <w:t>prediction time</w:t>
-      </w:r>
-      <w:r>
-        <w:rPr>
-          <w:b w:val="0"/>
-        </w:rPr>
-        <w:t xml:space="preserve">. Why is this </w:t>
-      </w:r>
-      <w:r>
-        <w:rPr>
-          <w:b/>
-        </w:rPr>
-        <w:t>leakage</w:t>
-      </w:r>
-      <w:r>
-        <w:rPr>
-          <w:b w:val="0"/>
-        </w:rPr>
-        <w:t>, and what should happen to it?</w:t>
-      </w:r>
-    </w:p>
-    <w:p>
-      <w:pPr>
-        <w:spacing w:line="336" w:lineRule="auto" w:after="180"/>
-      </w:pPr>
-      <w:r>
-        <w:rPr>
-          <w:b w:val="0"/>
-        </w:rPr>
-        <w:t>My independent answer and reason</w:t>
-      </w:r>
-    </w:p>
-    <w:p>
-      <w:pPr>
-        <w:pStyle w:val="Heading3"/>
-      </w:pPr>
-      <w:r>
-        <w:t>Write or draw your reasoning and evidence.</w:t>
-      </w:r>
-    </w:p>
-    <w:p>
-      <w:r>
-        <w:t>________________________________________________________________</w:t>
-      </w:r>
-    </w:p>
-    <w:p>
-      <w:r>
-        <w:t>________________________________________________________________</w:t>
-      </w:r>
-    </w:p>
-    <w:p>
-      <w:r>
-        <w:t>________________________________________________________________</w:t>
-      </w:r>
-    </w:p>
-    <w:p>
-      <w:r>
-        <w:t>________________________________________________________________</w:t>
-      </w:r>
-    </w:p>
-    <w:p>
-      <w:r>
-        <w:t>________________________________________________________________</w:t>
-      </w:r>
-    </w:p>
-    <w:p>
-      <w:pPr>
-        <w:pStyle w:val="Heading3"/>
-      </w:pPr>
-      <w:r>
-        <w:t>Week 8 Test and reflect</w:t>
-      </w:r>
-    </w:p>
-    <w:p>
-      <w:pPr>
-        <w:pStyle w:val="Heading1"/>
-      </w:pPr>
-      <w:r>
-        <w:t>08. Design a revealing test</w:t>
-      </w:r>
-    </w:p>
-    <w:p>
-      <w:r>
-        <w:t>Specify a changed input, expected result and observation separately.</w:t>
-      </w:r>
-    </w:p>
-    <w:p>
-      <w:pPr>
-        <w:spacing w:line="336" w:lineRule="auto" w:after="180"/>
-      </w:pPr>
-      <w:r>
-        <w:rPr>
-          <w:b w:val="0"/>
-        </w:rPr>
-        <w:t xml:space="preserve">Create a changed </w:t>
-      </w:r>
-      <w:r>
-        <w:rPr>
-          <w:b/>
-        </w:rPr>
-        <w:t>input</w:t>
-      </w:r>
-      <w:r>
-        <w:rPr>
-          <w:b w:val="0"/>
-        </w:rPr>
-        <w:t>, boundary case or missing-information case. Write the expected answer or safe response before testing.</w:t>
-      </w:r>
-    </w:p>
-    <w:tbl>
-      <w:tblPr>
-        <w:tblStyle w:val="LightShading-Accent1"/>
-        <w:tblW w:type="auto" w:w="0"/>
-        <w:tblLook w:firstColumn="1" w:firstRow="1" w:lastColumn="0" w:lastRow="0" w:noHBand="0" w:noVBand="1" w:val="04A0"/>
-      </w:tblPr>
-      <w:tblGrid>
-        <w:gridCol w:w="5112"/>
-        <w:gridCol w:w="5112"/>
-      </w:tblGrid>
-      <w:tr>
-        <w:trPr>
-          <w:tblHeader/>
-        </w:trPr>
-        <w:tc>
-          <w:tcPr>
-            <w:tcW w:type="dxa" w:w="5112"/>
-          </w:tcPr>
-          <w:p>
-            <w:r>
-              <w:t>Test record</w:t>
-            </w:r>
-          </w:p>
-        </w:tc>
-        <w:tc>
-          <w:tcPr>
-            <w:tcW w:type="dxa" w:w="5112"/>
-          </w:tcPr>
-          <w:p>
-            <w:r>
-              <w:t>My evidence</w:t>
-            </w:r>
-          </w:p>
-        </w:tc>
-      </w:tr>
-      <w:tr>
-        <w:tc>
-          <w:tcPr>
-            <w:tcW w:type="dxa" w:w="5112"/>
-          </w:tcPr>
-          <w:p>
-            <w:r>
-              <w:t>Changed input or condition</w:t>
-            </w:r>
-          </w:p>
-        </w:tc>
-        <w:tc>
-          <w:tcPr>
-            <w:tcW w:type="dxa" w:w="5112"/>
-          </w:tcPr>
-          <w:p>
-            <w:r/>
-          </w:p>
-        </w:tc>
-      </w:tr>
-      <w:tr>
-        <w:tc>
-          <w:tcPr>
-            <w:tcW w:type="dxa" w:w="5112"/>
-          </w:tcPr>
-          <w:p>
-            <w:r>
-              <w:t>Expected answer or fallback</w:t>
-            </w:r>
-          </w:p>
-        </w:tc>
-        <w:tc>
-          <w:tcPr>
-            <w:tcW w:type="dxa" w:w="5112"/>
-          </w:tcPr>
-          <w:p>
-            <w:r/>
-          </w:p>
-        </w:tc>
-      </w:tr>
-      <w:tr>
-        <w:tc>
-          <w:tcPr>
-            <w:tcW w:type="dxa" w:w="5112"/>
-          </w:tcPr>
-          <w:p>
-            <w:r>
-              <w:t>Observed result</w:t>
-            </w:r>
-          </w:p>
-        </w:tc>
-        <w:tc>
-          <w:tcPr>
-            <w:tcW w:type="dxa" w:w="5112"/>
-          </w:tcPr>
-          <w:p>
-            <w:r/>
-          </w:p>
-        </w:tc>
-      </w:tr>
-      <w:tr>
-        <w:tc>
-          <w:tcPr>
-            <w:tcW w:type="dxa" w:w="5112"/>
-          </w:tcPr>
-          <w:p>
-            <w:r>
-              <w:t>Why the result occurred</w:t>
-            </w:r>
-          </w:p>
-        </w:tc>
-        <w:tc>
-          <w:tcPr>
-            <w:tcW w:type="dxa" w:w="5112"/>
-          </w:tcPr>
-          <w:p>
-            <w:r/>
-          </w:p>
-        </w:tc>
-      </w:tr>
-    </w:tbl>
-    <w:p>
-      <w:pPr>
-        <w:pStyle w:val="Heading1"/>
-      </w:pPr>
-      <w:r>
-        <w:t>09. Project checkpoint</w:t>
-      </w:r>
-    </w:p>
-    <w:p>
-      <w:r>
-        <w:t>Justify what Leakage adds to Responsible Plant Classifier and keep the evidence.</w:t>
-      </w:r>
-    </w:p>
-    <w:p>
-      <w:pPr>
-        <w:spacing w:line="336" w:lineRule="auto" w:after="180"/>
-      </w:pPr>
-      <w:r>
-        <w:rPr>
-          <w:b w:val="0"/>
-        </w:rPr>
-        <w:t xml:space="preserve">Audit filenames, metadata, post-diagnosis fields, and duplicate plant identities; record every removed </w:t>
-      </w:r>
-      <w:r>
-        <w:rPr>
-          <w:b/>
-        </w:rPr>
-        <w:t>leakage</w:t>
-      </w:r>
-      <w:r>
-        <w:rPr>
-          <w:b w:val="0"/>
-        </w:rPr>
-        <w:t xml:space="preserve"> path.</w:t>
-      </w:r>
-    </w:p>
-    <w:p>
-      <w:pPr>
-        <w:spacing w:line="336" w:lineRule="auto" w:after="180"/>
-      </w:pPr>
-      <w:r>
-        <w:rPr>
-          <w:b w:val="0"/>
-        </w:rPr>
-        <w:t xml:space="preserve">The project change and </w:t>
-      </w:r>
-      <w:r>
-        <w:rPr>
-          <w:b/>
-        </w:rPr>
-        <w:t>evidence</w:t>
-      </w:r>
-      <w:r>
-        <w:rPr>
-          <w:b w:val="0"/>
-        </w:rPr>
-        <w:t xml:space="preserve"> I will keep</w:t>
-      </w:r>
-    </w:p>
-    <w:p>
-      <w:pPr>
-        <w:pStyle w:val="Heading3"/>
-      </w:pPr>
-      <w:r>
-        <w:t>Write or draw your reasoning and evidence.</w:t>
-      </w:r>
-    </w:p>
-    <w:p>
-      <w:r>
-        <w:t>________________________________________________________________</w:t>
-      </w:r>
-    </w:p>
-    <w:p>
-      <w:r>
-        <w:t>________________________________________________________________</w:t>
-      </w:r>
-    </w:p>
-    <w:p>
-      <w:r>
-        <w:t>________________________________________________________________</w:t>
-      </w:r>
-    </w:p>
-    <w:p>
-      <w:r>
-        <w:t>________________________________________________________________</w:t>
-      </w:r>
-    </w:p>
-    <w:p>
-      <w:r>
-        <w:t>________________________________________________________________</w:t>
-      </w:r>
-    </w:p>
-    <w:p>
-      <w:pPr>
-        <w:pStyle w:val="Heading1"/>
-      </w:pPr>
-      <w:r>
-        <w:t>10. Self check</w:t>
-      </w:r>
-    </w:p>
-    <w:p>
-      <w:r>
-        <w:t>Judge explanation, evidence, transfer and limits separately; attach the work behind your judgement.</w:t>
-      </w:r>
-    </w:p>
-    <w:p>
-      <w:pPr>
-        <w:pStyle w:val="ListBullet"/>
-      </w:pPr>
-      <w:r>
-        <w:t>I can explain the mechanism.</w:t>
-      </w:r>
-    </w:p>
-    <w:p>
-      <w:pPr>
-        <w:pStyle w:val="ListBullet"/>
-      </w:pPr>
-      <w:r>
-        <w:t>I can show evidence.</w:t>
-      </w:r>
-    </w:p>
-    <w:p>
-      <w:pPr>
-        <w:pStyle w:val="ListBullet"/>
-      </w:pPr>
-      <w:r>
-        <w:t>I can handle a changed case.</w:t>
-      </w:r>
-    </w:p>
-    <w:p>
-      <w:pPr>
-        <w:pStyle w:val="ListBullet"/>
-      </w:pPr>
-      <w:r>
-        <w:t>I can name a limit.</w:t>
-      </w:r>
-    </w:p>
-    <w:p>
-      <w:r>
-        <w:t>Mark each as not yet, with help or independently, and attach supporting work.</w:t>
-      </w:r>
-    </w:p>
-    <w:p>
-      <w:pPr>
-        <w:spacing w:line="336" w:lineRule="auto" w:after="180"/>
-      </w:pPr>
-      <w:r>
-        <w:rPr>
-          <w:b w:val="0"/>
-        </w:rPr>
-        <w:t>Teacher review ____________________  Next step ____________________</w:t>
-      </w:r>
-    </w:p>
-    <w:p>
-      <w:pPr>
-        <w:pStyle w:val="Heading1"/>
-      </w:pPr>
-      <w:r>
-        <w:t>11. Transfer practice from the original programme</w:t>
-      </w:r>
-    </w:p>
-    <w:p>
-      <w:r>
-        <w:t>Use this earlier case as transfer practice. A case already discussed with feedback is not fresh assessment evidence.</w:t>
-      </w:r>
-    </w:p>
-    <w:p>
-      <w:pPr>
-        <w:spacing w:line="336" w:lineRule="auto" w:after="180"/>
-      </w:pPr>
-      <w:r>
-        <w:rPr>
-          <w:b w:val="0"/>
-        </w:rPr>
-        <w:t xml:space="preserve">Five photos of each leaf are randomly split by file into train and test. Why can accuracy be optimistic? Give a corrected </w:t>
-      </w:r>
-      <w:r>
-        <w:rPr>
-          <w:b/>
-        </w:rPr>
-        <w:t>group</w:t>
-      </w:r>
-      <w:r>
-        <w:rPr>
-          <w:b w:val="0"/>
-        </w:rPr>
-        <w:t>ing rule.</w:t>
-      </w:r>
-    </w:p>
-    <w:p>
-      <w:pPr>
-        <w:pStyle w:val="Heading3"/>
-      </w:pPr>
-      <w:r>
-        <w:t>My independently reasoned answer</w:t>
-      </w:r>
-    </w:p>
-    <w:p>
-      <w:r>
-        <w:t>________________________________________________________________</w:t>
-      </w:r>
-    </w:p>
-    <w:p>
-      <w:r>
-        <w:t>________________________________________________________________</w:t>
-      </w:r>
-    </w:p>
-    <w:p>
-      <w:r>
-        <w:t>________________________________________________________________</w:t>
-      </w:r>
-    </w:p>
-    <w:p>
-      <w:r>
-        <w:t>________________________________________________________________</w:t>
-      </w:r>
-    </w:p>
-    <w:p>
-      <w:r>
-        <w:t>________________________________________________________________</w:t>
-      </w:r>
-    </w:p>
-    <w:p>
-      <w:r>
-        <w:t>________________________________________________________________</w:t>
-      </w:r>
-    </w:p>
-    <w:p>
-      <w:r>
-        <w:t>________________________________________________________________</w:t>
-      </w:r>
-    </w:p>
-    <w:p>
-      <w:pPr>
-        <w:spacing w:line="336" w:lineRule="auto" w:after="180"/>
-      </w:pPr>
-      <w:r>
-        <w:rPr>
-          <w:b w:val="0"/>
-        </w:rPr>
-        <w:t>Record support used: none, hint or teacher explanation.</w:t>
-      </w:r>
-    </w:p>
-    <w:p>
-      <w:pPr>
-        <w:pStyle w:val="Heading1"/>
-      </w:pPr>
-      <w:r>
-        <w:t>12. W1 Explain the three roles</w:t>
-      </w:r>
-    </w:p>
-    <w:p>
-      <w:r>
-        <w:t>Explain the three roles. Apply the supplied Leakage facts and keep your reasoning.</w:t>
-      </w:r>
-    </w:p>
-    <w:p>
-      <w:pPr>
-        <w:spacing w:line="336" w:lineRule="auto" w:after="180"/>
-        <w:shd w:fill="F5F1FB"/>
-      </w:pPr>
-      <w:r>
-        <w:rPr>
-          <w:b w:val="0"/>
-        </w:rPr>
-        <w:t xml:space="preserve">Explain what </w:t>
-      </w:r>
-      <w:r>
-        <w:rPr>
-          <w:b/>
-        </w:rPr>
-        <w:t>training</w:t>
-      </w:r>
-      <w:r>
-        <w:rPr>
-          <w:b w:val="0"/>
-        </w:rPr>
-        <w:t xml:space="preserve">, validation and </w:t>
-      </w:r>
-      <w:r>
-        <w:rPr>
-          <w:b/>
-        </w:rPr>
-        <w:t>test set</w:t>
-      </w:r>
-      <w:r>
-        <w:rPr>
-          <w:b w:val="0"/>
-        </w:rPr>
-        <w:t>s are used for. What changes if you repeatedly choose a model using its test score?</w:t>
-      </w:r>
-    </w:p>
-    <w:p>
-      <w:pPr>
-        <w:pStyle w:val="Heading3"/>
-      </w:pPr>
-      <w:r>
-        <w:t>My reasoning and evidence</w:t>
-      </w:r>
-    </w:p>
-    <w:p>
-      <w:r>
-        <w:t>________________________________________________________________</w:t>
-      </w:r>
-    </w:p>
-    <w:p>
-      <w:r>
-        <w:t>________________________________________________________________</w:t>
-      </w:r>
-    </w:p>
-    <w:p>
-      <w:r>
-        <w:t>________________________________________________________________</w:t>
-      </w:r>
-    </w:p>
-    <w:p>
-      <w:r>
-        <w:t>________________________________________________________________</w:t>
-      </w:r>
-    </w:p>
-    <w:p>
-      <w:r>
-        <w:t>________________________________________________________________</w:t>
-      </w:r>
-    </w:p>
-    <w:p>
-      <w:r>
-        <w:t>________________________________________________________________</w:t>
-      </w:r>
-    </w:p>
-    <w:p>
-      <w:pPr>
-        <w:pStyle w:val="Heading1"/>
-      </w:pPr>
-      <w:r>
-        <w:t>13. W2 Distinguish frames from groups</w:t>
-      </w:r>
-    </w:p>
-    <w:p>
-      <w:r>
-        <w:t>Distinguish frames from groups. Apply the supplied Leakage facts and keep your reasoning.</w:t>
-      </w:r>
-    </w:p>
-    <w:p>
-      <w:pPr>
-        <w:pStyle w:val="Heading3"/>
-      </w:pPr>
-      <w:r>
-        <w:t>Where to find the supplied example</w:t>
-      </w:r>
-    </w:p>
-    <w:p>
-      <w:pPr>
-        <w:spacing w:line="336" w:lineRule="auto" w:after="180"/>
-        <w:shd w:fill="F1F6F8"/>
-      </w:pPr>
-      <w:r>
-        <w:rPr>
-          <w:b w:val="0"/>
-        </w:rPr>
-        <w:t>Reference for this exercise: open this week’s student lesson, “Leakage”, at “See how it works” and “Follow a worked example”. Use the original worked values or code named in the question; the later pictorial case is a separate example. Keep this reference beside your workbook while practising.</w:t>
-      </w:r>
-    </w:p>
-    <w:p>
-      <w:pPr>
-        <w:spacing w:line="336" w:lineRule="auto" w:after="180"/>
-      </w:pPr>
-      <w:r>
-        <w:rPr>
-          <w:b w:val="0"/>
-        </w:rPr>
-        <w:t xml:space="preserve">For the worked A through F plan, give </w:t>
-      </w:r>
-      <w:r>
-        <w:rPr>
-          <w:b/>
-        </w:rPr>
-        <w:t>training</w:t>
-      </w:r>
-      <w:r>
-        <w:rPr>
-          <w:b w:val="0"/>
-        </w:rPr>
-        <w:t xml:space="preserve">, validation and test counts first in </w:t>
-      </w:r>
-      <w:r>
-        <w:rPr>
-          <w:b/>
-        </w:rPr>
-        <w:t>group</w:t>
-      </w:r>
-      <w:r>
-        <w:rPr>
-          <w:b w:val="0"/>
-        </w:rPr>
-        <w:t>s and then in rows. Interpret [] from the code and state one problem it cannot detect.</w:t>
-      </w:r>
-    </w:p>
-    <w:p>
-      <w:pPr>
-        <w:pStyle w:val="Heading3"/>
-      </w:pPr>
-      <w:r>
-        <w:t>My reasoning and evidence</w:t>
-      </w:r>
-    </w:p>
-    <w:p>
-      <w:r>
-        <w:t>________________________________________________________________</w:t>
-      </w:r>
-    </w:p>
-    <w:p>
-      <w:r>
-        <w:t>________________________________________________________________</w:t>
-      </w:r>
-    </w:p>
-    <w:p>
-      <w:r>
-        <w:t>________________________________________________________________</w:t>
-      </w:r>
-    </w:p>
-    <w:p>
-      <w:r>
-        <w:t>________________________________________________________________</w:t>
-      </w:r>
-    </w:p>
-    <w:p>
-      <w:r>
-        <w:t>________________________________________________________________</w:t>
-      </w:r>
-    </w:p>
-    <w:p>
-      <w:r>
-        <w:t>________________________________________________________________</w:t>
-      </w:r>
-    </w:p>
-    <w:p>
-      <w:pPr>
-        <w:pStyle w:val="Heading1"/>
-      </w:pPr>
-      <w:r>
-        <w:t>14. W3 Repair a related example leak</w:t>
-      </w:r>
-    </w:p>
-    <w:p>
-      <w:r>
-        <w:t>Repair a related example leak. Apply the supplied Leakage facts and keep your reasoning.</w:t>
-      </w:r>
-    </w:p>
-    <w:p>
-      <w:pPr>
-        <w:spacing w:line="336" w:lineRule="auto" w:after="180"/>
-      </w:pPr>
-      <w:r>
-        <w:rPr>
-          <w:b w:val="0"/>
-        </w:rPr>
-        <w:t xml:space="preserve">A1 and A2 are in </w:t>
-      </w:r>
-      <w:r>
-        <w:rPr>
-          <w:b/>
-        </w:rPr>
-        <w:t>training</w:t>
-      </w:r>
-      <w:r>
-        <w:rPr>
-          <w:b w:val="0"/>
-        </w:rPr>
-        <w:t xml:space="preserve"> and A3 is in test. Explain why unique frame IDs and a fixed random seed do not fix this. Propose a repair and what to record.</w:t>
-      </w:r>
-    </w:p>
-    <w:p>
-      <w:pPr>
-        <w:pStyle w:val="Heading3"/>
-      </w:pPr>
-      <w:r>
-        <w:t>My reasoning and evidence</w:t>
-      </w:r>
-    </w:p>
-    <w:p>
-      <w:r>
-        <w:t>________________________________________________________________</w:t>
-      </w:r>
-    </w:p>
-    <w:p>
-      <w:r>
-        <w:t>________________________________________________________________</w:t>
-      </w:r>
-    </w:p>
-    <w:p>
-      <w:r>
-        <w:t>________________________________________________________________</w:t>
-      </w:r>
-    </w:p>
-    <w:p>
-      <w:r>
-        <w:t>________________________________________________________________</w:t>
-      </w:r>
-    </w:p>
-    <w:p>
-      <w:r>
-        <w:t>________________________________________________________________</w:t>
-      </w:r>
-    </w:p>
-    <w:p>
-      <w:r>
-        <w:t>________________________________________________________________</w:t>
-      </w:r>
-    </w:p>
-    <w:p>
-      <w:pPr>
-        <w:pStyle w:val="Heading1"/>
-      </w:pPr>
-      <w:r>
-        <w:t>15. W4 Audit and repair independently</w:t>
-      </w:r>
-    </w:p>
-    <w:p>
-      <w:r>
-        <w:t>Attempt before feedback. If this repeats the selected independent case, reuse that first attempt; otherwise keep a separate record. Audit and repair independently. Apply the supplied Leakage facts and keep your reasoning.</w:t>
-      </w:r>
-    </w:p>
-    <w:p>
-      <w:pPr>
-        <w:spacing w:line="336" w:lineRule="auto" w:after="180"/>
-      </w:pPr>
-      <w:r>
-        <w:rPr>
-          <w:b w:val="0"/>
-        </w:rPr>
-        <w:t xml:space="preserve">Eight frames come from trips P (P1 P2 P3), Q (Q1 Q2), R (R1), S (S1 S2). A proposed split is </w:t>
-      </w:r>
-      <w:r>
-        <w:rPr>
-          <w:b/>
-        </w:rPr>
-        <w:t>training</w:t>
-      </w:r>
-      <w:r>
-        <w:rPr>
-          <w:b w:val="0"/>
-        </w:rPr>
-        <w:t xml:space="preserve"> P1 Q1 R1; validation P2 S1; test Q2 P3 S2. Identify shared </w:t>
-      </w:r>
-      <w:r>
-        <w:rPr>
-          <w:b/>
-        </w:rPr>
-        <w:t>group</w:t>
-      </w:r>
-      <w:r>
-        <w:rPr>
-          <w:b w:val="0"/>
-        </w:rPr>
-        <w:t>s for each pair of sets.</w:t>
-      </w:r>
-    </w:p>
-    <w:p>
-      <w:pPr>
-        <w:spacing w:line="336" w:lineRule="auto" w:after="180"/>
-      </w:pPr>
-      <w:r>
-        <w:rPr>
-          <w:b w:val="0"/>
-        </w:rPr>
-        <w:t xml:space="preserve">Repair it by assigning P and Q to </w:t>
-      </w:r>
-      <w:r>
-        <w:rPr>
-          <w:b/>
-        </w:rPr>
-        <w:t>training</w:t>
-      </w:r>
-      <w:r>
-        <w:rPr>
-          <w:b w:val="0"/>
-        </w:rPr>
-        <w:t xml:space="preserve">, R to validation and S to test. List all frames in each role and give row and </w:t>
-      </w:r>
-      <w:r>
-        <w:rPr>
-          <w:b/>
-        </w:rPr>
-        <w:t>group</w:t>
-      </w:r>
-      <w:r>
-        <w:rPr>
-          <w:b w:val="0"/>
-        </w:rPr>
-        <w:t xml:space="preserve"> counts. State one limit of the repaired plan.</w:t>
-      </w:r>
-    </w:p>
-    <w:p>
-      <w:pPr>
-        <w:pStyle w:val="Heading3"/>
-      </w:pPr>
-      <w:r>
-        <w:t>My reasoning and evidence</w:t>
-      </w:r>
-    </w:p>
-    <w:p>
-      <w:r>
-        <w:t>________________________________________________________________</w:t>
-      </w:r>
-    </w:p>
-    <w:p>
-      <w:r>
-        <w:t>________________________________________________________________</w:t>
-      </w:r>
-    </w:p>
-    <w:p>
-      <w:r>
-        <w:t>________________________________________________________________</w:t>
-      </w:r>
-    </w:p>
-    <w:p>
-      <w:r>
-        <w:t>________________________________________________________________</w:t>
-      </w:r>
-    </w:p>
-    <w:p>
-      <w:r>
-        <w:t>________________________________________________________________</w:t>
-      </w:r>
-    </w:p>
-    <w:p>
-      <w:r>
-        <w:t>________________________________________________________________</w:t>
-      </w:r>
-    </w:p>
-    <w:p>
-      <w:r>
-        <w:t>________________________________________________________________</w:t>
-      </w:r>
-    </w:p>
-    <w:p>
-      <w:r>
-        <w:t>________________________________________________________________</w:t>
-      </w:r>
-    </w:p>
-    <w:p>
-      <w:pPr>
-        <w:pStyle w:val="Heading1"/>
-      </w:pPr>
-      <w:r>
-        <w:t>16. W5 Match separation to the claim</w:t>
-      </w:r>
-    </w:p>
-    <w:p>
-      <w:r>
-        <w:t>Match separation to the claim. Apply the supplied Leakage facts and keep your reasoning.</w:t>
-      </w:r>
-    </w:p>
-    <w:p>
-      <w:pPr>
-        <w:spacing w:line="336" w:lineRule="auto" w:after="180"/>
-        <w:shd w:fill="F5F1FB"/>
-      </w:pPr>
-      <w:r>
-        <w:rPr>
-          <w:b w:val="0"/>
-        </w:rPr>
-        <w:t>A model will be evaluated on new routes. Route North has trips A and B; route South has C and D. A proposed split trains on A and C and tests on B and D. Explain the problem and give a route-based alternative.</w:t>
-      </w:r>
-    </w:p>
-    <w:p>
-      <w:pPr>
-        <w:spacing w:line="336" w:lineRule="auto" w:after="180"/>
-        <w:shd w:fill="F5F1FB"/>
-      </w:pPr>
-      <w:r>
-        <w:rPr>
-          <w:b w:val="0"/>
-        </w:rPr>
-        <w:t>Is this enough for a strong performance claim?</w:t>
-      </w:r>
-    </w:p>
-    <w:p>
-      <w:pPr>
-        <w:pStyle w:val="Heading3"/>
-      </w:pPr>
-      <w:r>
-        <w:t>My reasoning and evidence</w:t>
-      </w:r>
-    </w:p>
-    <w:p>
-      <w:r>
-        <w:t>________________________________________________________________</w:t>
-      </w:r>
-    </w:p>
-    <w:p>
-      <w:r>
-        <w:t>________________________________________________________________</w:t>
-      </w:r>
-    </w:p>
-    <w:p>
-      <w:r>
-        <w:t>________________________________________________________________</w:t>
-      </w:r>
-    </w:p>
-    <w:p>
-      <w:r>
-        <w:t>________________________________________________________________</w:t>
-      </w:r>
-    </w:p>
-    <w:p>
-      <w:r>
-        <w:t>________________________________________________________________</w:t>
-      </w:r>
-    </w:p>
-    <w:p>
-      <w:r>
-        <w:t>________________________________________________________________</w:t>
-      </w:r>
-    </w:p>
-    <w:p>
-      <w:pPr>
-        <w:pStyle w:val="Heading1"/>
-      </w:pPr>
-      <w:r>
-        <w:t>17. Scaling without leakage — W1 Learn the scale from training</w:t>
-      </w:r>
-    </w:p>
-    <w:p>
-      <w:r>
-        <w:t>Use the supplied Leakage task to record your reasoning, evidence and next step.</w:t>
-      </w:r>
-    </w:p>
-    <w:p>
-      <w:pPr>
-        <w:spacing w:line="336" w:lineRule="auto" w:after="180"/>
-      </w:pPr>
-      <w:r>
-        <w:rPr>
-          <w:b w:val="0"/>
-        </w:rPr>
-        <w:t xml:space="preserve">Using A,B,C, give the minimum, maximum and </w:t>
-      </w:r>
-      <w:r>
-        <w:rPr>
-          <w:b/>
-        </w:rPr>
-        <w:t>range</w:t>
-      </w:r>
-      <w:r>
-        <w:rPr>
-          <w:b w:val="0"/>
-        </w:rPr>
-        <w:t xml:space="preserve"> for each feature. </w:t>
-      </w:r>
-      <w:r>
-        <w:rPr>
-          <w:b/>
-        </w:rPr>
-        <w:t>Transform</w:t>
-      </w:r>
-      <w:r>
-        <w:rPr>
-          <w:b w:val="0"/>
-        </w:rPr>
-        <w:t xml:space="preserve"> all three </w:t>
-      </w:r>
-      <w:r>
-        <w:rPr>
-          <w:b/>
-        </w:rPr>
-        <w:t>training</w:t>
-      </w:r>
-      <w:r>
-        <w:rPr>
-          <w:b w:val="0"/>
-        </w:rPr>
-        <w:t xml:space="preserve"> rows and query (11,120). Explain which rows supplied the scale.</w:t>
-      </w:r>
-    </w:p>
-    <w:p>
-      <w:pPr>
-        <w:pStyle w:val="Heading3"/>
-      </w:pPr>
-      <w:r>
-        <w:t>My reasoning and evidence</w:t>
-      </w:r>
-    </w:p>
-    <w:p>
-      <w:r>
-        <w:t>________________________________________________________________</w:t>
-      </w:r>
-    </w:p>
-    <w:p>
-      <w:r>
-        <w:t>________________________________________________________________</w:t>
-      </w:r>
-    </w:p>
-    <w:p>
-      <w:r>
-        <w:t>________________________________________________________________</w:t>
-      </w:r>
-    </w:p>
-    <w:p>
-      <w:r>
-        <w:t>________________________________________________________________</w:t>
-      </w:r>
-    </w:p>
-    <w:p>
-      <w:r>
-        <w:t>________________________________________________________________</w:t>
-      </w:r>
-    </w:p>
-    <w:p>
-      <w:r>
-        <w:t>________________________________________________________________</w:t>
-      </w:r>
-    </w:p>
-    <w:p>
-      <w:pPr>
-        <w:pStyle w:val="Heading1"/>
-      </w:pPr>
-      <w:r>
-        <w:t>18. Scaling without leakage — W2 Trace the changed prediction</w:t>
-      </w:r>
-    </w:p>
-    <w:p>
-      <w:r>
-        <w:t>Use the supplied Leakage task to record your reasoning, evidence and next step.</w:t>
-      </w:r>
-    </w:p>
-    <w:p>
-      <w:pPr>
-        <w:spacing w:line="336" w:lineRule="auto" w:after="180"/>
-        <w:shd w:fill="F5F1FB"/>
-      </w:pPr>
-      <w:r>
-        <w:rPr>
-          <w:b w:val="0"/>
-        </w:rPr>
-        <w:t xml:space="preserve">For query (11,120), calculate raw and scaled distances to A,B,C. Give both k=1 </w:t>
-      </w:r>
-      <w:r>
-        <w:rPr>
-          <w:b/>
-        </w:rPr>
-        <w:t>prediction</w:t>
-      </w:r>
-      <w:r>
-        <w:rPr>
-          <w:b w:val="0"/>
-        </w:rPr>
-        <w:t xml:space="preserve">s. Does this prove that scaling always improves </w:t>
-      </w:r>
-      <w:r>
-        <w:rPr>
-          <w:b/>
-        </w:rPr>
-        <w:t>prediction</w:t>
-      </w:r>
-      <w:r>
-        <w:rPr>
-          <w:b w:val="0"/>
-        </w:rPr>
-        <w:t>s?</w:t>
-      </w:r>
-    </w:p>
-    <w:p>
-      <w:pPr>
-        <w:pStyle w:val="Heading3"/>
-      </w:pPr>
-      <w:r>
-        <w:t>My reasoning and evidence</w:t>
-      </w:r>
-    </w:p>
-    <w:p>
-      <w:r>
-        <w:t>________________________________________________________________</w:t>
-      </w:r>
-    </w:p>
-    <w:p>
-      <w:r>
-        <w:t>________________________________________________________________</w:t>
-      </w:r>
-    </w:p>
-    <w:p>
-      <w:r>
-        <w:t>________________________________________________________________</w:t>
-      </w:r>
-    </w:p>
-    <w:p>
-      <w:r>
-        <w:t>________________________________________________________________</w:t>
-      </w:r>
-    </w:p>
-    <w:p>
-      <w:r>
-        <w:t>________________________________________________________________</w:t>
-      </w:r>
-    </w:p>
-    <w:p>
-      <w:r>
-        <w:t>________________________________________________________________</w:t>
-      </w:r>
-    </w:p>
-    <w:p>
-      <w:pPr>
-        <w:pStyle w:val="Heading1"/>
-      </w:pPr>
-      <w:r>
-        <w:t>19. Scaling without leakage — W3 Keep one coordinate system</w:t>
-      </w:r>
-    </w:p>
-    <w:p>
-      <w:r>
-        <w:t>Use the supplied Leakage task to record your reasoning, evidence and next step.</w:t>
-      </w:r>
-    </w:p>
-    <w:p>
-      <w:pPr>
-        <w:spacing w:line="336" w:lineRule="auto" w:after="180"/>
-      </w:pPr>
-      <w:r>
-        <w:rPr>
-          <w:b/>
-        </w:rPr>
-        <w:t>Transform</w:t>
-      </w:r>
-      <w:r>
-        <w:rPr>
-          <w:b w:val="0"/>
-        </w:rPr>
-        <w:t xml:space="preserve"> (12,80) using the stored </w:t>
-      </w:r>
-      <w:r>
-        <w:rPr>
-          <w:b/>
-        </w:rPr>
-        <w:t>training</w:t>
-      </w:r>
-      <w:r>
-        <w:rPr>
-          <w:b w:val="0"/>
-        </w:rPr>
-        <w:t xml:space="preserve"> scale. Explain the negative value and why validation must not fit its own scale. Give the worked validation and baseline scores.</w:t>
-      </w:r>
-    </w:p>
-    <w:p>
-      <w:pPr>
-        <w:pStyle w:val="Heading3"/>
-      </w:pPr>
-      <w:r>
-        <w:t>My reasoning and evidence</w:t>
-      </w:r>
-    </w:p>
-    <w:p>
-      <w:r>
-        <w:t>________________________________________________________________</w:t>
-      </w:r>
-    </w:p>
-    <w:p>
-      <w:r>
-        <w:t>________________________________________________________________</w:t>
-      </w:r>
-    </w:p>
-    <w:p>
-      <w:r>
-        <w:t>________________________________________________________________</w:t>
-      </w:r>
-    </w:p>
-    <w:p>
-      <w:r>
-        <w:t>________________________________________________________________</w:t>
-      </w:r>
-    </w:p>
-    <w:p>
-      <w:r>
-        <w:t>________________________________________________________________</w:t>
-      </w:r>
-    </w:p>
-    <w:p>
-      <w:r>
-        <w:t>________________________________________________________________</w:t>
-      </w:r>
-    </w:p>
-    <w:p>
-      <w:pPr>
-        <w:pStyle w:val="Heading1"/>
-      </w:pPr>
-      <w:r>
-        <w:t>20. Scaling without leakage — W4 Scale a fresh dataset independently</w:t>
-      </w:r>
-    </w:p>
-    <w:p>
-      <w:r>
-        <w:t>Use the supplied Leakage task to record your reasoning, evidence and next step.</w:t>
-      </w:r>
-    </w:p>
-    <w:p>
-      <w:pPr>
-        <w:spacing w:line="336" w:lineRule="auto" w:after="180"/>
-      </w:pPr>
-      <w:r>
-        <w:rPr>
-          <w:b w:val="0"/>
-        </w:rPr>
-        <w:t xml:space="preserve">New </w:t>
-      </w:r>
-      <w:r>
-        <w:rPr>
-          <w:b/>
-        </w:rPr>
-        <w:t>training</w:t>
-      </w:r>
-      <w:r>
-        <w:rPr>
-          <w:b w:val="0"/>
-        </w:rPr>
-        <w:t xml:space="preserve"> rows are P (20,1000) clear, Q (40,600) blocked, R (40,1000) blocked. Fit minima and </w:t>
-      </w:r>
-      <w:r>
-        <w:rPr>
-          <w:b/>
-        </w:rPr>
-        <w:t>range</w:t>
-      </w:r>
-      <w:r>
-        <w:rPr>
-          <w:b w:val="0"/>
-        </w:rPr>
-        <w:t xml:space="preserve">s. For query (22,680), show </w:t>
-      </w:r>
-      <w:r>
-        <w:rPr>
-          <w:b/>
-        </w:rPr>
-        <w:t>transform</w:t>
-      </w:r>
-      <w:r>
-        <w:rPr>
-          <w:b w:val="0"/>
-        </w:rPr>
-        <w:t xml:space="preserve">ed features, raw and scaled distances to P,Q,R, and both k=1 </w:t>
-      </w:r>
-      <w:r>
-        <w:rPr>
-          <w:b/>
-        </w:rPr>
-        <w:t>prediction</w:t>
-      </w:r>
-      <w:r>
-        <w:rPr>
-          <w:b w:val="0"/>
-        </w:rPr>
-        <w:t>s.</w:t>
-      </w:r>
-    </w:p>
-    <w:p>
-      <w:pPr>
-        <w:spacing w:line="336" w:lineRule="auto" w:after="180"/>
-      </w:pPr>
-      <w:r>
-        <w:rPr>
-          <w:b/>
-        </w:rPr>
-        <w:t>Transform</w:t>
-      </w:r>
-      <w:r>
-        <w:rPr>
-          <w:b w:val="0"/>
-        </w:rPr>
-        <w:t xml:space="preserve"> new row (50,520) with the same scale.</w:t>
-      </w:r>
-    </w:p>
-    <w:p>
-      <w:pPr>
-        <w:pStyle w:val="Heading3"/>
-      </w:pPr>
-      <w:r>
-        <w:t>My reasoning and evidence</w:t>
-      </w:r>
-    </w:p>
-    <w:p>
-      <w:r>
-        <w:t>________________________________________________________________</w:t>
-      </w:r>
-    </w:p>
-    <w:p>
-      <w:r>
-        <w:t>________________________________________________________________</w:t>
-      </w:r>
-    </w:p>
-    <w:p>
-      <w:r>
-        <w:t>________________________________________________________________</w:t>
-      </w:r>
-    </w:p>
-    <w:p>
-      <w:r>
-        <w:t>________________________________________________________________</w:t>
-      </w:r>
-    </w:p>
-    <w:p>
-      <w:r>
-        <w:t>________________________________________________________________</w:t>
-      </w:r>
-    </w:p>
-    <w:p>
-      <w:r>
-        <w:t>________________________________________________________________</w:t>
-      </w:r>
-    </w:p>
-    <w:p>
-      <w:r>
-        <w:t>________________________________________________________________</w:t>
-      </w:r>
-    </w:p>
-    <w:p>
-      <w:r>
-        <w:t>________________________________________________________________</w:t>
-      </w:r>
-    </w:p>
-    <w:p>
-      <w:pPr>
-        <w:pStyle w:val="Heading1"/>
-      </w:pPr>
-      <w:r>
-        <w:t>21. Scaling without leakage — W5 Repair two preprocessing mistakes</w:t>
-      </w:r>
-    </w:p>
-    <w:p>
-      <w:r>
-        <w:t>Use the supplied Leakage task to record your reasoning, evidence and next step.</w:t>
-      </w:r>
-    </w:p>
-    <w:p>
-      <w:pPr>
-        <w:spacing w:line="336" w:lineRule="auto" w:after="180"/>
-      </w:pPr>
-      <w:r>
-        <w:rPr>
-          <w:b w:val="0"/>
-        </w:rPr>
-        <w:t xml:space="preserve">A learner fits scales using </w:t>
-      </w:r>
-      <w:r>
-        <w:rPr>
-          <w:b/>
-        </w:rPr>
-        <w:t>training</w:t>
-      </w:r>
-      <w:r>
-        <w:rPr>
-          <w:b w:val="0"/>
-        </w:rPr>
-        <w:t xml:space="preserve"> plus validation features but no labels. Another divides by a zero </w:t>
-      </w:r>
-      <w:r>
-        <w:rPr>
-          <w:b/>
-        </w:rPr>
-        <w:t>training</w:t>
-      </w:r>
-      <w:r>
-        <w:rPr>
-          <w:b w:val="0"/>
-        </w:rPr>
-        <w:t xml:space="preserve"> </w:t>
-      </w:r>
-      <w:r>
-        <w:rPr>
-          <w:b/>
-        </w:rPr>
-        <w:t>range</w:t>
-      </w:r>
-      <w:r>
-        <w:rPr>
-          <w:b w:val="0"/>
-        </w:rPr>
-        <w:t>. Explain both problems and give a recorded repair for each.</w:t>
-      </w:r>
-    </w:p>
-    <w:p>
-      <w:pPr>
-        <w:pStyle w:val="Heading3"/>
-      </w:pPr>
-      <w:r>
-        <w:t>My reasoning and evidence</w:t>
-      </w:r>
-    </w:p>
-    <w:p>
-      <w:r>
-        <w:t>________________________________________________________________</w:t>
-      </w:r>
-    </w:p>
-    <w:p>
-      <w:r>
-        <w:t>________________________________________________________________</w:t>
-      </w:r>
-    </w:p>
-    <w:p>
-      <w:r>
-        <w:t>________________________________________________________________</w:t>
-      </w:r>
-    </w:p>
-    <w:p>
-      <w:r>
-        <w:t>________________________________________________________________</w:t>
-      </w:r>
-    </w:p>
-    <w:p>
-      <w:r>
-        <w:t>________________________________________________________________</w:t>
-      </w:r>
-    </w:p>
-    <w:p>
-      <w:r>
-        <w:t>________________________________________________________________</w:t>
-      </w:r>
-    </w:p>
-    <w:p>
-      <w:pPr>
-        <w:pStyle w:val="Heading1"/>
-      </w:pPr>
-      <w:r>
-        <w:t>22. Feedback, return check and learning record</w:t>
-      </w:r>
-    </w:p>
-    <w:p>
-      <w:r>
-        <w:t>Record the first repaired step and a different case to revisit after a delay.</w:t>
+        <w:t>22. Feedback · Repair and return</w:t>
+      </w:r>
+    </w:p>
+    <w:p>
+      <w:r>
+        <w:t>Keep this task’s complete inputs, stated rule and support record together.</w:t>
+      </w:r>
+    </w:p>
+    <w:p>
+      <w:pPr>
+        <w:pStyle w:val="Heading2"/>
+      </w:pPr>
+      <w:r>
+        <w:t>Task and evidence record</w:t>
       </w:r>
     </w:p>
     <w:tbl>
@@ -2247,12 +817,9 @@
     </w:tbl>
     <w:p>
       <w:pPr>
-        <w:spacing w:line="336" w:lineRule="auto" w:after="180"/>
-      </w:pPr>
-      <w:r>
-        <w:rPr>
-          <w:b w:val="0"/>
-        </w:rPr>
+        <w:pStyle w:val="ListBullet"/>
+      </w:pPr>
+      <w:r>
         <w:t>Revisit this idea with your teacher after a delay. Familiarity is different from explaining and using it on a changed case.</w:t>
       </w:r>
     </w:p>
@@ -2261,57 +828,1122 @@
         <w:pStyle w:val="Heading1"/>
       </w:pPr>
       <w:r>
-        <w:t>23. Pictorial case practice: Leakage</w:t>
-      </w:r>
-    </w:p>
-    <w:p>
-      <w:r>
-        <w:t>Split by plant identity when testing generalisation to new plants. Explain the labelled step before checking the changed condition.</w:t>
-      </w:r>
-    </w:p>
-    <w:p>
-      <w:pPr>
-        <w:spacing w:line="336" w:lineRule="auto" w:after="180"/>
-      </w:pPr>
-      <w:r>
-        <w:rPr>
-          <w:b w:val="0"/>
-        </w:rPr>
+        <w:t>10. Finish · Judge your evidence</w:t>
+      </w:r>
+    </w:p>
+    <w:p>
+      <w:r>
+        <w:t>Keep this task’s complete inputs, stated rule and support record together.</w:t>
+      </w:r>
+    </w:p>
+    <w:p>
+      <w:pPr>
+        <w:pStyle w:val="Heading2"/>
+      </w:pPr>
+      <w:r>
+        <w:t>Task and evidence record</w:t>
+      </w:r>
+    </w:p>
+    <w:p>
+      <w:pPr>
+        <w:pStyle w:val="ListBullet"/>
+      </w:pPr>
+      <w:r>
+        <w:t>I can explain the mechanism. I can show evidence. I can handle a changed case. I can name a limit. Mark each as not yet, with help or independently, and attach supporting work.</w:t>
+      </w:r>
+    </w:p>
+    <w:p>
+      <w:pPr>
+        <w:pStyle w:val="ListBullet"/>
+      </w:pPr>
+      <w:r>
+        <w:t>Teacher review ____________________  Next step ____________________</w:t>
+      </w:r>
+    </w:p>
+    <w:p>
+      <w:pPr>
+        <w:pStyle w:val="Heading1"/>
+      </w:pPr>
+      <w:r>
+        <w:t>Reference bank and extra practice</w:t>
+      </w:r>
+    </w:p>
+    <w:p>
+      <w:pPr>
+        <w:pStyle w:val="Heading1"/>
+      </w:pPr>
+      <w:r>
+        <w:t>02. Reference · Supported W2 record</w:t>
+      </w:r>
+    </w:p>
+    <w:p>
+      <w:r>
+        <w:t>Keep this task’s complete inputs, stated rule and support record together.</w:t>
+      </w:r>
+    </w:p>
+    <w:p>
+      <w:pPr>
+        <w:pStyle w:val="Heading2"/>
+      </w:pPr>
+      <w:r>
+        <w:t>Task and evidence record</w:t>
+      </w:r>
+    </w:p>
+    <w:p>
+      <w:pPr>
+        <w:pStyle w:val="ListBullet"/>
+      </w:pPr>
+      <w:r>
+        <w:t>Use W2: Distinguish frames from groups for Splits and related examples. Record the answer once; the lesson and workbook refer to the same attempt.</w:t>
+      </w:r>
+    </w:p>
+    <w:tbl>
+      <w:tblPr>
+        <w:tblStyle w:val="LightShading-Accent1"/>
+        <w:tblW w:type="auto" w:w="0"/>
+        <w:tblLook w:firstColumn="1" w:firstRow="1" w:lastColumn="0" w:lastRow="0" w:noHBand="0" w:noVBand="1" w:val="04A0"/>
+      </w:tblPr>
+      <w:tblGrid>
+        <w:gridCol w:w="2556"/>
+        <w:gridCol w:w="2556"/>
+        <w:gridCol w:w="2556"/>
+        <w:gridCol w:w="2556"/>
+      </w:tblGrid>
+      <w:tr>
+        <w:trPr>
+          <w:tblHeader/>
+        </w:trPr>
+        <w:tc>
+          <w:tcPr>
+            <w:tcW w:type="dxa" w:w="2556"/>
+          </w:tcPr>
+          <w:p>
+            <w:r>
+              <w:t>Given inputs</w:t>
+            </w:r>
+          </w:p>
+        </w:tc>
+        <w:tc>
+          <w:tcPr>
+            <w:tcW w:type="dxa" w:w="2556"/>
+          </w:tcPr>
+          <w:p>
+            <w:r>
+              <w:t>Procedure I chose</w:t>
+            </w:r>
+          </w:p>
+        </w:tc>
+        <w:tc>
+          <w:tcPr>
+            <w:tcW w:type="dxa" w:w="2556"/>
+          </w:tcPr>
+          <w:p>
+            <w:r>
+              <w:t>Middle steps</w:t>
+            </w:r>
+          </w:p>
+        </w:tc>
+        <w:tc>
+          <w:tcPr>
+            <w:tcW w:type="dxa" w:w="2556"/>
+          </w:tcPr>
+          <w:p>
+            <w:r>
+              <w:t>Result and check</w:t>
+            </w:r>
+          </w:p>
+        </w:tc>
+      </w:tr>
+      <w:tr>
+        <w:tc>
+          <w:tcPr>
+            <w:tcW w:type="dxa" w:w="2556"/>
+          </w:tcPr>
+          <w:p>
+            <w:r/>
+          </w:p>
+        </w:tc>
+        <w:tc>
+          <w:tcPr>
+            <w:tcW w:type="dxa" w:w="2556"/>
+          </w:tcPr>
+          <w:p>
+            <w:r/>
+          </w:p>
+        </w:tc>
+        <w:tc>
+          <w:tcPr>
+            <w:tcW w:type="dxa" w:w="2556"/>
+          </w:tcPr>
+          <w:p>
+            <w:r/>
+          </w:p>
+        </w:tc>
+        <w:tc>
+          <w:tcPr>
+            <w:tcW w:type="dxa" w:w="2556"/>
+          </w:tcPr>
+          <w:p>
+            <w:r/>
+          </w:p>
+        </w:tc>
+      </w:tr>
+    </w:tbl>
+    <w:p>
+      <w:pPr>
+        <w:pStyle w:val="Heading3"/>
+      </w:pPr>
+      <w:r>
+        <w:t>The step I completed without help, and the hint I needed</w:t>
+      </w:r>
+    </w:p>
+    <w:p>
+      <w:r>
+        <w:t>________________________________________________________________</w:t>
+      </w:r>
+    </w:p>
+    <w:p>
+      <w:r>
+        <w:t>________________________________________________________________</w:t>
+      </w:r>
+    </w:p>
+    <w:p>
+      <w:r>
+        <w:t>________________________________________________________________</w:t>
+      </w:r>
+    </w:p>
+    <w:p>
+      <w:pPr>
+        <w:pStyle w:val="Heading1"/>
+      </w:pPr>
+      <w:r>
+        <w:t>03. Extra practice · Individual reasoning check</w:t>
+      </w:r>
+    </w:p>
+    <w:p>
+      <w:r>
+        <w:t>Keep this task’s complete inputs, stated rule and support record together.</w:t>
+      </w:r>
+    </w:p>
+    <w:p>
+      <w:pPr>
+        <w:pStyle w:val="Heading2"/>
+      </w:pPr>
+      <w:r>
+        <w:t>Task and evidence record</w:t>
+      </w:r>
+    </w:p>
+    <w:p>
+      <w:pPr>
+        <w:pStyle w:val="ListBullet"/>
+      </w:pPr>
+      <w:r>
+        <w:t>Use the worked case for Splits and related examples. Proposed explanation: “Different row IDs mean independent examples”. Decide whether this explanation is supported. Point to the step or supplied fact that decides; explain your repair if needed.</w:t>
+      </w:r>
+    </w:p>
+    <w:p>
+      <w:pPr>
+        <w:pStyle w:val="Heading3"/>
+      </w:pPr>
+      <w:r>
+        <w:t>My explanation before partner discussion</w:t>
+      </w:r>
+    </w:p>
+    <w:p>
+      <w:r>
+        <w:t>________________________________________________________________</w:t>
+      </w:r>
+    </w:p>
+    <w:p>
+      <w:r>
+        <w:t>________________________________________________________________</w:t>
+      </w:r>
+    </w:p>
+    <w:p>
+      <w:r>
+        <w:t>________________________________________________________________</w:t>
+      </w:r>
+    </w:p>
+    <w:p>
+      <w:r>
+        <w:t>________________________________________________________________</w:t>
+      </w:r>
+    </w:p>
+    <w:p>
+      <w:pPr>
+        <w:pStyle w:val="Heading1"/>
+      </w:pPr>
+      <w:r>
+        <w:t>05. Reference · Earlier learning target</w:t>
+      </w:r>
+    </w:p>
+    <w:p>
+      <w:r>
+        <w:t>Keep this task’s complete inputs, stated rule and support record together.</w:t>
+      </w:r>
+    </w:p>
+    <w:p>
+      <w:pPr>
+        <w:pStyle w:val="Heading2"/>
+      </w:pPr>
+      <w:r>
+        <w:t>Task and evidence record</w:t>
+      </w:r>
+    </w:p>
+    <w:p>
+      <w:pPr>
+        <w:pStyle w:val="ListBullet"/>
+      </w:pPr>
+      <w:r>
+        <w:t>Five photos of each leaf are randomly split by file into train and test. Why can accuracy be optimistic? Give a corrected grouping rule.</w:t>
+      </w:r>
+    </w:p>
+    <w:p>
+      <w:pPr>
+        <w:pStyle w:val="Heading1"/>
+      </w:pPr>
+      <w:r>
+        <w:t>06. Extra practice · Earlier complete case</w:t>
+      </w:r>
+    </w:p>
+    <w:p>
+      <w:r>
+        <w:t>Keep this task’s complete inputs, stated rule and support record together.</w:t>
+      </w:r>
+    </w:p>
+    <w:p>
+      <w:pPr>
+        <w:pStyle w:val="Heading2"/>
+      </w:pPr>
+      <w:r>
+        <w:t>Task and evidence record</w:t>
+      </w:r>
+    </w:p>
+    <w:p>
+      <w:pPr>
+        <w:pStyle w:val="ListBullet"/>
+      </w:pPr>
+      <w:r>
+        <w:t>Ten photos per leaf are randomly split so one leaf appears in train and test.</w:t>
+      </w:r>
+    </w:p>
+    <w:p>
+      <w:pPr>
+        <w:pStyle w:val="ListBullet"/>
+      </w:pPr>
+      <w:r>
+        <w:t>Explain and repair leakage.</w:t>
+      </w:r>
+    </w:p>
+    <w:p>
+      <w:pPr>
+        <w:pStyle w:val="ListBullet"/>
+      </w:pPr>
+      <w:r>
+        <w:t>Show your trace, calculation or evidence</w:t>
+      </w:r>
+    </w:p>
+    <w:p>
+      <w:pPr>
+        <w:pStyle w:val="Heading3"/>
+      </w:pPr>
+      <w:r>
+        <w:t>Write or draw your reasoning and evidence.</w:t>
+      </w:r>
+    </w:p>
+    <w:p>
+      <w:r>
+        <w:t>________________________________________________________________</w:t>
+      </w:r>
+    </w:p>
+    <w:p>
+      <w:r>
+        <w:t>________________________________________________________________</w:t>
+      </w:r>
+    </w:p>
+    <w:p>
+      <w:r>
+        <w:t>________________________________________________________________</w:t>
+      </w:r>
+    </w:p>
+    <w:p>
+      <w:r>
+        <w:t>________________________________________________________________</w:t>
+      </w:r>
+    </w:p>
+    <w:p>
+      <w:r>
+        <w:t>________________________________________________________________</w:t>
+      </w:r>
+    </w:p>
+    <w:p>
+      <w:pPr>
+        <w:pStyle w:val="Heading1"/>
+      </w:pPr>
+      <w:r>
+        <w:t>07. Extra practice · Changed case</w:t>
+      </w:r>
+    </w:p>
+    <w:p>
+      <w:r>
+        <w:t>Keep this task’s complete inputs, stated rule and support record together.</w:t>
+      </w:r>
+    </w:p>
+    <w:p>
+      <w:pPr>
+        <w:pStyle w:val="Heading2"/>
+      </w:pPr>
+      <w:r>
+        <w:t>Task and evidence record</w:t>
+      </w:r>
+    </w:p>
+    <w:p>
+      <w:pPr>
+        <w:pStyle w:val="ListBullet"/>
+      </w:pPr>
+      <w:r>
+        <w:t>A feature records the expert's final species decision, made after the prediction time. Why is this leakage, and what should happen to it?</w:t>
+      </w:r>
+    </w:p>
+    <w:p>
+      <w:pPr>
+        <w:pStyle w:val="ListBullet"/>
+      </w:pPr>
+      <w:r>
+        <w:t>My independent answer and reason</w:t>
+      </w:r>
+    </w:p>
+    <w:p>
+      <w:pPr>
+        <w:pStyle w:val="Heading3"/>
+      </w:pPr>
+      <w:r>
+        <w:t>Write or draw your reasoning and evidence.</w:t>
+      </w:r>
+    </w:p>
+    <w:p>
+      <w:r>
+        <w:t>________________________________________________________________</w:t>
+      </w:r>
+    </w:p>
+    <w:p>
+      <w:r>
+        <w:t>________________________________________________________________</w:t>
+      </w:r>
+    </w:p>
+    <w:p>
+      <w:r>
+        <w:t>________________________________________________________________</w:t>
+      </w:r>
+    </w:p>
+    <w:p>
+      <w:r>
+        <w:t>________________________________________________________________</w:t>
+      </w:r>
+    </w:p>
+    <w:p>
+      <w:r>
+        <w:t>________________________________________________________________</w:t>
+      </w:r>
+    </w:p>
+    <w:p>
+      <w:pPr>
+        <w:pStyle w:val="Heading3"/>
+      </w:pPr>
+      <w:r>
+        <w:t>Week 8 Test and reflect</w:t>
+      </w:r>
+    </w:p>
+    <w:p>
+      <w:pPr>
+        <w:pStyle w:val="Heading1"/>
+      </w:pPr>
+      <w:r>
+        <w:t>08. Extra practice · Design a revealing test</w:t>
+      </w:r>
+    </w:p>
+    <w:p>
+      <w:r>
+        <w:t>Keep this task’s complete inputs, stated rule and support record together.</w:t>
+      </w:r>
+    </w:p>
+    <w:p>
+      <w:pPr>
+        <w:pStyle w:val="Heading2"/>
+      </w:pPr>
+      <w:r>
+        <w:t>Task and evidence record</w:t>
+      </w:r>
+    </w:p>
+    <w:p>
+      <w:pPr>
+        <w:pStyle w:val="ListBullet"/>
+      </w:pPr>
+      <w:r>
+        <w:t>Create a changed input, boundary case or missing-information case. Write the expected answer or safe response before testing.</w:t>
+      </w:r>
+    </w:p>
+    <w:tbl>
+      <w:tblPr>
+        <w:tblStyle w:val="LightShading-Accent1"/>
+        <w:tblW w:type="auto" w:w="0"/>
+        <w:tblLook w:firstColumn="1" w:firstRow="1" w:lastColumn="0" w:lastRow="0" w:noHBand="0" w:noVBand="1" w:val="04A0"/>
+      </w:tblPr>
+      <w:tblGrid>
+        <w:gridCol w:w="5112"/>
+        <w:gridCol w:w="5112"/>
+      </w:tblGrid>
+      <w:tr>
+        <w:trPr>
+          <w:tblHeader/>
+        </w:trPr>
+        <w:tc>
+          <w:tcPr>
+            <w:tcW w:type="dxa" w:w="5112"/>
+          </w:tcPr>
+          <w:p>
+            <w:r>
+              <w:t>Test record</w:t>
+            </w:r>
+          </w:p>
+        </w:tc>
+        <w:tc>
+          <w:tcPr>
+            <w:tcW w:type="dxa" w:w="5112"/>
+          </w:tcPr>
+          <w:p>
+            <w:r>
+              <w:t>My evidence</w:t>
+            </w:r>
+          </w:p>
+        </w:tc>
+      </w:tr>
+      <w:tr>
+        <w:tc>
+          <w:tcPr>
+            <w:tcW w:type="dxa" w:w="5112"/>
+          </w:tcPr>
+          <w:p>
+            <w:r>
+              <w:t>Changed input or condition</w:t>
+            </w:r>
+          </w:p>
+        </w:tc>
+        <w:tc>
+          <w:tcPr>
+            <w:tcW w:type="dxa" w:w="5112"/>
+          </w:tcPr>
+          <w:p>
+            <w:r/>
+          </w:p>
+        </w:tc>
+      </w:tr>
+      <w:tr>
+        <w:tc>
+          <w:tcPr>
+            <w:tcW w:type="dxa" w:w="5112"/>
+          </w:tcPr>
+          <w:p>
+            <w:r>
+              <w:t>Expected answer or fallback</w:t>
+            </w:r>
+          </w:p>
+        </w:tc>
+        <w:tc>
+          <w:tcPr>
+            <w:tcW w:type="dxa" w:w="5112"/>
+          </w:tcPr>
+          <w:p>
+            <w:r/>
+          </w:p>
+        </w:tc>
+      </w:tr>
+      <w:tr>
+        <w:tc>
+          <w:tcPr>
+            <w:tcW w:type="dxa" w:w="5112"/>
+          </w:tcPr>
+          <w:p>
+            <w:r>
+              <w:t>Observed result</w:t>
+            </w:r>
+          </w:p>
+        </w:tc>
+        <w:tc>
+          <w:tcPr>
+            <w:tcW w:type="dxa" w:w="5112"/>
+          </w:tcPr>
+          <w:p>
+            <w:r/>
+          </w:p>
+        </w:tc>
+      </w:tr>
+      <w:tr>
+        <w:tc>
+          <w:tcPr>
+            <w:tcW w:type="dxa" w:w="5112"/>
+          </w:tcPr>
+          <w:p>
+            <w:r>
+              <w:t>Why the result occurred</w:t>
+            </w:r>
+          </w:p>
+        </w:tc>
+        <w:tc>
+          <w:tcPr>
+            <w:tcW w:type="dxa" w:w="5112"/>
+          </w:tcPr>
+          <w:p>
+            <w:r/>
+          </w:p>
+        </w:tc>
+      </w:tr>
+    </w:tbl>
+    <w:p>
+      <w:pPr>
+        <w:pStyle w:val="Heading1"/>
+      </w:pPr>
+      <w:r>
+        <w:t>11. Extra practice · Earlier transfer</w:t>
+      </w:r>
+    </w:p>
+    <w:p>
+      <w:r>
+        <w:t>Keep this task’s complete inputs, stated rule and support record together.</w:t>
+      </w:r>
+    </w:p>
+    <w:p>
+      <w:pPr>
+        <w:pStyle w:val="Heading2"/>
+      </w:pPr>
+      <w:r>
+        <w:t>Task and evidence record</w:t>
+      </w:r>
+    </w:p>
+    <w:p>
+      <w:pPr>
+        <w:pStyle w:val="ListBullet"/>
+      </w:pPr>
+      <w:r>
+        <w:t>Five photos of each leaf are randomly split by file into train and test. Why can accuracy be optimistic? Give a corrected grouping rule.</w:t>
+      </w:r>
+    </w:p>
+    <w:p>
+      <w:pPr>
+        <w:pStyle w:val="Heading3"/>
+      </w:pPr>
+      <w:r>
+        <w:t>My independently reasoned answer</w:t>
+      </w:r>
+    </w:p>
+    <w:p>
+      <w:r>
+        <w:t>________________________________________________________________</w:t>
+      </w:r>
+    </w:p>
+    <w:p>
+      <w:r>
+        <w:t>________________________________________________________________</w:t>
+      </w:r>
+    </w:p>
+    <w:p>
+      <w:r>
+        <w:t>________________________________________________________________</w:t>
+      </w:r>
+    </w:p>
+    <w:p>
+      <w:r>
+        <w:t>________________________________________________________________</w:t>
+      </w:r>
+    </w:p>
+    <w:p>
+      <w:r>
+        <w:t>________________________________________________________________</w:t>
+      </w:r>
+    </w:p>
+    <w:p>
+      <w:r>
+        <w:t>________________________________________________________________</w:t>
+      </w:r>
+    </w:p>
+    <w:p>
+      <w:r>
+        <w:t>________________________________________________________________</w:t>
+      </w:r>
+    </w:p>
+    <w:p>
+      <w:pPr>
+        <w:pStyle w:val="ListBullet"/>
+      </w:pPr>
+      <w:r>
+        <w:t>Record support used: none, hint or teacher explanation.</w:t>
+      </w:r>
+    </w:p>
+    <w:p>
+      <w:pPr>
+        <w:pStyle w:val="Heading1"/>
+      </w:pPr>
+      <w:r>
+        <w:t>15. Reference · Earlier W4 record</w:t>
+      </w:r>
+    </w:p>
+    <w:p>
+      <w:r>
+        <w:t>Keep this task’s complete inputs, stated rule and support record together.</w:t>
+      </w:r>
+    </w:p>
+    <w:p>
+      <w:pPr>
+        <w:pStyle w:val="Heading2"/>
+      </w:pPr>
+      <w:r>
+        <w:t>Task and evidence record</w:t>
+      </w:r>
+    </w:p>
+    <w:p>
+      <w:pPr>
+        <w:pStyle w:val="ListBullet"/>
+      </w:pPr>
+      <w:r>
+        <w:t>Eight frames come from trips P (P1 P2 P3), Q (Q1 Q2), R (R1), S (S1 S2). A proposed split is training P1 Q1 R1; validation P2 S1; test Q2 P3 S2. Identify shared groups for each pair of sets. Repair it by assigning P and Q to training, R to validation and S to test. List all frames in each role and give row and group counts. State one limit of the repaired plan.</w:t>
+      </w:r>
+    </w:p>
+    <w:p>
+      <w:pPr>
+        <w:pStyle w:val="Heading3"/>
+      </w:pPr>
+      <w:r>
+        <w:t>My reasoning and evidence</w:t>
+      </w:r>
+    </w:p>
+    <w:p>
+      <w:r>
+        <w:t>________________________________________________________________</w:t>
+      </w:r>
+    </w:p>
+    <w:p>
+      <w:r>
+        <w:t>________________________________________________________________</w:t>
+      </w:r>
+    </w:p>
+    <w:p>
+      <w:r>
+        <w:t>________________________________________________________________</w:t>
+      </w:r>
+    </w:p>
+    <w:p>
+      <w:r>
+        <w:t>________________________________________________________________</w:t>
+      </w:r>
+    </w:p>
+    <w:p>
+      <w:r>
+        <w:t>________________________________________________________________</w:t>
+      </w:r>
+    </w:p>
+    <w:p>
+      <w:r>
+        <w:t>________________________________________________________________</w:t>
+      </w:r>
+    </w:p>
+    <w:p>
+      <w:r>
+        <w:t>________________________________________________________________</w:t>
+      </w:r>
+    </w:p>
+    <w:p>
+      <w:r>
+        <w:t>________________________________________________________________</w:t>
+      </w:r>
+    </w:p>
+    <w:p>
+      <w:pPr>
+        <w:pStyle w:val="Heading1"/>
+      </w:pPr>
+      <w:r>
+        <w:t>17. Extension · Scaling without leakage — W1 Learn the scale from training</w:t>
+      </w:r>
+    </w:p>
+    <w:p>
+      <w:r>
+        <w:t>Retained extension task with its own values and teacher key.</w:t>
+      </w:r>
+    </w:p>
+    <w:p>
+      <w:pPr>
+        <w:pStyle w:val="Heading2"/>
+      </w:pPr>
+      <w:r>
+        <w:t>Extension question and evidence</w:t>
+      </w:r>
+    </w:p>
+    <w:p>
+      <w:pPr>
+        <w:pStyle w:val="ListBullet"/>
+      </w:pPr>
+      <w:r>
+        <w:t>Using A,B,C, give the minimum, maximum and range for each feature. Transform all three training rows and query (11,120). Explain which rows supplied the scale.</w:t>
+      </w:r>
+    </w:p>
+    <w:p>
+      <w:pPr>
+        <w:pStyle w:val="Heading3"/>
+      </w:pPr>
+      <w:r>
+        <w:t>My reasoning and evidence</w:t>
+      </w:r>
+    </w:p>
+    <w:p>
+      <w:r>
+        <w:t>________________________________________________________________</w:t>
+      </w:r>
+    </w:p>
+    <w:p>
+      <w:r>
+        <w:t>________________________________________________________________</w:t>
+      </w:r>
+    </w:p>
+    <w:p>
+      <w:r>
+        <w:t>________________________________________________________________</w:t>
+      </w:r>
+    </w:p>
+    <w:p>
+      <w:r>
+        <w:t>________________________________________________________________</w:t>
+      </w:r>
+    </w:p>
+    <w:p>
+      <w:r>
+        <w:t>________________________________________________________________</w:t>
+      </w:r>
+    </w:p>
+    <w:p>
+      <w:r>
+        <w:t>________________________________________________________________</w:t>
+      </w:r>
+    </w:p>
+    <w:p>
+      <w:pPr>
+        <w:pStyle w:val="Heading1"/>
+      </w:pPr>
+      <w:r>
+        <w:t>18. Extension · Scaling without leakage — W2 Trace the changed prediction</w:t>
+      </w:r>
+    </w:p>
+    <w:p>
+      <w:r>
+        <w:t>Retained extension task with its own values and teacher key.</w:t>
+      </w:r>
+    </w:p>
+    <w:p>
+      <w:pPr>
+        <w:pStyle w:val="Heading2"/>
+      </w:pPr>
+      <w:r>
+        <w:t>Extension question and evidence</w:t>
+      </w:r>
+    </w:p>
+    <w:p>
+      <w:pPr>
+        <w:pStyle w:val="ListBullet"/>
+      </w:pPr>
+      <w:r>
+        <w:t>For query (11,120), calculate raw and scaled distances to A,B,C. Give both k=1 predictions. Does this prove that scaling always improves predictions?</w:t>
+      </w:r>
+    </w:p>
+    <w:p>
+      <w:pPr>
+        <w:pStyle w:val="Heading3"/>
+      </w:pPr>
+      <w:r>
+        <w:t>My reasoning and evidence</w:t>
+      </w:r>
+    </w:p>
+    <w:p>
+      <w:r>
+        <w:t>________________________________________________________________</w:t>
+      </w:r>
+    </w:p>
+    <w:p>
+      <w:r>
+        <w:t>________________________________________________________________</w:t>
+      </w:r>
+    </w:p>
+    <w:p>
+      <w:r>
+        <w:t>________________________________________________________________</w:t>
+      </w:r>
+    </w:p>
+    <w:p>
+      <w:r>
+        <w:t>________________________________________________________________</w:t>
+      </w:r>
+    </w:p>
+    <w:p>
+      <w:r>
+        <w:t>________________________________________________________________</w:t>
+      </w:r>
+    </w:p>
+    <w:p>
+      <w:r>
+        <w:t>________________________________________________________________</w:t>
+      </w:r>
+    </w:p>
+    <w:p>
+      <w:pPr>
+        <w:pStyle w:val="Heading1"/>
+      </w:pPr>
+      <w:r>
+        <w:t>19. Extension · Scaling without leakage — W3 Keep one coordinate system</w:t>
+      </w:r>
+    </w:p>
+    <w:p>
+      <w:r>
+        <w:t>Retained extension task with its own values and teacher key.</w:t>
+      </w:r>
+    </w:p>
+    <w:p>
+      <w:pPr>
+        <w:pStyle w:val="Heading2"/>
+      </w:pPr>
+      <w:r>
+        <w:t>Extension question and evidence</w:t>
+      </w:r>
+    </w:p>
+    <w:p>
+      <w:pPr>
+        <w:pStyle w:val="ListBullet"/>
+      </w:pPr>
+      <w:r>
+        <w:t>Transform (12,80) using the stored training scale. Explain the negative value and why validation must not fit its own scale. Give the worked validation and baseline scores.</w:t>
+      </w:r>
+    </w:p>
+    <w:p>
+      <w:pPr>
+        <w:pStyle w:val="Heading3"/>
+      </w:pPr>
+      <w:r>
+        <w:t>My reasoning and evidence</w:t>
+      </w:r>
+    </w:p>
+    <w:p>
+      <w:r>
+        <w:t>________________________________________________________________</w:t>
+      </w:r>
+    </w:p>
+    <w:p>
+      <w:r>
+        <w:t>________________________________________________________________</w:t>
+      </w:r>
+    </w:p>
+    <w:p>
+      <w:r>
+        <w:t>________________________________________________________________</w:t>
+      </w:r>
+    </w:p>
+    <w:p>
+      <w:r>
+        <w:t>________________________________________________________________</w:t>
+      </w:r>
+    </w:p>
+    <w:p>
+      <w:r>
+        <w:t>________________________________________________________________</w:t>
+      </w:r>
+    </w:p>
+    <w:p>
+      <w:r>
+        <w:t>________________________________________________________________</w:t>
+      </w:r>
+    </w:p>
+    <w:p>
+      <w:pPr>
+        <w:pStyle w:val="Heading1"/>
+      </w:pPr>
+      <w:r>
+        <w:t>20. Extension · Scaling without leakage — W4 Scale a fresh dataset independently</w:t>
+      </w:r>
+    </w:p>
+    <w:p>
+      <w:r>
+        <w:t>Retained extension task with its own values and teacher key.</w:t>
+      </w:r>
+    </w:p>
+    <w:p>
+      <w:pPr>
+        <w:pStyle w:val="Heading2"/>
+      </w:pPr>
+      <w:r>
+        <w:t>Extension question and evidence</w:t>
+      </w:r>
+    </w:p>
+    <w:p>
+      <w:pPr>
+        <w:pStyle w:val="ListBullet"/>
+      </w:pPr>
+      <w:r>
+        <w:t>New training rows are P (20,1000) clear, Q (40,600) blocked, R (40,1000) blocked. Fit minima and ranges. For query (22,680), show transformed features, raw and scaled distances to P,Q,R, and both k=1 predictions. Transform new row (50,520) with the same scale.</w:t>
+      </w:r>
+    </w:p>
+    <w:p>
+      <w:pPr>
+        <w:pStyle w:val="Heading3"/>
+      </w:pPr>
+      <w:r>
+        <w:t>My reasoning and evidence</w:t>
+      </w:r>
+    </w:p>
+    <w:p>
+      <w:r>
+        <w:t>________________________________________________________________</w:t>
+      </w:r>
+    </w:p>
+    <w:p>
+      <w:r>
+        <w:t>________________________________________________________________</w:t>
+      </w:r>
+    </w:p>
+    <w:p>
+      <w:r>
+        <w:t>________________________________________________________________</w:t>
+      </w:r>
+    </w:p>
+    <w:p>
+      <w:r>
+        <w:t>________________________________________________________________</w:t>
+      </w:r>
+    </w:p>
+    <w:p>
+      <w:r>
+        <w:t>________________________________________________________________</w:t>
+      </w:r>
+    </w:p>
+    <w:p>
+      <w:r>
+        <w:t>________________________________________________________________</w:t>
+      </w:r>
+    </w:p>
+    <w:p>
+      <w:r>
+        <w:t>________________________________________________________________</w:t>
+      </w:r>
+    </w:p>
+    <w:p>
+      <w:r>
+        <w:t>________________________________________________________________</w:t>
+      </w:r>
+    </w:p>
+    <w:p>
+      <w:pPr>
+        <w:pStyle w:val="Heading1"/>
+      </w:pPr>
+      <w:r>
+        <w:t>21. Extension · Scaling without leakage — W5 Repair two preprocessing mistakes</w:t>
+      </w:r>
+    </w:p>
+    <w:p>
+      <w:r>
+        <w:t>Retained extension task with its own values and teacher key.</w:t>
+      </w:r>
+    </w:p>
+    <w:p>
+      <w:pPr>
+        <w:pStyle w:val="Heading2"/>
+      </w:pPr>
+      <w:r>
+        <w:t>Extension question and evidence</w:t>
+      </w:r>
+    </w:p>
+    <w:p>
+      <w:pPr>
+        <w:pStyle w:val="ListBullet"/>
+      </w:pPr>
+      <w:r>
+        <w:t>A learner fits scales using training plus validation features but no labels. Another divides by a zero training range. Explain both problems and give a recorded repair for each.</w:t>
+      </w:r>
+    </w:p>
+    <w:p>
+      <w:pPr>
+        <w:pStyle w:val="Heading3"/>
+      </w:pPr>
+      <w:r>
+        <w:t>My reasoning and evidence</w:t>
+      </w:r>
+    </w:p>
+    <w:p>
+      <w:r>
+        <w:t>________________________________________________________________</w:t>
+      </w:r>
+    </w:p>
+    <w:p>
+      <w:r>
+        <w:t>________________________________________________________________</w:t>
+      </w:r>
+    </w:p>
+    <w:p>
+      <w:r>
+        <w:t>________________________________________________________________</w:t>
+      </w:r>
+    </w:p>
+    <w:p>
+      <w:r>
+        <w:t>________________________________________________________________</w:t>
+      </w:r>
+    </w:p>
+    <w:p>
+      <w:r>
+        <w:t>________________________________________________________________</w:t>
+      </w:r>
+    </w:p>
+    <w:p>
+      <w:r>
+        <w:t>________________________________________________________________</w:t>
+      </w:r>
+    </w:p>
+    <w:p>
+      <w:pPr>
+        <w:pStyle w:val="Heading1"/>
+      </w:pPr>
+      <w:r>
+        <w:t>23. Extra practice · Pictured case</w:t>
+      </w:r>
+    </w:p>
+    <w:p>
+      <w:r>
+        <w:t>Keep this task’s complete inputs, stated rule and support record together.</w:t>
+      </w:r>
+    </w:p>
+    <w:p>
+      <w:pPr>
+        <w:pStyle w:val="Heading2"/>
+      </w:pPr>
+      <w:r>
+        <w:t>Task and evidence record</w:t>
+      </w:r>
+    </w:p>
+    <w:p>
+      <w:pPr>
+        <w:pStyle w:val="ListBullet"/>
+      </w:pPr>
+      <w:r>
         <w:t>Split by plant identity when testing generalisation to new plants.</w:t>
       </w:r>
     </w:p>
     <w:p>
       <w:pPr>
-        <w:spacing w:line="336" w:lineRule="auto" w:after="180"/>
-      </w:pPr>
-      <w:r>
-        <w:rPr>
-          <w:b w:val="0"/>
-        </w:rPr>
+        <w:pStyle w:val="ListBullet"/>
+      </w:pPr>
+      <w:r>
         <w:t>Plants Cedar, Elm and Fir each have three views. Aim: recognise previously unseen plants. Plan: Cedar and Elm train; Fir final test.</w:t>
       </w:r>
     </w:p>
     <w:p>
       <w:pPr>
-        <w:spacing w:line="336" w:lineRule="auto" w:after="180"/>
-      </w:pPr>
-      <w:r>
-        <w:rPr>
-          <w:b w:val="0"/>
-        </w:rPr>
-        <w:t xml:space="preserve">All </w:t>
-      </w:r>
-      <w:r>
-        <w:rPr>
-          <w:b/>
-        </w:rPr>
-        <w:t>input</w:t>
-      </w:r>
-      <w:r>
-        <w:rPr>
-          <w:b w:val="0"/>
-        </w:rPr>
-        <w:t>s and outcomes in this worked example are invented classroom data; no real model run is claimed.</w:t>
+        <w:pStyle w:val="ListBullet"/>
+      </w:pPr>
+      <w:r>
+        <w:t>All inputs and outcomes in this worked example are invented classroom data; no real model run is claimed.</w:t>
       </w:r>
     </w:p>
     <w:p>
@@ -2388,25 +2020,10 @@
     </w:p>
     <w:p>
       <w:pPr>
-        <w:spacing w:line="336" w:lineRule="auto" w:after="180"/>
-      </w:pPr>
-      <w:r>
-        <w:rPr>
-          <w:b w:val="0"/>
-        </w:rPr>
-        <w:t xml:space="preserve">How many independently new plant identities are in the original test? Point to the relevant step in the picture, then write the changed result and the rule or </w:t>
-      </w:r>
-      <w:r>
-        <w:rPr>
-          <w:b/>
-        </w:rPr>
-        <w:t>evidence</w:t>
-      </w:r>
-      <w:r>
-        <w:rPr>
-          <w:b w:val="0"/>
-        </w:rPr>
-        <w:t xml:space="preserve"> that supports it.</w:t>
+        <w:pStyle w:val="ListBullet"/>
+      </w:pPr>
+      <w:r>
+        <w:t>How many independently new plant identities are in the original test? Point to the relevant step in the picture, then write the changed result and the rule or evidence that supports it.</w:t>
       </w:r>
     </w:p>
     <w:p>
@@ -2449,68 +2066,18 @@
     </w:p>
     <w:p>
       <w:pPr>
-        <w:pStyle w:val="Heading3"/>
-      </w:pPr>
-      <w:r>
-        <w:t>Record the help used</w:t>
-      </w:r>
-    </w:p>
-    <w:p>
-      <w:pPr>
-        <w:spacing w:line="336" w:lineRule="auto" w:after="180"/>
-        <w:shd w:fill="F1F6F8"/>
-      </w:pPr>
-      <w:r>
-        <w:rPr>
-          <w:b w:val="0"/>
-        </w:rPr>
-        <w:t xml:space="preserve">Support used: alone / hint / worked example. This record is practice </w:t>
-      </w:r>
-      <w:r>
-        <w:rPr>
-          <w:b/>
-        </w:rPr>
-        <w:t>evidence</w:t>
-      </w:r>
-      <w:r>
-        <w:rPr>
-          <w:b w:val="0"/>
-        </w:rPr>
-        <w:t>.</w:t>
-      </w:r>
-    </w:p>
-    <w:p>
-      <w:pPr>
-        <w:spacing w:line="336" w:lineRule="auto" w:after="180"/>
-      </w:pPr>
-      <w:r>
-        <w:rPr>
-          <w:b w:val="0"/>
-        </w:rPr>
-        <w:t xml:space="preserve">Project connection: For your Responsible Plant Classifier, save the </w:t>
-      </w:r>
-      <w:r>
-        <w:rPr>
-          <w:b/>
-        </w:rPr>
-        <w:t>input</w:t>
-      </w:r>
-      <w:r>
-        <w:rPr>
-          <w:b w:val="0"/>
-        </w:rPr>
-        <w:t>, procedure, observed result and limitation of this check.</w:t>
-      </w:r>
-    </w:p>
-    <w:p>
-      <w:pPr>
-        <w:spacing w:line="336" w:lineRule="auto" w:after="180"/>
-      </w:pPr>
-      <w:r>
-        <w:rPr>
-          <w:b w:val="0"/>
-        </w:rPr>
-        <w:t>Label this worked example as practice; use a different, previously unreviewed case when checking independent understanding.</w:t>
+        <w:pStyle w:val="ListBullet"/>
+      </w:pPr>
+      <w:r>
+        <w:t>Support used: alone / hint / worked example. This record is practice evidence.</w:t>
+      </w:r>
+    </w:p>
+    <w:p>
+      <w:pPr>
+        <w:pStyle w:val="ListBullet"/>
+      </w:pPr>
+      <w:r>
+        <w:t>Project connection: For your Responsible Plant Classifier, save the input, procedure, observed result and limitation of this check. Label this worked example as practice; use a different, previously unreviewed case when checking independent understanding.</w:t>
       </w:r>
     </w:p>
     <w:p>
@@ -2518,92 +2085,44 @@
         <w:pStyle w:val="Heading1"/>
       </w:pPr>
       <w:r>
-        <w:t>24. Project portfolio milestone</w:t>
-      </w:r>
-    </w:p>
-    <w:p>
-      <w:r>
-        <w:t>Keep this week’s input, deciding step, result and limit together in the Responsible Plant Classifier record.</w:t>
-      </w:r>
-    </w:p>
-    <w:p>
-      <w:pPr>
-        <w:spacing w:line="336" w:lineRule="auto" w:after="180"/>
-      </w:pPr>
-      <w:r>
-        <w:rPr>
-          <w:b w:val="0"/>
-        </w:rPr>
+        <w:t>24. Reference · Project portfolio milestone</w:t>
+      </w:r>
+    </w:p>
+    <w:p>
+      <w:r>
+        <w:t>Keep this task’s complete inputs, stated rule and support record together.</w:t>
+      </w:r>
+    </w:p>
+    <w:p>
+      <w:pPr>
+        <w:pStyle w:val="Heading2"/>
+      </w:pPr>
+      <w:r>
+        <w:t>Task and evidence record</w:t>
+      </w:r>
+    </w:p>
+    <w:p>
+      <w:pPr>
+        <w:pStyle w:val="ListBullet"/>
+      </w:pPr>
+      <w:r>
         <w:t>Project: Responsible Plant Classifier</w:t>
       </w:r>
     </w:p>
     <w:p>
       <w:pPr>
-        <w:spacing w:line="336" w:lineRule="auto" w:after="180"/>
-      </w:pPr>
-      <w:r>
-        <w:rPr>
-          <w:b w:val="0"/>
-        </w:rPr>
-        <w:t xml:space="preserve">Current milestone: Make a transparent first version. Keep a trace of how one </w:t>
-      </w:r>
-      <w:r>
-        <w:rPr>
-          <w:b/>
-        </w:rPr>
-        <w:t>input</w:t>
-      </w:r>
-      <w:r>
-        <w:rPr>
-          <w:b w:val="0"/>
-        </w:rPr>
-        <w:t xml:space="preserve"> becomes an </w:t>
-      </w:r>
-      <w:r>
-        <w:rPr>
-          <w:b/>
-        </w:rPr>
-        <w:t>output</w:t>
-      </w:r>
-      <w:r>
-        <w:rPr>
-          <w:b w:val="0"/>
-        </w:rPr>
-        <w:t>; explain the rule or learned component.</w:t>
-      </w:r>
-    </w:p>
-    <w:p>
-      <w:pPr>
-        <w:spacing w:line="336" w:lineRule="auto" w:after="180"/>
-      </w:pPr>
-      <w:r>
-        <w:rPr>
-          <w:b w:val="0"/>
-        </w:rPr>
-        <w:t xml:space="preserve">For your Responsible Plant Classifier, save the </w:t>
-      </w:r>
-      <w:r>
-        <w:rPr>
-          <w:b/>
-        </w:rPr>
-        <w:t>input</w:t>
-      </w:r>
-      <w:r>
-        <w:rPr>
-          <w:b w:val="0"/>
-        </w:rPr>
-        <w:t>, procedure, observed result and limitation of this check.</w:t>
-      </w:r>
-    </w:p>
-    <w:p>
-      <w:pPr>
-        <w:spacing w:line="336" w:lineRule="auto" w:after="180"/>
-      </w:pPr>
-      <w:r>
-        <w:rPr>
-          <w:b w:val="0"/>
-        </w:rPr>
-        <w:t>Label this worked example as practice; use a different, previously unreviewed case when checking independent understanding.</w:t>
+        <w:pStyle w:val="ListBullet"/>
+      </w:pPr>
+      <w:r>
+        <w:t>Current milestone: Make a transparent first version. Keep a trace of how one input becomes an output; explain the rule or learned component.</w:t>
+      </w:r>
+    </w:p>
+    <w:p>
+      <w:pPr>
+        <w:pStyle w:val="ListBullet"/>
+      </w:pPr>
+      <w:r>
+        <w:t>For your Responsible Plant Classifier, save the input, procedure, observed result and limitation of this check. Label this worked example as practice; use a different, previously unreviewed case when checking independent understanding.</w:t>
       </w:r>
     </w:p>
     <w:tbl>
@@ -2760,12 +2279,561 @@
         <w:pStyle w:val="Heading1"/>
       </w:pPr>
       <w:r>
-        <w:t>25. Supported practice and learning evidence</w:t>
-      </w:r>
-    </w:p>
-    <w:p>
-      <w:r>
-        <w:t>Try the supported questions before comparing with hints and feedback. Record what you repaired and the evidence you retained.</w:t>
+        <w:t>25. Extra practice · Predict, check and repair</w:t>
+      </w:r>
+    </w:p>
+    <w:p>
+      <w:r>
+        <w:t>Keep supported feedback separate from the reserved independent case.</w:t>
+      </w:r>
+    </w:p>
+    <w:p>
+      <w:pPr>
+        <w:pStyle w:val="Heading2"/>
+      </w:pPr>
+      <w:r>
+        <w:t>First supported question and hint</w:t>
+      </w:r>
+    </w:p>
+    <w:p>
+      <w:pPr>
+        <w:pStyle w:val="ListBullet"/>
+      </w:pPr>
+      <w:r>
+        <w:t>Split by plant identity when testing generalisation to new plants.</w:t>
+      </w:r>
+    </w:p>
+    <w:p>
+      <w:pPr>
+        <w:pStyle w:val="Heading3"/>
+      </w:pPr>
+      <w:r>
+        <w:t>Practice 1: explain the deciding evidence</w:t>
+      </w:r>
+    </w:p>
+    <w:p>
+      <w:pPr>
+        <w:pStyle w:val="ListBullet"/>
+      </w:pPr>
+      <w:r>
+        <w:t>Which labelled step matches this detail? The final test probes one unseen plant, not three independent plants.</w:t>
+      </w:r>
+    </w:p>
+    <w:p>
+      <w:pPr>
+        <w:pStyle w:val="ListBullet"/>
+      </w:pPr>
+      <w:r>
+        <w:t>1. Assign groups</w:t>
+      </w:r>
+    </w:p>
+    <w:p>
+      <w:pPr>
+        <w:pStyle w:val="ListBullet"/>
+      </w:pPr>
+      <w:r>
+        <w:t>2. State claim</w:t>
+      </w:r>
+    </w:p>
+    <w:p>
+      <w:pPr>
+        <w:pStyle w:val="ListBullet"/>
+      </w:pPr>
+      <w:r>
+        <w:t>3. Group related views</w:t>
+      </w:r>
+    </w:p>
+    <w:p>
+      <w:pPr>
+        <w:pStyle w:val="Heading3"/>
+      </w:pPr>
+      <w:r>
+        <w:t>My selected conclusion, deciding fact and explanation</w:t>
+      </w:r>
+    </w:p>
+    <w:p>
+      <w:r>
+        <w:t>________________________________________________________________</w:t>
+      </w:r>
+    </w:p>
+    <w:p>
+      <w:r>
+        <w:t>________________________________________________________________</w:t>
+      </w:r>
+    </w:p>
+    <w:p>
+      <w:r>
+        <w:t>________________________________________________________________</w:t>
+      </w:r>
+    </w:p>
+    <w:p>
+      <w:r>
+        <w:t>________________________________________________________________</w:t>
+      </w:r>
+    </w:p>
+    <w:p>
+      <w:r>
+        <w:t>________________________________________________________________</w:t>
+      </w:r>
+    </w:p>
+    <w:p>
+      <w:pPr>
+        <w:pStyle w:val="ListBullet"/>
+      </w:pPr>
+      <w:r>
+        <w:t>Hint if needed: Read the steps in the pictorial case. Match the supplied detail to the stage that performs or records it.</w:t>
+      </w:r>
+    </w:p>
+    <w:p>
+      <w:pPr>
+        <w:pStyle w:val="Heading2"/>
+      </w:pPr>
+      <w:r>
+        <w:t>Check the first explanation · reference / check after trying</w:t>
+      </w:r>
+    </w:p>
+    <w:p>
+      <w:pPr>
+        <w:spacing w:line="336" w:lineRule="auto" w:after="180"/>
+      </w:pPr>
+      <w:r>
+        <w:rPr>
+          <w:b w:val="0"/>
+        </w:rPr>
+        <w:t>After your attempt, compare with the supported explanation: State claim The final test probes one unseen plant, not three independent plants. Read the picture in order.</w:t>
+      </w:r>
+    </w:p>
+    <w:p>
+      <w:pPr>
+        <w:spacing w:line="336" w:lineRule="auto" w:after="180"/>
+      </w:pPr>
+      <w:r>
+        <w:rPr>
+          <w:b w:val="0"/>
+        </w:rPr>
+        <w:t xml:space="preserve">The final test probes one unseen plant, not three independent plants. The arrows show which recorded </w:t>
+      </w:r>
+      <w:r>
+        <w:rPr>
+          <w:b/>
+        </w:rPr>
+        <w:t>input</w:t>
+      </w:r>
+      <w:r>
+        <w:rPr>
+          <w:b w:val="0"/>
+        </w:rPr>
+        <w:t xml:space="preserve"> or intermediate result each decision uses.</w:t>
+      </w:r>
+    </w:p>
+    <w:p>
+      <w:pPr>
+        <w:spacing w:line="336" w:lineRule="auto" w:after="180"/>
+      </w:pPr>
+      <w:r>
+        <w:rPr>
+          <w:b w:val="0"/>
+        </w:rPr>
+        <w:t>Explain the deciding step aloud before checking the changed case; pointing to the final answer alone does not show how it follows.</w:t>
+      </w:r>
+    </w:p>
+    <w:p>
+      <w:pPr>
+        <w:pStyle w:val="Heading2"/>
+      </w:pPr>
+      <w:r>
+        <w:t>Changed-case question and hint</w:t>
+      </w:r>
+    </w:p>
+    <w:p>
+      <w:pPr>
+        <w:pStyle w:val="Heading3"/>
+      </w:pPr>
+      <w:r>
+        <w:t>Practice 2: explain the deciding evidence</w:t>
+      </w:r>
+    </w:p>
+    <w:p>
+      <w:pPr>
+        <w:pStyle w:val="ListBullet"/>
+      </w:pPr>
+      <w:r>
+        <w:t>Changed-case practice: Move Fir’s first view into training while retaining its other two in test. Which conclusion is supported by the supplied facts?</w:t>
+      </w:r>
+    </w:p>
+    <w:p>
+      <w:pPr>
+        <w:pStyle w:val="ListBullet"/>
+      </w:pPr>
+      <w:r>
+        <w:t>1. This one example guarantees correct results for every future input.</w:t>
+      </w:r>
+    </w:p>
+    <w:p>
+      <w:pPr>
+        <w:pStyle w:val="ListBullet"/>
+      </w:pPr>
+      <w:r>
+        <w:t>2. We can decide the result without examining the changed input or the procedure.</w:t>
+      </w:r>
+    </w:p>
+    <w:p>
+      <w:pPr>
+        <w:pStyle w:val="ListBullet"/>
+      </w:pPr>
+      <w:r>
+        <w:t>3. The unseen-plant evaluation is compromised.</w:t>
+      </w:r>
+    </w:p>
+    <w:p>
+      <w:pPr>
+        <w:pStyle w:val="Heading3"/>
+      </w:pPr>
+      <w:r>
+        <w:t>My selected conclusion, deciding fact and explanation</w:t>
+      </w:r>
+    </w:p>
+    <w:p>
+      <w:r>
+        <w:t>________________________________________________________________</w:t>
+      </w:r>
+    </w:p>
+    <w:p>
+      <w:r>
+        <w:t>________________________________________________________________</w:t>
+      </w:r>
+    </w:p>
+    <w:p>
+      <w:r>
+        <w:t>________________________________________________________________</w:t>
+      </w:r>
+    </w:p>
+    <w:p>
+      <w:r>
+        <w:t>________________________________________________________________</w:t>
+      </w:r>
+    </w:p>
+    <w:p>
+      <w:r>
+        <w:t>________________________________________________________________</w:t>
+      </w:r>
+    </w:p>
+    <w:p>
+      <w:pPr>
+        <w:pStyle w:val="ListBullet"/>
+      </w:pPr>
+      <w:r>
+        <w:t>Hint if needed: Use the changed condition and the deciding step in the pictorial trace. The answer must say what follows from those facts.</w:t>
+      </w:r>
+    </w:p>
+    <w:p>
+      <w:pPr>
+        <w:pStyle w:val="Heading2"/>
+      </w:pPr>
+      <w:r>
+        <w:t>Check the changed explanation · reference / check after trying</w:t>
+      </w:r>
+    </w:p>
+    <w:p>
+      <w:pPr>
+        <w:spacing w:line="336" w:lineRule="auto" w:after="180"/>
+      </w:pPr>
+      <w:r>
+        <w:rPr>
+          <w:b w:val="0"/>
+        </w:rPr>
+        <w:t xml:space="preserve">After your attempt, compare with the supported explanation: The unseen-plant evaluation is compromised. Fir’s identity now appears in </w:t>
+      </w:r>
+      <w:r>
+        <w:rPr>
+          <w:b/>
+        </w:rPr>
+        <w:t>training</w:t>
+      </w:r>
+      <w:r>
+        <w:rPr>
+          <w:b w:val="0"/>
+        </w:rPr>
+        <w:t>; different view IDs do not remove the shared plant relationship.</w:t>
+      </w:r>
+    </w:p>
+    <w:p>
+      <w:pPr>
+        <w:pStyle w:val="Heading2"/>
+      </w:pPr>
+      <w:r>
+        <w:t>Repair and keep the record</w:t>
+      </w:r>
+    </w:p>
+    <w:p>
+      <w:pPr>
+        <w:spacing w:line="336" w:lineRule="auto" w:after="180"/>
+      </w:pPr>
+      <w:r>
+        <w:rPr>
+          <w:b w:val="0"/>
+        </w:rPr>
+        <w:t>Review Sampling and Intended Use (ai-4/7). Goal: Inspect row meaning missing values and repeated records. Short practice: Which collection would address the intended-use gap most directly?</w:t>
+      </w:r>
+    </w:p>
+    <w:p>
+      <w:pPr>
+        <w:spacing w:line="336" w:lineRule="auto" w:after="180"/>
+      </w:pPr>
+      <w:r>
+        <w:rPr>
+          <w:b w:val="0"/>
+        </w:rPr>
+        <w:t xml:space="preserve">Point to the relevant step in the picture, then write the changed result and the rule or </w:t>
+      </w:r>
+      <w:r>
+        <w:rPr>
+          <w:b/>
+        </w:rPr>
+        <w:t>evidence</w:t>
+      </w:r>
+      <w:r>
+        <w:rPr>
+          <w:b w:val="0"/>
+        </w:rPr>
+        <w:t xml:space="preserve"> that supports it.. Return to this week and explain what you changed.</w:t>
+      </w:r>
+    </w:p>
+    <w:p>
+      <w:pPr>
+        <w:spacing w:line="336" w:lineRule="auto" w:after="180"/>
+      </w:pPr>
+      <w:r>
+        <w:rPr>
+          <w:b w:val="0"/>
+        </w:rPr>
+        <w:t>Review Inspect Before Modeling (ai-4/5). Goal: Inspect row meaning missing values and repeated records. Short practice: Which original information should the inspection log preserve?</w:t>
+      </w:r>
+    </w:p>
+    <w:p>
+      <w:pPr>
+        <w:spacing w:line="336" w:lineRule="auto" w:after="180"/>
+      </w:pPr>
+      <w:r>
+        <w:rPr>
+          <w:b w:val="0"/>
+        </w:rPr>
+        <w:t xml:space="preserve">Point to the relevant step in the picture, then write the changed result and the rule or </w:t>
+      </w:r>
+      <w:r>
+        <w:rPr>
+          <w:b/>
+        </w:rPr>
+        <w:t>evidence</w:t>
+      </w:r>
+      <w:r>
+        <w:rPr>
+          <w:b w:val="0"/>
+        </w:rPr>
+        <w:t xml:space="preserve"> that supports it.. Return to this week and explain what you changed.</w:t>
+      </w:r>
+    </w:p>
+    <w:p>
+      <w:pPr>
+        <w:spacing w:line="336" w:lineRule="auto" w:after="180"/>
+      </w:pPr>
+      <w:r>
+        <w:rPr>
+          <w:b w:val="0"/>
+        </w:rPr>
+        <w:t xml:space="preserve">Review Features, Labels, Targets (ai-4/2). Goal: Separate </w:t>
+      </w:r>
+      <w:r>
+        <w:rPr>
+          <w:b/>
+        </w:rPr>
+        <w:t>prediction</w:t>
+      </w:r>
+      <w:r>
+        <w:rPr>
+          <w:b w:val="0"/>
+        </w:rPr>
+        <w:t xml:space="preserve"> </w:t>
+      </w:r>
+      <w:r>
+        <w:rPr>
+          <w:b/>
+        </w:rPr>
+        <w:t>input</w:t>
+      </w:r>
+      <w:r>
+        <w:rPr>
+          <w:b w:val="0"/>
+        </w:rPr>
+        <w:t xml:space="preserve">s from observed targets. Short practice: Why can a historical table contain a field that is an invalid </w:t>
+      </w:r>
+      <w:r>
+        <w:rPr>
+          <w:b/>
+        </w:rPr>
+        <w:t>input</w:t>
+      </w:r>
+      <w:r>
+        <w:rPr>
+          <w:b w:val="0"/>
+        </w:rPr>
+        <w:t>?</w:t>
+      </w:r>
+    </w:p>
+    <w:p>
+      <w:pPr>
+        <w:spacing w:line="336" w:lineRule="auto" w:after="180"/>
+      </w:pPr>
+      <w:r>
+        <w:rPr>
+          <w:b w:val="0"/>
+        </w:rPr>
+        <w:t xml:space="preserve">Point to the relevant step in the picture, then write the changed result and the rule or </w:t>
+      </w:r>
+      <w:r>
+        <w:rPr>
+          <w:b/>
+        </w:rPr>
+        <w:t>evidence</w:t>
+      </w:r>
+      <w:r>
+        <w:rPr>
+          <w:b w:val="0"/>
+        </w:rPr>
+        <w:t xml:space="preserve"> that supports it.. Return to this week and explain what you changed.</w:t>
+      </w:r>
+    </w:p>
+    <w:p>
+      <w:pPr>
+        <w:spacing w:line="336" w:lineRule="auto" w:after="180"/>
+      </w:pPr>
+      <w:r>
+        <w:rPr>
+          <w:b w:val="0"/>
+        </w:rPr>
+        <w:t xml:space="preserve">The browser lab lets you edit the supported Python examples already included in this lesson. Predict first, run, inspect the actual </w:t>
+      </w:r>
+      <w:r>
+        <w:rPr>
+          <w:b/>
+        </w:rPr>
+        <w:t>output</w:t>
+      </w:r>
+      <w:r>
+        <w:rPr>
+          <w:b w:val="0"/>
+        </w:rPr>
+        <w:t xml:space="preserve"> or error, change one </w:t>
+      </w:r>
+      <w:r>
+        <w:rPr>
+          <w:b/>
+        </w:rPr>
+        <w:t>input</w:t>
+      </w:r>
+      <w:r>
+        <w:rPr>
+          <w:b w:val="0"/>
+        </w:rPr>
+        <w:t>, then run again.</w:t>
+      </w:r>
+    </w:p>
+    <w:p>
+      <w:pPr>
+        <w:spacing w:line="336" w:lineRule="auto" w:after="180"/>
+      </w:pPr>
+      <w:r>
+        <w:rPr>
+          <w:b w:val="0"/>
+        </w:rPr>
+        <w:t xml:space="preserve">Keep code, </w:t>
+      </w:r>
+      <w:r>
+        <w:rPr>
+          <w:b/>
+        </w:rPr>
+        <w:t>prediction</w:t>
+      </w:r>
+      <w:r>
+        <w:rPr>
+          <w:b w:val="0"/>
+        </w:rPr>
+        <w:t>s, actual results and a reasoned revision together. On paper, label your result as a trace rather than an execution.</w:t>
+      </w:r>
+    </w:p>
+    <w:p>
+      <w:pPr>
+        <w:spacing w:line="336" w:lineRule="auto" w:after="180"/>
+      </w:pPr>
+      <w:r>
+        <w:rPr>
+          <w:b w:val="0"/>
+        </w:rPr>
+        <w:t xml:space="preserve">Use Download completed work in the hosted lesson to export your answers, reflections, practice feedback and code-run </w:t>
+      </w:r>
+      <w:r>
+        <w:rPr>
+          <w:b/>
+        </w:rPr>
+        <w:t>evidence</w:t>
+      </w:r>
+      <w:r>
+        <w:rPr>
+          <w:b w:val="0"/>
+        </w:rPr>
+        <w:t>. Open the HTML copy to read or print it.</w:t>
+      </w:r>
+    </w:p>
+    <w:p>
+      <w:pPr>
+        <w:spacing w:line="336" w:lineRule="auto" w:after="180"/>
+      </w:pPr>
+      <w:r>
+        <w:rPr>
+          <w:b w:val="0"/>
+        </w:rPr>
+        <w:t>Drafts stay in this browser when storage is available; clear drafts on a shared device.</w:t>
+      </w:r>
+    </w:p>
+    <w:p>
+      <w:pPr>
+        <w:pStyle w:val="Heading3"/>
+      </w:pPr>
+      <w:r>
+        <w:t>What I repaired, the evidence I kept and the next test</w:t>
+      </w:r>
+    </w:p>
+    <w:p>
+      <w:r>
+        <w:t>________________________________________________________________</w:t>
+      </w:r>
+    </w:p>
+    <w:p>
+      <w:r>
+        <w:t>________________________________________________________________</w:t>
+      </w:r>
+    </w:p>
+    <w:p>
+      <w:r>
+        <w:t>________________________________________________________________</w:t>
+      </w:r>
+    </w:p>
+    <w:p>
+      <w:r>
+        <w:t>________________________________________________________________</w:t>
+      </w:r>
+    </w:p>
+    <w:p>
+      <w:r>
+        <w:t>________________________________________________________________</w:t>
+      </w:r>
+    </w:p>
+    <w:p>
+      <w:pPr>
+        <w:pStyle w:val="Heading2"/>
+      </w:pPr>
+      <w:r>
+        <w:t>Earlier wording, alternatives and picture transcripts · reference / check after trying</w:t>
       </w:r>
     </w:p>
     <w:p>
@@ -2781,92 +2849,10 @@
     </w:p>
     <w:p>
       <w:pPr>
-        <w:spacing w:line="336" w:lineRule="auto" w:after="180"/>
-      </w:pPr>
-      <w:r>
-        <w:rPr>
-          <w:b w:val="0"/>
-        </w:rPr>
-        <w:t>Split by plant identity when testing generalisation to new plants.</w:t>
-      </w:r>
-    </w:p>
-    <w:p>
-      <w:pPr>
         <w:pStyle w:val="Heading3"/>
       </w:pPr>
       <w:r>
-        <w:t>Practice 1: explain the deciding evidence</w:t>
-      </w:r>
-    </w:p>
-    <w:p>
-      <w:pPr>
-        <w:spacing w:line="336" w:lineRule="auto" w:after="180"/>
-      </w:pPr>
-      <w:r>
-        <w:rPr>
-          <w:b w:val="0"/>
-        </w:rPr>
-        <w:t>Which labelled step matches this detail? The final test probes one unseen plant, not three independent plants.</w:t>
-      </w:r>
-    </w:p>
-    <w:p>
-      <w:pPr>
-        <w:spacing w:line="336" w:lineRule="auto" w:after="180"/>
-        <w:shd w:fill="F4F9FC"/>
-      </w:pPr>
-      <w:r>
-        <w:rPr>
-          <w:b w:val="0"/>
-        </w:rPr>
-        <w:t xml:space="preserve">1. Assign </w:t>
-      </w:r>
-      <w:r>
-        <w:rPr>
-          <w:b/>
-        </w:rPr>
-        <w:t>group</w:t>
-      </w:r>
-      <w:r>
-        <w:rPr>
-          <w:b w:val="0"/>
-        </w:rPr>
-        <w:t>s</w:t>
-      </w:r>
-    </w:p>
-    <w:p>
-      <w:pPr>
-        <w:spacing w:line="336" w:lineRule="auto" w:after="180"/>
-        <w:shd w:fill="F4F9FC"/>
-      </w:pPr>
-      <w:r>
-        <w:rPr>
-          <w:b w:val="0"/>
-        </w:rPr>
-        <w:t>2. State claim</w:t>
-      </w:r>
-    </w:p>
-    <w:p>
-      <w:pPr>
-        <w:spacing w:line="336" w:lineRule="auto" w:after="180"/>
-        <w:shd w:fill="F4F9FC"/>
-      </w:pPr>
-      <w:r>
-        <w:rPr>
-          <w:b w:val="0"/>
-        </w:rPr>
-        <w:t xml:space="preserve">3. </w:t>
-      </w:r>
-      <w:r>
-        <w:rPr>
-          <w:b/>
-        </w:rPr>
-        <w:t>Group</w:t>
-      </w:r>
-      <w:r>
-        <w:rPr>
-          <w:b w:val="0"/>
-        </w:rPr>
-        <w:t xml:space="preserve"> related views</w:t>
+        <w:t>Repair a missing building block</w:t>
       </w:r>
     </w:p>
     <w:p>
@@ -2874,32 +2860,7 @@
         <w:pStyle w:val="Heading3"/>
       </w:pPr>
       <w:r>
-        <w:t>My selected conclusion, deciding fact and explanation</w:t>
-      </w:r>
-    </w:p>
-    <w:p>
-      <w:r>
-        <w:t>________________________________________________________________</w:t>
-      </w:r>
-    </w:p>
-    <w:p>
-      <w:r>
-        <w:t>________________________________________________________________</w:t>
-      </w:r>
-    </w:p>
-    <w:p>
-      <w:r>
-        <w:t>________________________________________________________________</w:t>
-      </w:r>
-    </w:p>
-    <w:p>
-      <w:r>
-        <w:t>________________________________________________________________</w:t>
-      </w:r>
-    </w:p>
-    <w:p>
-      <w:r>
-        <w:t>________________________________________________________________</w:t>
+        <w:t>Predict, run and debug</w:t>
       </w:r>
     </w:p>
     <w:p>
@@ -2907,565 +2868,25 @@
         <w:pStyle w:val="Heading3"/>
       </w:pPr>
       <w:r>
-        <w:t>Hint · try first</w:t>
-      </w:r>
-    </w:p>
-    <w:p>
-      <w:pPr>
-        <w:spacing w:line="336" w:lineRule="auto" w:after="180"/>
-        <w:shd w:fill="F1F6F8"/>
-      </w:pPr>
-      <w:r>
-        <w:rPr>
-          <w:b w:val="0"/>
-        </w:rPr>
-        <w:t>Hint if needed: Read the steps in the pictorial case. Match the supplied detail to the stage that performs or records it.</w:t>
-      </w:r>
-    </w:p>
-    <w:p>
-      <w:pPr>
-        <w:pStyle w:val="Heading3"/>
-      </w:pPr>
-      <w:r>
-        <w:t>Feedback · compare after trying</w:t>
-      </w:r>
-    </w:p>
-    <w:p>
-      <w:pPr>
-        <w:spacing w:line="336" w:lineRule="auto" w:after="180"/>
-        <w:shd w:fill="F1F6FC"/>
-      </w:pPr>
-      <w:r>
-        <w:rPr>
-          <w:b w:val="0"/>
-        </w:rPr>
-        <w:t>After your attempt, compare with the supported explanation: State claim The final test probes one unseen plant, not three independent plants. Read the picture in order.</w:t>
-      </w:r>
-    </w:p>
-    <w:p>
-      <w:pPr>
-        <w:spacing w:line="336" w:lineRule="auto" w:after="180"/>
-        <w:shd w:fill="F1F6FC"/>
-      </w:pPr>
-      <w:r>
-        <w:rPr>
-          <w:b w:val="0"/>
-        </w:rPr>
-        <w:t xml:space="preserve">The final test probes one unseen plant, not three independent plants. The arrows show which recorded </w:t>
-      </w:r>
-      <w:r>
-        <w:rPr>
-          <w:b/>
-        </w:rPr>
-        <w:t>input</w:t>
-      </w:r>
-      <w:r>
-        <w:rPr>
-          <w:b w:val="0"/>
-        </w:rPr>
-        <w:t xml:space="preserve"> or intermediate result each decision uses.</w:t>
-      </w:r>
-    </w:p>
-    <w:p>
-      <w:pPr>
-        <w:spacing w:line="336" w:lineRule="auto" w:after="180"/>
-        <w:shd w:fill="F1F6FC"/>
-      </w:pPr>
-      <w:r>
-        <w:rPr>
-          <w:b w:val="0"/>
-        </w:rPr>
-        <w:t>Explain the deciding step aloud before checking the changed case; pointing to the final answer alone does not show how it follows.</w:t>
-      </w:r>
-    </w:p>
-    <w:p>
-      <w:pPr>
-        <w:pStyle w:val="Heading3"/>
-      </w:pPr>
-      <w:r>
-        <w:t>Practice 2: explain the deciding evidence</w:t>
-      </w:r>
-    </w:p>
-    <w:p>
-      <w:pPr>
-        <w:pStyle w:val="Heading3"/>
-      </w:pPr>
-      <w:r>
-        <w:t>Changed case · predict first</w:t>
-      </w:r>
-    </w:p>
-    <w:p>
-      <w:pPr>
-        <w:spacing w:line="336" w:lineRule="auto" w:after="180"/>
-        <w:shd w:fill="F5F1FB"/>
-      </w:pPr>
-      <w:r>
-        <w:rPr>
-          <w:b w:val="0"/>
-        </w:rPr>
-        <w:t xml:space="preserve">Changed-case practice: Move Fir’s first view into </w:t>
-      </w:r>
-      <w:r>
-        <w:rPr>
-          <w:b/>
-        </w:rPr>
-        <w:t>training</w:t>
-      </w:r>
-      <w:r>
-        <w:rPr>
-          <w:b w:val="0"/>
-        </w:rPr>
-        <w:t xml:space="preserve"> while retaining its other two in test. Which conclusion is supported by the supplied facts?</w:t>
-      </w:r>
-    </w:p>
-    <w:p>
-      <w:pPr>
-        <w:spacing w:line="336" w:lineRule="auto" w:after="180"/>
-        <w:shd w:fill="F4F9FC"/>
-      </w:pPr>
-      <w:r>
-        <w:rPr>
-          <w:b w:val="0"/>
-        </w:rPr>
-        <w:t xml:space="preserve">1. This one example guarantees correct results for every future </w:t>
-      </w:r>
-      <w:r>
-        <w:rPr>
-          <w:b/>
-        </w:rPr>
-        <w:t>input</w:t>
-      </w:r>
-      <w:r>
-        <w:rPr>
-          <w:b w:val="0"/>
-        </w:rPr>
-        <w:t>.</w:t>
-      </w:r>
-    </w:p>
-    <w:p>
-      <w:pPr>
-        <w:spacing w:line="336" w:lineRule="auto" w:after="180"/>
-        <w:shd w:fill="F4F9FC"/>
-      </w:pPr>
-      <w:r>
-        <w:rPr>
-          <w:b w:val="0"/>
-        </w:rPr>
-        <w:t xml:space="preserve">2. We can decide the result without examining the changed </w:t>
-      </w:r>
-      <w:r>
-        <w:rPr>
-          <w:b/>
-        </w:rPr>
-        <w:t>input</w:t>
-      </w:r>
-      <w:r>
-        <w:rPr>
-          <w:b w:val="0"/>
-        </w:rPr>
-        <w:t xml:space="preserve"> or the procedure.</w:t>
-      </w:r>
-    </w:p>
-    <w:p>
-      <w:pPr>
-        <w:spacing w:line="336" w:lineRule="auto" w:after="180"/>
-        <w:shd w:fill="F4F9FC"/>
-      </w:pPr>
-      <w:r>
-        <w:rPr>
-          <w:b w:val="0"/>
-        </w:rPr>
-        <w:t>3. The unseen-plant evaluation is compromised.</w:t>
-      </w:r>
-    </w:p>
-    <w:p>
-      <w:pPr>
-        <w:pStyle w:val="Heading3"/>
-      </w:pPr>
-      <w:r>
-        <w:t>My selected conclusion, deciding fact and explanation</w:t>
-      </w:r>
-    </w:p>
-    <w:p>
-      <w:r>
-        <w:t>________________________________________________________________</w:t>
-      </w:r>
-    </w:p>
-    <w:p>
-      <w:r>
-        <w:t>________________________________________________________________</w:t>
-      </w:r>
-    </w:p>
-    <w:p>
-      <w:r>
-        <w:t>________________________________________________________________</w:t>
-      </w:r>
-    </w:p>
-    <w:p>
-      <w:r>
-        <w:t>________________________________________________________________</w:t>
-      </w:r>
-    </w:p>
-    <w:p>
-      <w:r>
-        <w:t>________________________________________________________________</w:t>
-      </w:r>
-    </w:p>
-    <w:p>
-      <w:pPr>
-        <w:pStyle w:val="Heading3"/>
-      </w:pPr>
-      <w:r>
-        <w:t>Hint · try first</w:t>
-      </w:r>
-    </w:p>
-    <w:p>
-      <w:pPr>
-        <w:spacing w:line="336" w:lineRule="auto" w:after="180"/>
-        <w:shd w:fill="F1F6F8"/>
-      </w:pPr>
-      <w:r>
-        <w:rPr>
-          <w:b w:val="0"/>
-        </w:rPr>
-        <w:t>Hint if needed: Use the changed condition and the deciding step in the pictorial trace. The answer must say what follows from those facts.</w:t>
-      </w:r>
-    </w:p>
-    <w:p>
-      <w:pPr>
-        <w:pStyle w:val="Heading3"/>
-      </w:pPr>
-      <w:r>
-        <w:t>Feedback · compare after trying</w:t>
-      </w:r>
-    </w:p>
-    <w:p>
-      <w:pPr>
-        <w:spacing w:line="336" w:lineRule="auto" w:after="180"/>
-        <w:shd w:fill="F1F6FC"/>
-      </w:pPr>
-      <w:r>
-        <w:rPr>
-          <w:b w:val="0"/>
-        </w:rPr>
-        <w:t xml:space="preserve">After your attempt, compare with the supported explanation: The unseen-plant evaluation is compromised. Fir’s identity now appears in </w:t>
-      </w:r>
-      <w:r>
-        <w:rPr>
-          <w:b/>
-        </w:rPr>
-        <w:t>training</w:t>
-      </w:r>
-      <w:r>
-        <w:rPr>
-          <w:b w:val="0"/>
-        </w:rPr>
-        <w:t>; different view IDs do not remove the shared plant relationship.</w:t>
-      </w:r>
-    </w:p>
-    <w:p>
-      <w:pPr>
-        <w:pStyle w:val="Heading3"/>
-      </w:pPr>
-      <w:r>
-        <w:t>Repair a missing building block</w:t>
-      </w:r>
-    </w:p>
-    <w:p>
-      <w:pPr>
-        <w:spacing w:line="336" w:lineRule="auto" w:after="180"/>
-      </w:pPr>
-      <w:r>
-        <w:rPr>
-          <w:b w:val="0"/>
-        </w:rPr>
-        <w:t>Review Sampling and Intended Use (ai-4/7). Goal: Inspect row meaning missing values and repeated records. Short practice: Which collection would address the intended-use gap most directly?</w:t>
-      </w:r>
-    </w:p>
-    <w:p>
-      <w:pPr>
-        <w:spacing w:line="336" w:lineRule="auto" w:after="180"/>
-      </w:pPr>
-      <w:r>
-        <w:rPr>
-          <w:b w:val="0"/>
-        </w:rPr>
-        <w:t xml:space="preserve">Point to the relevant step in the picture, then write the changed result and the rule or </w:t>
-      </w:r>
-      <w:r>
-        <w:rPr>
-          <w:b/>
-        </w:rPr>
-        <w:t>evidence</w:t>
-      </w:r>
-      <w:r>
-        <w:rPr>
-          <w:b w:val="0"/>
-        </w:rPr>
-        <w:t xml:space="preserve"> that supports it.. Return to this week and explain what you changed.</w:t>
-      </w:r>
-    </w:p>
-    <w:p>
-      <w:pPr>
-        <w:spacing w:line="336" w:lineRule="auto" w:after="180"/>
-      </w:pPr>
-      <w:r>
-        <w:rPr>
-          <w:b w:val="0"/>
-        </w:rPr>
-        <w:t>Review Inspect Before Modeling (ai-4/5). Goal: Inspect row meaning missing values and repeated records. Short practice: Which original information should the inspection log preserve?</w:t>
-      </w:r>
-    </w:p>
-    <w:p>
-      <w:pPr>
-        <w:spacing w:line="336" w:lineRule="auto" w:after="180"/>
-      </w:pPr>
-      <w:r>
-        <w:rPr>
-          <w:b w:val="0"/>
-        </w:rPr>
-        <w:t xml:space="preserve">Point to the relevant step in the picture, then write the changed result and the rule or </w:t>
-      </w:r>
-      <w:r>
-        <w:rPr>
-          <w:b/>
-        </w:rPr>
-        <w:t>evidence</w:t>
-      </w:r>
-      <w:r>
-        <w:rPr>
-          <w:b w:val="0"/>
-        </w:rPr>
-        <w:t xml:space="preserve"> that supports it.. Return to this week and explain what you changed.</w:t>
-      </w:r>
-    </w:p>
-    <w:p>
-      <w:pPr>
-        <w:spacing w:line="336" w:lineRule="auto" w:after="180"/>
-      </w:pPr>
-      <w:r>
-        <w:rPr>
-          <w:b w:val="0"/>
-        </w:rPr>
-        <w:t xml:space="preserve">Review Features, Labels, Targets (ai-4/2). Goal: Separate </w:t>
-      </w:r>
-      <w:r>
-        <w:rPr>
-          <w:b/>
-        </w:rPr>
-        <w:t>prediction</w:t>
-      </w:r>
-      <w:r>
-        <w:rPr>
-          <w:b w:val="0"/>
-        </w:rPr>
-        <w:t xml:space="preserve"> </w:t>
-      </w:r>
-      <w:r>
-        <w:rPr>
-          <w:b/>
-        </w:rPr>
-        <w:t>input</w:t>
-      </w:r>
-      <w:r>
-        <w:rPr>
-          <w:b w:val="0"/>
-        </w:rPr>
-        <w:t xml:space="preserve">s from observed targets. Short practice: Why can a historical table contain a field that is an invalid </w:t>
-      </w:r>
-      <w:r>
-        <w:rPr>
-          <w:b/>
-        </w:rPr>
-        <w:t>input</w:t>
-      </w:r>
-      <w:r>
-        <w:rPr>
-          <w:b w:val="0"/>
-        </w:rPr>
-        <w:t>?</w:t>
-      </w:r>
-    </w:p>
-    <w:p>
-      <w:pPr>
-        <w:spacing w:line="336" w:lineRule="auto" w:after="180"/>
-      </w:pPr>
-      <w:r>
-        <w:rPr>
-          <w:b w:val="0"/>
-        </w:rPr>
-        <w:t xml:space="preserve">Point to the relevant step in the picture, then write the changed result and the rule or </w:t>
-      </w:r>
-      <w:r>
-        <w:rPr>
-          <w:b/>
-        </w:rPr>
-        <w:t>evidence</w:t>
-      </w:r>
-      <w:r>
-        <w:rPr>
-          <w:b w:val="0"/>
-        </w:rPr>
-        <w:t xml:space="preserve"> that supports it.. Return to this week and explain what you changed.</w:t>
-      </w:r>
-    </w:p>
-    <w:p>
-      <w:pPr>
-        <w:pStyle w:val="Heading3"/>
-      </w:pPr>
-      <w:r>
-        <w:t>Predict, run and debug</w:t>
-      </w:r>
-    </w:p>
-    <w:p>
-      <w:pPr>
-        <w:spacing w:line="336" w:lineRule="auto" w:after="180"/>
-      </w:pPr>
-      <w:r>
-        <w:rPr>
-          <w:b w:val="0"/>
-        </w:rPr>
-        <w:t xml:space="preserve">The browser lab lets you edit the supported Python examples already included in this lesson. Predict first, run, inspect the actual </w:t>
-      </w:r>
-      <w:r>
-        <w:rPr>
-          <w:b/>
-        </w:rPr>
-        <w:t>output</w:t>
-      </w:r>
-      <w:r>
-        <w:rPr>
-          <w:b w:val="0"/>
-        </w:rPr>
-        <w:t xml:space="preserve"> or error, change one </w:t>
-      </w:r>
-      <w:r>
-        <w:rPr>
-          <w:b/>
-        </w:rPr>
-        <w:t>input</w:t>
-      </w:r>
-      <w:r>
-        <w:rPr>
-          <w:b w:val="0"/>
-        </w:rPr>
-        <w:t>, then run again.</w:t>
-      </w:r>
-    </w:p>
-    <w:p>
-      <w:pPr>
-        <w:spacing w:line="336" w:lineRule="auto" w:after="180"/>
-      </w:pPr>
-      <w:r>
-        <w:rPr>
-          <w:b w:val="0"/>
-        </w:rPr>
-        <w:t xml:space="preserve">Keep code, </w:t>
-      </w:r>
-      <w:r>
-        <w:rPr>
-          <w:b/>
-        </w:rPr>
-        <w:t>prediction</w:t>
-      </w:r>
-      <w:r>
-        <w:rPr>
-          <w:b w:val="0"/>
-        </w:rPr>
-        <w:t>s, actual results and a reasoned revision together. On paper, label your result as a trace rather than an execution.</w:t>
-      </w:r>
-    </w:p>
-    <w:p>
-      <w:pPr>
-        <w:pStyle w:val="Heading3"/>
-      </w:pPr>
-      <w:r>
         <w:t>Keep your completed work</w:t>
       </w:r>
     </w:p>
     <w:p>
       <w:pPr>
-        <w:spacing w:line="336" w:lineRule="auto" w:after="180"/>
-      </w:pPr>
-      <w:r>
-        <w:rPr>
-          <w:b w:val="0"/>
-        </w:rPr>
-        <w:t xml:space="preserve">Use Download completed work in the hosted lesson to export your answers, reflections, practice feedback and code-run </w:t>
-      </w:r>
-      <w:r>
-        <w:rPr>
-          <w:b/>
-        </w:rPr>
-        <w:t>evidence</w:t>
-      </w:r>
-      <w:r>
-        <w:rPr>
-          <w:b w:val="0"/>
-        </w:rPr>
-        <w:t>. Open the HTML copy to read or print it.</w:t>
-      </w:r>
-    </w:p>
-    <w:p>
-      <w:pPr>
-        <w:spacing w:line="336" w:lineRule="auto" w:after="180"/>
-      </w:pPr>
-      <w:r>
-        <w:rPr>
-          <w:b w:val="0"/>
-        </w:rPr>
-        <w:t>Drafts stay in this browser when storage is available; clear drafts on a shared device.</w:t>
-      </w:r>
-    </w:p>
-    <w:p>
-      <w:pPr>
-        <w:pStyle w:val="Heading3"/>
-      </w:pPr>
-      <w:r>
-        <w:t>What I repaired, the evidence I kept and the next test</w:t>
-      </w:r>
-    </w:p>
-    <w:p>
-      <w:r>
-        <w:t>________________________________________________________________</w:t>
-      </w:r>
-    </w:p>
-    <w:p>
-      <w:r>
-        <w:t>________________________________________________________________</w:t>
-      </w:r>
-    </w:p>
-    <w:p>
-      <w:r>
-        <w:t>________________________________________________________________</w:t>
-      </w:r>
-    </w:p>
-    <w:p>
-      <w:r>
-        <w:t>________________________________________________________________</w:t>
-      </w:r>
-    </w:p>
-    <w:p>
-      <w:r>
-        <w:t>________________________________________________________________</w:t>
-      </w:r>
-    </w:p>
-    <w:p>
-      <w:pPr>
         <w:pStyle w:val="Heading1"/>
       </w:pPr>
       <w:r>
-        <w:t>26. Visual concept journey</w:t>
-      </w:r>
-    </w:p>
-    <w:p>
-      <w:r>
-        <w:t>Explain each Leakage picture from its labels, then record a relevant limit.</w:t>
-      </w:r>
-    </w:p>
-    <w:p>
-      <w:pPr>
-        <w:pStyle w:val="Heading3"/>
+        <w:t>26. Reference · Six-picture response sheets</w:t>
+      </w:r>
+    </w:p>
+    <w:p>
+      <w:r>
+        <w:t>Choose the relevant picture instead of repeating every task.</w:t>
+      </w:r>
+    </w:p>
+    <w:p>
+      <w:pPr>
+        <w:pStyle w:val="Heading2"/>
       </w:pPr>
       <w:r>
         <w:t>01. Leakage: the case</w:t>
@@ -3544,7 +2965,6 @@
     <w:p>
       <w:pPr>
         <w:spacing w:line="336" w:lineRule="auto" w:after="180"/>
-        <w:shd w:fill="F5F1FB"/>
       </w:pPr>
       <w:r>
         <w:rPr>
@@ -3583,7 +3003,7 @@
     </w:p>
     <w:p>
       <w:pPr>
-        <w:pStyle w:val="Heading3"/>
+        <w:pStyle w:val="Heading2"/>
       </w:pPr>
       <w:r>
         <w:t>02. Follow the deciding steps</w:t>
@@ -3669,7 +3089,6 @@
     <w:p>
       <w:pPr>
         <w:spacing w:line="336" w:lineRule="auto" w:after="180"/>
-        <w:shd w:fill="F5F1FB"/>
       </w:pPr>
       <w:r>
         <w:rPr>
@@ -3720,7 +3139,7 @@
     </w:p>
     <w:p>
       <w:pPr>
-        <w:pStyle w:val="Heading3"/>
+        <w:pStyle w:val="Heading2"/>
       </w:pPr>
       <w:r>
         <w:t>03. Split by plant, not by view</w:t>
@@ -3776,7 +3195,6 @@
     <w:p>
       <w:pPr>
         <w:spacing w:line="336" w:lineRule="auto" w:after="180"/>
-        <w:shd w:fill="F5F1FB"/>
       </w:pPr>
       <w:r>
         <w:rPr>
@@ -3815,7 +3233,7 @@
     </w:p>
     <w:p>
       <w:pPr>
-        <w:pStyle w:val="Heading3"/>
+        <w:pStyle w:val="Heading2"/>
       </w:pPr>
       <w:r>
         <w:t>04. Change one thing. Trace what follows.</w:t>
@@ -3906,7 +3324,6 @@
     <w:p>
       <w:pPr>
         <w:spacing w:line="336" w:lineRule="auto" w:after="180"/>
-        <w:shd w:fill="F5F1FB"/>
       </w:pPr>
       <w:r>
         <w:rPr>
@@ -3945,7 +3362,7 @@
     </w:p>
     <w:p>
       <w:pPr>
-        <w:pStyle w:val="Heading3"/>
+        <w:pStyle w:val="Heading2"/>
       </w:pPr>
       <w:r>
         <w:t>05. Connect the explanation to its limit</w:t>
@@ -4047,7 +3464,6 @@
     <w:p>
       <w:pPr>
         <w:spacing w:line="336" w:lineRule="auto" w:after="180"/>
-        <w:shd w:fill="F5F1FB"/>
       </w:pPr>
       <w:r>
         <w:rPr>
@@ -4086,7 +3502,7 @@
     </w:p>
     <w:p>
       <w:pPr>
-        <w:pStyle w:val="Heading3"/>
+        <w:pStyle w:val="Heading2"/>
       </w:pPr>
       <w:r>
         <w:t>06. Make the idea visible in your project</w:t>
@@ -4200,7 +3616,6 @@
     <w:p>
       <w:pPr>
         <w:spacing w:line="336" w:lineRule="auto" w:after="180"/>
-        <w:shd w:fill="F5F1FB"/>
       </w:pPr>
       <w:r>
         <w:rPr>
@@ -4247,6 +3662,62 @@
     <w:p>
       <w:r>
         <w:t>________________________________________________________________</w:t>
+      </w:r>
+    </w:p>
+    <w:p>
+      <w:pPr>
+        <w:pStyle w:val="Heading2"/>
+      </w:pPr>
+      <w:r>
+        <w:t>Earlier wording, alternatives and picture transcripts · reference / check after trying</w:t>
+      </w:r>
+    </w:p>
+    <w:p>
+      <w:pPr>
+        <w:pStyle w:val="Heading3"/>
+      </w:pPr>
+      <w:r>
+        <w:t>01. Leakage: the case</w:t>
+      </w:r>
+    </w:p>
+    <w:p>
+      <w:pPr>
+        <w:pStyle w:val="Heading3"/>
+      </w:pPr>
+      <w:r>
+        <w:t>02. Follow the deciding steps</w:t>
+      </w:r>
+    </w:p>
+    <w:p>
+      <w:pPr>
+        <w:pStyle w:val="Heading3"/>
+      </w:pPr>
+      <w:r>
+        <w:t>03. Split by plant, not by view</w:t>
+      </w:r>
+    </w:p>
+    <w:p>
+      <w:pPr>
+        <w:pStyle w:val="Heading3"/>
+      </w:pPr>
+      <w:r>
+        <w:t>04. Change one thing. Trace what follows.</w:t>
+      </w:r>
+    </w:p>
+    <w:p>
+      <w:pPr>
+        <w:pStyle w:val="Heading3"/>
+      </w:pPr>
+      <w:r>
+        <w:t>05. Connect the explanation to its limit</w:t>
+      </w:r>
+    </w:p>
+    <w:p>
+      <w:pPr>
+        <w:pStyle w:val="Heading3"/>
+      </w:pPr>
+      <w:r>
+        <w:t>06. Make the idea visible in your project</w:t>
       </w:r>
     </w:p>
     <w:sectPr>
